--- a/04_Result/Ulvi-Bashirov-E27-24-TTS-Dissertation.docx
+++ b/04_Result/Ulvi-Bashirov-E27-24-TTS-Dissertation.docx
@@ -1157,6 +1157,7 @@
         <w:t xml:space="preserve"> </w:t>
       </w:r>
       <w:proofErr w:type="spellStart"/>
+      <w:proofErr w:type="gramStart"/>
       <w:r>
         <w:rPr>
           <w:rFonts w:ascii="Times New Roman" w:hAnsi="Times New Roman"/>
@@ -1169,6 +1170,7 @@
         <w:t>Ph.D</w:t>
       </w:r>
       <w:proofErr w:type="spellEnd"/>
+      <w:proofErr w:type="gramEnd"/>
       <w:r>
         <w:rPr>
           <w:rFonts w:ascii="Times New Roman" w:hAnsi="Times New Roman"/>
@@ -1986,7 +1988,7 @@
             </w:rPr>
             <w:fldChar w:fldCharType="separate"/>
           </w:r>
-          <w:hyperlink w:anchor="_Toc229476117" w:history="1">
+          <w:hyperlink w:anchor="_Toc229477122" w:history="1">
             <w:r>
               <w:rPr>
                 <w:rStyle w:val="Hyperlink"/>
@@ -2013,7 +2015,7 @@
                 <w:noProof/>
                 <w:webHidden/>
               </w:rPr>
-              <w:instrText xml:space="preserve"> PAGEREF _Toc229476117 \h </w:instrText>
+              <w:instrText xml:space="preserve"> PAGEREF _Toc229477122 \h </w:instrText>
             </w:r>
             <w:r>
               <w:rPr>
@@ -2062,7 +2064,7 @@
               <w14:ligatures w14:val="standardContextual"/>
             </w:rPr>
           </w:pPr>
-          <w:hyperlink w:anchor="_Toc229476118" w:history="1">
+          <w:hyperlink w:anchor="_Toc229477123" w:history="1">
             <w:r>
               <w:rPr>
                 <w:rStyle w:val="Hyperlink"/>
@@ -2089,7 +2091,7 @@
                 <w:noProof/>
                 <w:webHidden/>
               </w:rPr>
-              <w:instrText xml:space="preserve"> PAGEREF _Toc229476118 \h </w:instrText>
+              <w:instrText xml:space="preserve"> PAGEREF _Toc229477123 \h </w:instrText>
             </w:r>
             <w:r>
               <w:rPr>
@@ -2138,7 +2140,7 @@
               <w14:ligatures w14:val="standardContextual"/>
             </w:rPr>
           </w:pPr>
-          <w:hyperlink w:anchor="_Toc229476119" w:history="1">
+          <w:hyperlink w:anchor="_Toc229477124" w:history="1">
             <w:r>
               <w:rPr>
                 <w:rStyle w:val="Hyperlink"/>
@@ -2165,7 +2167,7 @@
                 <w:noProof/>
                 <w:webHidden/>
               </w:rPr>
-              <w:instrText xml:space="preserve"> PAGEREF _Toc229476119 \h </w:instrText>
+              <w:instrText xml:space="preserve"> PAGEREF _Toc229477124 \h </w:instrText>
             </w:r>
             <w:r>
               <w:rPr>
@@ -2214,7 +2216,7 @@
               <w14:ligatures w14:val="standardContextual"/>
             </w:rPr>
           </w:pPr>
-          <w:hyperlink w:anchor="_Toc229476120" w:history="1">
+          <w:hyperlink w:anchor="_Toc229477125" w:history="1">
             <w:r>
               <w:rPr>
                 <w:rStyle w:val="Hyperlink"/>
@@ -2241,7 +2243,7 @@
                 <w:noProof/>
                 <w:webHidden/>
               </w:rPr>
-              <w:instrText xml:space="preserve"> PAGEREF _Toc229476120 \h </w:instrText>
+              <w:instrText xml:space="preserve"> PAGEREF _Toc229477125 \h </w:instrText>
             </w:r>
             <w:r>
               <w:rPr>
@@ -2290,7 +2292,7 @@
               <w14:ligatures w14:val="standardContextual"/>
             </w:rPr>
           </w:pPr>
-          <w:hyperlink w:anchor="_Toc229476121" w:history="1">
+          <w:hyperlink w:anchor="_Toc229477126" w:history="1">
             <w:r>
               <w:rPr>
                 <w:rStyle w:val="Hyperlink"/>
@@ -2317,7 +2319,7 @@
                 <w:noProof/>
                 <w:webHidden/>
               </w:rPr>
-              <w:instrText xml:space="preserve"> PAGEREF _Toc229476121 \h </w:instrText>
+              <w:instrText xml:space="preserve"> PAGEREF _Toc229477126 \h </w:instrText>
             </w:r>
             <w:r>
               <w:rPr>
@@ -2337,7 +2339,7 @@
                 <w:noProof/>
                 <w:webHidden/>
               </w:rPr>
-              <w:t>22</w:t>
+              <w:t>20</w:t>
             </w:r>
             <w:r>
               <w:rPr>
@@ -2366,7 +2368,7 @@
               <w14:ligatures w14:val="standardContextual"/>
             </w:rPr>
           </w:pPr>
-          <w:hyperlink w:anchor="_Toc229476122" w:history="1">
+          <w:hyperlink w:anchor="_Toc229477127" w:history="1">
             <w:r>
               <w:rPr>
                 <w:rStyle w:val="Hyperlink"/>
@@ -2393,7 +2395,7 @@
                 <w:noProof/>
                 <w:webHidden/>
               </w:rPr>
-              <w:instrText xml:space="preserve"> PAGEREF _Toc229476122 \h </w:instrText>
+              <w:instrText xml:space="preserve"> PAGEREF _Toc229477127 \h </w:instrText>
             </w:r>
             <w:r>
               <w:rPr>
@@ -2413,7 +2415,7 @@
                 <w:noProof/>
                 <w:webHidden/>
               </w:rPr>
-              <w:t>29</w:t>
+              <w:t>26</w:t>
             </w:r>
             <w:r>
               <w:rPr>
@@ -2442,7 +2444,7 @@
               <w14:ligatures w14:val="standardContextual"/>
             </w:rPr>
           </w:pPr>
-          <w:hyperlink w:anchor="_Toc229476123" w:history="1">
+          <w:hyperlink w:anchor="_Toc229477128" w:history="1">
             <w:r>
               <w:rPr>
                 <w:rStyle w:val="Hyperlink"/>
@@ -2469,7 +2471,7 @@
                 <w:noProof/>
                 <w:webHidden/>
               </w:rPr>
-              <w:instrText xml:space="preserve"> PAGEREF _Toc229476123 \h </w:instrText>
+              <w:instrText xml:space="preserve"> PAGEREF _Toc229477128 \h </w:instrText>
             </w:r>
             <w:r>
               <w:rPr>
@@ -2489,7 +2491,7 @@
                 <w:noProof/>
                 <w:webHidden/>
               </w:rPr>
-              <w:t>29</w:t>
+              <w:t>26</w:t>
             </w:r>
             <w:r>
               <w:rPr>
@@ -2518,7 +2520,7 @@
               <w14:ligatures w14:val="standardContextual"/>
             </w:rPr>
           </w:pPr>
-          <w:hyperlink w:anchor="_Toc229476124" w:history="1">
+          <w:hyperlink w:anchor="_Toc229477129" w:history="1">
             <w:r>
               <w:rPr>
                 <w:rStyle w:val="Hyperlink"/>
@@ -2545,7 +2547,7 @@
                 <w:noProof/>
                 <w:webHidden/>
               </w:rPr>
-              <w:instrText xml:space="preserve"> PAGEREF _Toc229476124 \h </w:instrText>
+              <w:instrText xml:space="preserve"> PAGEREF _Toc229477129 \h </w:instrText>
             </w:r>
             <w:r>
               <w:rPr>
@@ -2565,7 +2567,7 @@
                 <w:noProof/>
                 <w:webHidden/>
               </w:rPr>
-              <w:t>34</w:t>
+              <w:t>32</w:t>
             </w:r>
             <w:r>
               <w:rPr>
@@ -2594,7 +2596,7 @@
               <w14:ligatures w14:val="standardContextual"/>
             </w:rPr>
           </w:pPr>
-          <w:hyperlink w:anchor="_Toc229476125" w:history="1">
+          <w:hyperlink w:anchor="_Toc229477130" w:history="1">
             <w:r>
               <w:rPr>
                 <w:rStyle w:val="Hyperlink"/>
@@ -2621,7 +2623,7 @@
                 <w:noProof/>
                 <w:webHidden/>
               </w:rPr>
-              <w:instrText xml:space="preserve"> PAGEREF _Toc229476125 \h </w:instrText>
+              <w:instrText xml:space="preserve"> PAGEREF _Toc229477130 \h </w:instrText>
             </w:r>
             <w:r>
               <w:rPr>
@@ -2641,7 +2643,7 @@
                 <w:noProof/>
                 <w:webHidden/>
               </w:rPr>
-              <w:t>38</w:t>
+              <w:t>36</w:t>
             </w:r>
             <w:r>
               <w:rPr>
@@ -2670,7 +2672,7 @@
               <w14:ligatures w14:val="standardContextual"/>
             </w:rPr>
           </w:pPr>
-          <w:hyperlink w:anchor="_Toc229476126" w:history="1">
+          <w:hyperlink w:anchor="_Toc229477131" w:history="1">
             <w:r>
               <w:rPr>
                 <w:rStyle w:val="Hyperlink"/>
@@ -2697,7 +2699,7 @@
                 <w:noProof/>
                 <w:webHidden/>
               </w:rPr>
-              <w:instrText xml:space="preserve"> PAGEREF _Toc229476126 \h </w:instrText>
+              <w:instrText xml:space="preserve"> PAGEREF _Toc229477131 \h </w:instrText>
             </w:r>
             <w:r>
               <w:rPr>
@@ -2717,7 +2719,7 @@
                 <w:noProof/>
                 <w:webHidden/>
               </w:rPr>
-              <w:t>44</w:t>
+              <w:t>42</w:t>
             </w:r>
             <w:r>
               <w:rPr>
@@ -2746,7 +2748,7 @@
               <w14:ligatures w14:val="standardContextual"/>
             </w:rPr>
           </w:pPr>
-          <w:hyperlink w:anchor="_Toc229476127" w:history="1">
+          <w:hyperlink w:anchor="_Toc229477132" w:history="1">
             <w:r>
               <w:rPr>
                 <w:rStyle w:val="Hyperlink"/>
@@ -2773,7 +2775,7 @@
                 <w:noProof/>
                 <w:webHidden/>
               </w:rPr>
-              <w:instrText xml:space="preserve"> PAGEREF _Toc229476127 \h </w:instrText>
+              <w:instrText xml:space="preserve"> PAGEREF _Toc229477132 \h </w:instrText>
             </w:r>
             <w:r>
               <w:rPr>
@@ -2793,7 +2795,7 @@
                 <w:noProof/>
                 <w:webHidden/>
               </w:rPr>
-              <w:t>44</w:t>
+              <w:t>42</w:t>
             </w:r>
             <w:r>
               <w:rPr>
@@ -2822,7 +2824,7 @@
               <w14:ligatures w14:val="standardContextual"/>
             </w:rPr>
           </w:pPr>
-          <w:hyperlink w:anchor="_Toc229476128" w:history="1">
+          <w:hyperlink w:anchor="_Toc229477133" w:history="1">
             <w:r>
               <w:rPr>
                 <w:rStyle w:val="Hyperlink"/>
@@ -2849,7 +2851,7 @@
                 <w:noProof/>
                 <w:webHidden/>
               </w:rPr>
-              <w:instrText xml:space="preserve"> PAGEREF _Toc229476128 \h </w:instrText>
+              <w:instrText xml:space="preserve"> PAGEREF _Toc229477133 \h </w:instrText>
             </w:r>
             <w:r>
               <w:rPr>
@@ -2869,7 +2871,7 @@
                 <w:noProof/>
                 <w:webHidden/>
               </w:rPr>
-              <w:t>51</w:t>
+              <w:t>49</w:t>
             </w:r>
             <w:r>
               <w:rPr>
@@ -2898,7 +2900,7 @@
               <w14:ligatures w14:val="standardContextual"/>
             </w:rPr>
           </w:pPr>
-          <w:hyperlink w:anchor="_Toc229476129" w:history="1">
+          <w:hyperlink w:anchor="_Toc229477134" w:history="1">
             <w:r>
               <w:rPr>
                 <w:rStyle w:val="Hyperlink"/>
@@ -2925,7 +2927,7 @@
                 <w:noProof/>
                 <w:webHidden/>
               </w:rPr>
-              <w:instrText xml:space="preserve"> PAGEREF _Toc229476129 \h </w:instrText>
+              <w:instrText xml:space="preserve"> PAGEREF _Toc229477134 \h </w:instrText>
             </w:r>
             <w:r>
               <w:rPr>
@@ -2945,7 +2947,7 @@
                 <w:noProof/>
                 <w:webHidden/>
               </w:rPr>
-              <w:t>57</w:t>
+              <w:t>54</w:t>
             </w:r>
             <w:r>
               <w:rPr>
@@ -2974,7 +2976,7 @@
               <w14:ligatures w14:val="standardContextual"/>
             </w:rPr>
           </w:pPr>
-          <w:hyperlink w:anchor="_Toc229476130" w:history="1">
+          <w:hyperlink w:anchor="_Toc229477135" w:history="1">
             <w:r>
               <w:rPr>
                 <w:rStyle w:val="Hyperlink"/>
@@ -3001,7 +3003,7 @@
                 <w:noProof/>
                 <w:webHidden/>
               </w:rPr>
-              <w:instrText xml:space="preserve"> PAGEREF _Toc229476130 \h </w:instrText>
+              <w:instrText xml:space="preserve"> PAGEREF _Toc229477135 \h </w:instrText>
             </w:r>
             <w:r>
               <w:rPr>
@@ -3021,7 +3023,7 @@
                 <w:noProof/>
                 <w:webHidden/>
               </w:rPr>
-              <w:t>67</w:t>
+              <w:t>63</w:t>
             </w:r>
             <w:r>
               <w:rPr>
@@ -3050,7 +3052,7 @@
               <w14:ligatures w14:val="standardContextual"/>
             </w:rPr>
           </w:pPr>
-          <w:hyperlink w:anchor="_Toc229476131" w:history="1">
+          <w:hyperlink w:anchor="_Toc229477136" w:history="1">
             <w:r>
               <w:rPr>
                 <w:rStyle w:val="Hyperlink"/>
@@ -3077,7 +3079,7 @@
                 <w:noProof/>
                 <w:webHidden/>
               </w:rPr>
-              <w:instrText xml:space="preserve"> PAGEREF _Toc229476131 \h </w:instrText>
+              <w:instrText xml:space="preserve"> PAGEREF _Toc229477136 \h </w:instrText>
             </w:r>
             <w:r>
               <w:rPr>
@@ -3097,7 +3099,7 @@
                 <w:noProof/>
                 <w:webHidden/>
               </w:rPr>
-              <w:t>73</w:t>
+              <w:t>69</w:t>
             </w:r>
             <w:r>
               <w:rPr>
@@ -3138,7 +3140,7 @@
         <w:br w:type="page"/>
       </w:r>
       <w:bookmarkStart w:id="7" w:name="OLE_LINK6"/>
-      <w:bookmarkStart w:id="8" w:name="_Toc229476117"/>
+      <w:bookmarkStart w:id="8" w:name="_Toc229477122"/>
       <w:r>
         <w:lastRenderedPageBreak/>
         <w:t>INTRODUCTION</w:t>
@@ -3592,7 +3594,7 @@
         <w:pStyle w:val="Heading1"/>
       </w:pPr>
       <w:bookmarkStart w:id="9" w:name="OLE_LINK1"/>
-      <w:bookmarkStart w:id="10" w:name="_Toc229476118"/>
+      <w:bookmarkStart w:id="10" w:name="_Toc229477123"/>
       <w:bookmarkEnd w:id="7"/>
       <w:r>
         <w:lastRenderedPageBreak/>
@@ -3607,7 +3609,7 @@
       <w:pPr>
         <w:pStyle w:val="Heading2"/>
       </w:pPr>
-      <w:bookmarkStart w:id="11" w:name="_Toc229476119"/>
+      <w:bookmarkStart w:id="11" w:name="_Toc229477124"/>
       <w:r>
         <w:t>1.</w:t>
       </w:r>
@@ -3703,67 +3705,7 @@
         <w:t xml:space="preserve"> </w:t>
       </w:r>
       <w:r>
-        <w:t>synthesized audio to the original text. Naturalness is a continuous perceptual</w:t>
-      </w:r>
-      <w:r>
-        <w:t xml:space="preserve"> </w:t>
-      </w:r>
-      <w:r>
-        <w:t>quality reflecting how closely synthesized speech resembles natural human</w:t>
-      </w:r>
-      <w:r>
-        <w:t xml:space="preserve"> </w:t>
-      </w:r>
-      <w:r>
-        <w:t>production in prosody, rhythm, voice quality, and coarticulation; it is measured</w:t>
-      </w:r>
-      <w:r>
-        <w:t xml:space="preserve"> </w:t>
-      </w:r>
-      <w:r>
-        <w:t>subjectively through the Mean Opinion Score (MOS) protocol defined in ITU-T</w:t>
-      </w:r>
-      <w:r>
-        <w:t xml:space="preserve"> </w:t>
-      </w:r>
-      <w:r>
-        <w:t xml:space="preserve">Recommendation </w:t>
-      </w:r>
-      <w:r>
-        <w:t>[6]*</w:t>
-      </w:r>
-      <w:r>
-        <w:t xml:space="preserve"> A TTS system can</w:t>
-      </w:r>
-      <w:r>
-        <w:t xml:space="preserve"> </w:t>
-      </w:r>
-      <w:r>
-        <w:t>achieve high intelligibility while scoring low on naturalness</w:t>
-      </w:r>
-      <w:r>
-        <w:rPr>
-          <w:b/>
-        </w:rPr>
-        <w:t>,</w:t>
-      </w:r>
-      <w:r>
-        <w:t xml:space="preserve"> as formant</w:t>
-      </w:r>
-      <w:r>
-        <w:t xml:space="preserve"> </w:t>
-      </w:r>
-      <w:r>
-        <w:t>synthesizers typically do — meaning the two dimensions must be targeted and</w:t>
-      </w:r>
-      <w:r>
-        <w:t xml:space="preserve"> </w:t>
-      </w:r>
-      <w:r>
-        <w:t>evaluated independently.</w:t>
-      </w:r>
-      <w:r>
-        <w:t xml:space="preserve"> </w:t>
+        <w:t xml:space="preserve">synthesized audio to the original text. </w:t>
       </w:r>
     </w:p>
     <w:p>
@@ -3811,7 +3753,79 @@
         </w:rPr>
       </w:pPr>
       <w:r>
-        <w:t>Voice assistants and conversational agents (Siri, Alexa, Google Assistant)</w:t>
+        <w:t>TTS carries direct implications for linguistic</w:t>
+      </w:r>
+      <w:r>
+        <w:rPr>
+          <w:b/>
+        </w:rPr>
+        <w:t xml:space="preserve"> </w:t>
+      </w:r>
+      <w:r>
+        <w:t>equity and digital inclusion. As a growing share of information, public services,</w:t>
+      </w:r>
+      <w:r>
+        <w:rPr>
+          <w:b/>
+        </w:rPr>
+        <w:t xml:space="preserve"> </w:t>
+      </w:r>
+      <w:r>
+        <w:t>and social participation migrates to digital platforms, languages that lack</w:t>
+      </w:r>
+      <w:r>
+        <w:rPr>
+          <w:b/>
+        </w:rPr>
+        <w:t xml:space="preserve"> </w:t>
+      </w:r>
+      <w:r>
+        <w:t>functional speech interfaces are at risk of systematic exclusion from the</w:t>
+      </w:r>
+      <w:r>
+        <w:rPr>
+          <w:b/>
+        </w:rPr>
+        <w:t xml:space="preserve"> </w:t>
+      </w:r>
+      <w:r>
+        <w:t>benefits of digital transformation. For a speaker of a</w:t>
+      </w:r>
+      <w:r>
+        <w:rPr>
+          <w:b/>
+        </w:rPr>
+        <w:t xml:space="preserve"> </w:t>
+      </w:r>
+      <w:r>
+        <w:t>low-resource language, the absence of TTS support in navigation systems, screen</w:t>
+      </w:r>
+      <w:r>
+        <w:rPr>
+          <w:b/>
+        </w:rPr>
+        <w:t xml:space="preserve"> </w:t>
+      </w:r>
+      <w:r>
+        <w:t>readers, or voice interfaces effectively imposes a barrier to equal access to</w:t>
+      </w:r>
+      <w:r>
+        <w:rPr>
+          <w:b/>
+        </w:rPr>
+        <w:t xml:space="preserve"> </w:t>
+      </w:r>
+      <w:r>
+        <w:t>digital services. This dimension makes TTS development for underserved languages</w:t>
+      </w:r>
+      <w:r>
+        <w:rPr>
+          <w:b/>
+        </w:rPr>
+        <w:t xml:space="preserve"> </w:t>
+      </w:r>
+      <w:r>
+        <w:t>a matter not only of technical interest but also of social and policy relevance.</w:t>
       </w:r>
     </w:p>
     <w:p>
@@ -3821,7 +3835,7 @@
         </w:rPr>
       </w:pPr>
       <w:r>
-        <w:t>Audiobook and podcast generation from written content</w:t>
+        <w:t>This growth is driven primarily by the</w:t>
       </w:r>
       <w:r>
         <w:rPr>
@@ -3830,7 +3844,7 @@
         <w:t xml:space="preserve"> </w:t>
       </w:r>
       <w:r>
-        <w:t>Navigation and mapping systems providing turn-by-turn guidance</w:t>
+        <w:t>proliferation of</w:t>
       </w:r>
       <w:r>
         <w:rPr>
@@ -3839,7 +3853,7 @@
         <w:t xml:space="preserve"> </w:t>
       </w:r>
       <w:r>
-        <w:t>Language learning and e-learning platforms with pronunciation models</w:t>
+        <w:t>artificial intelligence technologies, the spread of smart</w:t>
       </w:r>
       <w:r>
         <w:rPr>
@@ -3848,7 +3862,7 @@
         <w:t xml:space="preserve"> </w:t>
       </w:r>
       <w:r>
-        <w:t>Customer service automation and interactive voice response (IVR) systems</w:t>
+        <w:t>devices, and growing demand</w:t>
       </w:r>
       <w:r>
         <w:rPr>
@@ -3857,110 +3871,7 @@
         <w:t xml:space="preserve"> </w:t>
       </w:r>
       <w:r>
-        <w:t>Assistive and augmentative communication (AAC) devices for people with</w:t>
-      </w:r>
-      <w:r>
-        <w:rPr>
-          <w:b/>
-        </w:rPr>
-        <w:t xml:space="preserve"> </w:t>
-      </w:r>
-      <w:r>
-        <w:t>speech or language disorders</w:t>
-      </w:r>
-      <w:r>
-        <w:rPr>
-          <w:b/>
-        </w:rPr>
-        <w:t xml:space="preserve"> </w:t>
-      </w:r>
-      <w:r>
-        <w:t>Real-time dubbing and localization of video content</w:t>
-      </w:r>
-      <w:r>
-        <w:rPr>
-          <w:b/>
-        </w:rPr>
-        <w:t xml:space="preserve"> </w:t>
-      </w:r>
-      <w:r>
-        <w:t>Beyond convenience applications, TTS carries direct implications for linguistic</w:t>
-      </w:r>
-      <w:r>
-        <w:rPr>
-          <w:b/>
-        </w:rPr>
-        <w:t xml:space="preserve"> </w:t>
-      </w:r>
-      <w:r>
-        <w:t xml:space="preserve">equity and digital inclusion. As a growing share of information, public </w:t>
-      </w:r>
-      <w:r>
-        <w:lastRenderedPageBreak/>
-        <w:t>services,</w:t>
-      </w:r>
-      <w:r>
-        <w:rPr>
-          <w:b/>
-        </w:rPr>
-        <w:t xml:space="preserve"> </w:t>
-      </w:r>
-      <w:r>
-        <w:t>and social participation migrates to digital platforms, languages that lack</w:t>
-      </w:r>
-      <w:r>
-        <w:rPr>
-          <w:b/>
-        </w:rPr>
-        <w:t xml:space="preserve"> </w:t>
-      </w:r>
-      <w:r>
-        <w:t>functional speech interfaces are at risk of systematic exclusion from the</w:t>
-      </w:r>
-      <w:r>
-        <w:rPr>
-          <w:b/>
-        </w:rPr>
-        <w:t xml:space="preserve"> </w:t>
-      </w:r>
-      <w:r>
-        <w:t>benefits of digital transformation. For a speaker of a</w:t>
-      </w:r>
-      <w:r>
-        <w:rPr>
-          <w:b/>
-        </w:rPr>
-        <w:t xml:space="preserve"> </w:t>
-      </w:r>
-      <w:r>
-        <w:t>low-resource language, the absence of TTS support in navigation systems, screen</w:t>
-      </w:r>
-      <w:r>
-        <w:rPr>
-          <w:b/>
-        </w:rPr>
-        <w:t xml:space="preserve"> </w:t>
-      </w:r>
-      <w:r>
-        <w:t>readers, or voice interfaces effectively imposes a barrier to equal access to</w:t>
-      </w:r>
-      <w:r>
-        <w:rPr>
-          <w:b/>
-        </w:rPr>
-        <w:t xml:space="preserve"> </w:t>
-      </w:r>
-      <w:r>
-        <w:t>digital services. This dimension makes TTS development for underserved languages</w:t>
-      </w:r>
-      <w:r>
-        <w:rPr>
-          <w:b/>
-        </w:rPr>
-        <w:t xml:space="preserve"> </w:t>
-      </w:r>
-      <w:r>
-        <w:t>a matter not only of technical interest but also of social and policy relevance.</w:t>
+        <w:t xml:space="preserve">for multilingual content accessibility. </w:t>
       </w:r>
     </w:p>
     <w:p>
@@ -3970,7 +3881,7 @@
         </w:rPr>
       </w:pPr>
       <w:r>
-        <w:t>This growth is driven primarily by the</w:t>
+        <w:t>The existing Azerbaijani TTS</w:t>
       </w:r>
       <w:r>
         <w:rPr>
@@ -3979,7 +3890,10 @@
         <w:t xml:space="preserve"> </w:t>
       </w:r>
       <w:r>
-        <w:t>proliferation of</w:t>
+        <w:t xml:space="preserve">landscape is thin: </w:t>
+      </w:r>
+      <w:r>
+        <w:t>[12]*</w:t>
       </w:r>
       <w:r>
         <w:rPr>
@@ -3988,7 +3902,7 @@
         <w:t xml:space="preserve"> </w:t>
       </w:r>
       <w:r>
-        <w:t>artificial intelligence technologies, the spread of smart</w:t>
+        <w:t>provides a proprietary service without published technical documentation; the</w:t>
       </w:r>
       <w:r>
         <w:rPr>
@@ -3997,7 +3911,11 @@
         <w:t xml:space="preserve"> </w:t>
       </w:r>
       <w:r>
-        <w:t>devices, and growing demand</w:t>
+        <w:t xml:space="preserve">IS2AI multilingual Turkic TTS </w:t>
+      </w:r>
+      <w:r>
+        <w:lastRenderedPageBreak/>
+        <w:t>system covers Azerbaijani</w:t>
       </w:r>
       <w:r>
         <w:rPr>
@@ -4006,7 +3924,7 @@
         <w:t xml:space="preserve"> </w:t>
       </w:r>
       <w:r>
-        <w:t>for multilingual content accessibility. However,</w:t>
+        <w:t>among ten Turkic languages but is primarily designed for a multilingual setting</w:t>
       </w:r>
       <w:r>
         <w:rPr>
@@ -4015,7 +3933,7 @@
         <w:t xml:space="preserve"> </w:t>
       </w:r>
       <w:r>
-        <w:t>this market expansion is highly</w:t>
+        <w:t>rather than a linguistically grounded Azerbaijani-specific architecture; and</w:t>
       </w:r>
       <w:r>
         <w:rPr>
@@ -4024,7 +3942,18 @@
         <w:t xml:space="preserve"> </w:t>
       </w:r>
       <w:r>
-        <w:t>uneven across languages: the overwhelming</w:t>
+        <w:t>[6]*</w:t>
+      </w:r>
+      <w:r>
+        <w:t xml:space="preserve"> </w:t>
+      </w:r>
+      <w:proofErr w:type="spellStart"/>
+      <w:r>
+        <w:t>Tacotron</w:t>
+      </w:r>
+      <w:proofErr w:type="spellEnd"/>
+      <w:r>
+        <w:t xml:space="preserve"> 2-based neural TTS was a research prototype trained</w:t>
       </w:r>
       <w:r>
         <w:rPr>
@@ -4033,7 +3962,7 @@
         <w:t xml:space="preserve"> </w:t>
       </w:r>
       <w:r>
-        <w:t>majority of commercial investment is</w:t>
+        <w:t>on approximately 19 hours of proprietary data, without a published model or</w:t>
       </w:r>
       <w:r>
         <w:rPr>
@@ -4042,7 +3971,7 @@
         <w:t xml:space="preserve"> </w:t>
       </w:r>
       <w:r>
-        <w:t>directed at a small number of high-resource</w:t>
+        <w:t>open-source release. No openly available, well-documented system with a</w:t>
       </w:r>
       <w:r>
         <w:rPr>
@@ -4051,7 +3980,7 @@
         <w:t xml:space="preserve"> </w:t>
       </w:r>
       <w:r>
-        <w:t>languages — English, Mandarin, Spanish,</w:t>
+        <w:t>transparent linguistic foundation and published rule base currently exists for</w:t>
       </w:r>
       <w:r>
         <w:rPr>
@@ -4060,16 +3989,16 @@
         <w:t xml:space="preserve"> </w:t>
       </w:r>
       <w:r>
-        <w:t>Arabic</w:t>
+        <w:t>Azerbaijani. Addressing this gap — and producing a documented reference</w:t>
       </w:r>
       <w:r>
         <w:rPr>
           <w:b/>
         </w:rPr>
-        <w:t>,</w:t>
-      </w:r>
-      <w:r>
-        <w:t xml:space="preserve"> while the remaining majority</w:t>
+        <w:t xml:space="preserve"> </w:t>
+      </w:r>
+      <w:r>
+        <w:t>architecture for Azerbaijani speech synthesis — is the principal motivation of</w:t>
       </w:r>
       <w:r>
         <w:rPr>
@@ -4078,268 +4007,155 @@
         <w:t xml:space="preserve"> </w:t>
       </w:r>
       <w:r>
-        <w:t>of the world's approximately 7,000 languages</w:t>
-      </w:r>
-      <w:r>
-        <w:rPr>
-          <w:b/>
-        </w:rPr>
-        <w:t xml:space="preserve"> </w:t>
-      </w:r>
-      <w:r>
-        <w:t>receive little or no commercial</w:t>
-      </w:r>
-      <w:r>
-        <w:rPr>
-          <w:b/>
-        </w:rPr>
-        <w:t xml:space="preserve"> </w:t>
-      </w:r>
-      <w:r>
-        <w:t>attention</w:t>
-      </w:r>
-      <w:r>
-        <w:t>.</w:t>
+        <w:t>this dissertation.</w:t>
       </w:r>
     </w:p>
     <w:p>
-      <w:pPr>
-        <w:rPr>
-          <w:b/>
-        </w:rPr>
-      </w:pPr>
-      <w:r>
-        <w:t>The existing Azerbaijani TTS</w:t>
-      </w:r>
-      <w:r>
-        <w:rPr>
-          <w:b/>
-        </w:rPr>
-        <w:t xml:space="preserve"> </w:t>
-      </w:r>
-      <w:r>
-        <w:t xml:space="preserve">landscape is thin: </w:t>
-      </w:r>
-      <w:r>
-        <w:t>[12]*</w:t>
-      </w:r>
-      <w:r>
-        <w:rPr>
-          <w:b/>
-        </w:rPr>
-        <w:t xml:space="preserve"> </w:t>
-      </w:r>
-      <w:r>
-        <w:t>provides a proprietary service without published technical documentation; the</w:t>
-      </w:r>
-      <w:r>
-        <w:rPr>
-          <w:b/>
-        </w:rPr>
-        <w:t xml:space="preserve"> </w:t>
-      </w:r>
-      <w:r>
-        <w:t>IS2AI multilingual Turkic TTS system covers Azerbaijani</w:t>
-      </w:r>
-      <w:r>
-        <w:rPr>
-          <w:b/>
-        </w:rPr>
-        <w:t xml:space="preserve"> </w:t>
-      </w:r>
-      <w:r>
-        <w:t>among ten Turkic languages but is primarily designed for a multilingual setting</w:t>
-      </w:r>
-      <w:r>
-        <w:rPr>
-          <w:b/>
-        </w:rPr>
-        <w:t xml:space="preserve"> </w:t>
-      </w:r>
-      <w:r>
-        <w:t>rather than a linguistically grounded Azerbaijani-specific architecture; and</w:t>
-      </w:r>
-      <w:r>
-        <w:rPr>
-          <w:b/>
-        </w:rPr>
-        <w:t xml:space="preserve"> </w:t>
-      </w:r>
-      <w:r>
-        <w:t>[6]*</w:t>
-      </w:r>
-      <w:r>
-        <w:t xml:space="preserve"> </w:t>
-      </w:r>
-      <w:proofErr w:type="spellStart"/>
-      <w:r>
-        <w:t>Tacotron</w:t>
-      </w:r>
-      <w:proofErr w:type="spellEnd"/>
-      <w:r>
-        <w:t xml:space="preserve"> 2-based neural TTS was a research prototype trained</w:t>
-      </w:r>
-      <w:r>
-        <w:rPr>
-          <w:b/>
-        </w:rPr>
-        <w:t xml:space="preserve"> </w:t>
-      </w:r>
-      <w:r>
-        <w:t>on approximately 19 hours of proprietary data, without a published model or</w:t>
-      </w:r>
-      <w:r>
-        <w:rPr>
-          <w:b/>
-        </w:rPr>
-        <w:t xml:space="preserve"> </w:t>
-      </w:r>
-      <w:r>
-        <w:t>open-source release. No openly available, well-documented system with a</w:t>
-      </w:r>
-      <w:r>
-        <w:rPr>
-          <w:b/>
-        </w:rPr>
-        <w:t xml:space="preserve"> </w:t>
-      </w:r>
-      <w:r>
-        <w:t>transparent linguistic foundation and published rule base currently exists for</w:t>
-      </w:r>
-      <w:r>
-        <w:rPr>
-          <w:b/>
-        </w:rPr>
-        <w:t xml:space="preserve"> </w:t>
-      </w:r>
-      <w:r>
-        <w:t>Azerbaijani. Addressing this gap — and producing a documented reference</w:t>
-      </w:r>
-      <w:r>
-        <w:rPr>
-          <w:b/>
-        </w:rPr>
-        <w:t xml:space="preserve"> </w:t>
-      </w:r>
-      <w:r>
-        <w:t>architecture for Azerbaijani speech synthesis — is the principal motivation of</w:t>
-      </w:r>
-      <w:r>
-        <w:rPr>
-          <w:b/>
-        </w:rPr>
-        <w:t xml:space="preserve"> </w:t>
-      </w:r>
-      <w:r>
-        <w:t>this dissertation.</w:t>
+      <w:r>
+        <w:t>The linguistic front-end comprises four principal components:</w:t>
       </w:r>
     </w:p>
     <w:p>
       <w:r>
-        <w:t>The linguistic front-end comprises four principal components:</w:t>
+        <w:rPr>
+          <w:b/>
+          <w:bCs/>
+        </w:rPr>
+        <w:t>TEXT</w:t>
+      </w:r>
+      <w:r>
+        <w:rPr>
+          <w:b/>
+          <w:bCs/>
+        </w:rPr>
+        <w:t xml:space="preserve"> </w:t>
+      </w:r>
+      <w:r>
+        <w:rPr>
+          <w:b/>
+          <w:bCs/>
+        </w:rPr>
+        <w:t>NORMALIZATION</w:t>
+      </w:r>
+      <w:r>
+        <w:t xml:space="preserve">. </w:t>
+      </w:r>
+      <w:r>
+        <w:t>Conversion of non-standard words (NSWs</w:t>
+      </w:r>
+      <w:proofErr w:type="gramStart"/>
+      <w:r>
+        <w:t>)</w:t>
+      </w:r>
+      <w:r>
+        <w:t xml:space="preserve">, </w:t>
+      </w:r>
+      <w:r>
+        <w:t xml:space="preserve"> numerals</w:t>
+      </w:r>
+      <w:proofErr w:type="gramEnd"/>
+      <w:r>
+        <w:t>, abbreviations, symbols,</w:t>
+      </w:r>
+      <w:r>
+        <w:t xml:space="preserve"> </w:t>
+      </w:r>
+      <w:r>
+        <w:t>dates, times, currency amounts — into their fully expanded, pronounceable</w:t>
+      </w:r>
+      <w:r>
+        <w:t xml:space="preserve"> </w:t>
+      </w:r>
+      <w:r>
+        <w:t>form. For example, "15.06.2024" must be read as "the fifteenth of June, two</w:t>
+      </w:r>
+      <w:r>
+        <w:t xml:space="preserve"> </w:t>
+      </w:r>
+      <w:r>
+        <w:t>thousand and twenty-four" in English, or its equivalent in any target</w:t>
+      </w:r>
+      <w:r>
+        <w:t xml:space="preserve"> </w:t>
+      </w:r>
+      <w:r>
+        <w:t xml:space="preserve">language. Production systems such as NVIDIA </w:t>
+      </w:r>
+      <w:proofErr w:type="spellStart"/>
+      <w:r>
+        <w:t>NeMo</w:t>
+      </w:r>
+      <w:proofErr w:type="spellEnd"/>
+      <w:r>
+        <w:t xml:space="preserve"> use weighted finite-state</w:t>
+      </w:r>
+      <w:r>
+        <w:t xml:space="preserve"> </w:t>
+      </w:r>
+      <w:r>
+        <w:t>transducers (WFSTs) for this process</w:t>
+      </w:r>
+      <w:r>
+        <w:t xml:space="preserve">. </w:t>
+      </w:r>
+      <w:r>
+        <w:t>Recent LLM-based</w:t>
+      </w:r>
+      <w:r>
+        <w:t xml:space="preserve"> </w:t>
+      </w:r>
+      <w:r>
+        <w:t>approaches such as</w:t>
+      </w:r>
+      <w:r>
+        <w:t xml:space="preserve"> </w:t>
+      </w:r>
+      <w:r>
+        <w:t>[2*]</w:t>
       </w:r>
     </w:p>
     <w:p>
       <w:r>
+        <w:t>multilingual normalization from few examples</w:t>
+      </w:r>
+      <w:r>
+        <w:t>.</w:t>
+      </w:r>
+    </w:p>
+    <w:p>
+      <w:pPr>
         <w:rPr>
           <w:b/>
           <w:bCs/>
         </w:rPr>
-        <w:t>TEXT</w:t>
-      </w:r>
+      </w:pPr>
       <w:r>
         <w:rPr>
           <w:b/>
           <w:bCs/>
         </w:rPr>
-        <w:t xml:space="preserve"> </w:t>
+        <w:t>MORPHOLOGICAL ANALYSIS</w:t>
       </w:r>
       <w:r>
         <w:rPr>
           <w:b/>
           <w:bCs/>
         </w:rPr>
-        <w:t>NORMALIZATION</w:t>
-      </w:r>
-      <w:r>
         <w:t xml:space="preserve">. </w:t>
       </w:r>
       <w:r>
-        <w:t>Conversion of non-standard words (NSWs)</w:t>
-      </w:r>
-      <w:r>
-        <w:t xml:space="preserve">, </w:t>
-      </w:r>
-      <w:r>
-        <w:t xml:space="preserve"> numerals, abbreviations, symbols,</w:t>
-      </w:r>
-      <w:r>
-        <w:t xml:space="preserve"> </w:t>
-      </w:r>
-      <w:r>
-        <w:t xml:space="preserve">dates, times, currency amounts — into their fully expanded, </w:t>
-      </w:r>
-      <w:r>
-        <w:lastRenderedPageBreak/>
-        <w:t>pronounceable</w:t>
-      </w:r>
-      <w:r>
-        <w:t xml:space="preserve"> </w:t>
-      </w:r>
-      <w:r>
-        <w:t>form. For example, "15.06.2024" must be read as "the fifteenth of June, two</w:t>
-      </w:r>
-      <w:r>
-        <w:t xml:space="preserve"> </w:t>
-      </w:r>
-      <w:r>
-        <w:t>thousand and twenty-four" in English, or its equivalent in any target</w:t>
-      </w:r>
-      <w:r>
-        <w:t xml:space="preserve"> </w:t>
-      </w:r>
-      <w:r>
-        <w:t xml:space="preserve">language. Production systems such as NVIDIA </w:t>
-      </w:r>
-      <w:proofErr w:type="spellStart"/>
-      <w:r>
-        <w:t>NeMo</w:t>
-      </w:r>
-      <w:proofErr w:type="spellEnd"/>
-      <w:r>
-        <w:t xml:space="preserve"> use weighted finite-state</w:t>
-      </w:r>
-      <w:r>
-        <w:t xml:space="preserve"> </w:t>
-      </w:r>
-      <w:r>
-        <w:t>transducers (WFSTs) for this process</w:t>
-      </w:r>
-      <w:r>
-        <w:t xml:space="preserve">. </w:t>
-      </w:r>
-      <w:r>
-        <w:t>Recent LLM-based</w:t>
-      </w:r>
-      <w:r>
-        <w:t xml:space="preserve"> </w:t>
-      </w:r>
-      <w:r>
-        <w:t>approaches such as</w:t>
-      </w:r>
-      <w:r>
-        <w:t xml:space="preserve"> </w:t>
-      </w:r>
-      <w:r>
-        <w:t>[2*]</w:t>
+        <w:t>Segmentation of words into morphemes, assignment of part-of-speech labels,</w:t>
       </w:r>
     </w:p>
     <w:p>
-      <w:r>
-        <w:t>multilingual normalization from few examples</w:t>
-      </w:r>
-      <w:r>
-        <w:t>.</w:t>
+      <w:pPr>
+        <w:rPr>
+          <w:b/>
+          <w:bCs/>
+        </w:rPr>
+      </w:pPr>
+      <w:r>
+        <w:t>and resolution of lexical ambiguity. Agglutinative languages — Azerbaijani</w:t>
       </w:r>
     </w:p>
     <w:p>
@@ -4350,163 +4166,152 @@
         </w:rPr>
       </w:pPr>
       <w:r>
+        <w:t xml:space="preserve">among them — present </w:t>
+      </w:r>
+      <w:proofErr w:type="gramStart"/>
+      <w:r>
+        <w:t>particular challenges</w:t>
+      </w:r>
+      <w:proofErr w:type="gramEnd"/>
+      <w:r>
+        <w:t xml:space="preserve"> at this stage, since a single word</w:t>
+      </w:r>
+    </w:p>
+    <w:p>
+      <w:pPr>
         <w:rPr>
           <w:b/>
           <w:bCs/>
         </w:rPr>
-        <w:t>MORPHOLOGICAL ANALYSIS</w:t>
+      </w:pPr>
+      <w:r>
+        <w:t>may consist of a root plus many suffixes, each modifying the pronunciation</w:t>
       </w:r>
       <w:r>
         <w:rPr>
           <w:b/>
           <w:bCs/>
         </w:rPr>
-        <w:t xml:space="preserve">. </w:t>
-      </w:r>
-      <w:r>
-        <w:t>Segmentation of words into morphemes, assignment of part-of-speech labels,</w:t>
-      </w:r>
+        <w:t xml:space="preserve"> </w:t>
+      </w:r>
+      <w:r>
+        <w:t>of the whole</w:t>
+      </w:r>
+      <w:r>
+        <w:t xml:space="preserve"> [</w:t>
+      </w:r>
+      <w:proofErr w:type="gramStart"/>
+      <w:r>
+        <w:t>21]*</w:t>
+      </w:r>
+      <w:proofErr w:type="gramEnd"/>
     </w:p>
     <w:p>
-      <w:pPr>
+      <w:r>
         <w:rPr>
           <w:b/>
           <w:bCs/>
         </w:rPr>
-      </w:pPr>
-      <w:r>
-        <w:t>and resolution of lexical ambiguity. Agglutinative languages — Azerbaijani</w:t>
+        <w:t>GRAPHEME-TO-PHONEME (G2P) CONVERSION</w:t>
+      </w:r>
+      <w:r>
+        <w:rPr>
+          <w:b/>
+          <w:bCs/>
+        </w:rPr>
+        <w:t>.</w:t>
+      </w:r>
+      <w:r>
+        <w:t xml:space="preserve"> </w:t>
+      </w:r>
+      <w:r>
+        <w:t>Mapping of orthographic characters to their phonemic representation, typically</w:t>
+      </w:r>
+      <w:r>
+        <w:t xml:space="preserve"> </w:t>
+      </w:r>
+      <w:r>
+        <w:t>in the International Phonetic Alphabet (IPA). This step must handle the</w:t>
+      </w:r>
+      <w:r>
+        <w:t xml:space="preserve"> </w:t>
+      </w:r>
+      <w:r>
+        <w:t>language-specific correspondences between spelling and pronunciation, including</w:t>
+      </w:r>
+      <w:r>
+        <w:t xml:space="preserve"> </w:t>
+      </w:r>
+      <w:r>
+        <w:t xml:space="preserve">context-sensitive rules and exceptions. </w:t>
+      </w:r>
+      <w:r>
+        <w:lastRenderedPageBreak/>
+        <w:t>A comprehensive 2024 survey of G2P</w:t>
+      </w:r>
+      <w:r>
+        <w:t xml:space="preserve"> </w:t>
+      </w:r>
+      <w:r>
+        <w:t>methods (Survey of G2P Methods, 2024) demonstrates that rule-based, statistical,</w:t>
+      </w:r>
+      <w:r>
+        <w:t xml:space="preserve"> </w:t>
+      </w:r>
+      <w:r>
+        <w:t>and transformer-based approaches each suit different resource contexts.</w:t>
       </w:r>
     </w:p>
     <w:p>
-      <w:pPr>
+      <w:r>
         <w:rPr>
           <w:b/>
           <w:bCs/>
         </w:rPr>
-      </w:pPr>
-      <w:r>
-        <w:t>among them — present particular challenges at this stage, since a single word</w:t>
-      </w:r>
-    </w:p>
-    <w:p>
-      <w:pPr>
-        <w:rPr>
-          <w:b/>
-          <w:bCs/>
-        </w:rPr>
-      </w:pPr>
-      <w:r>
-        <w:t>may consist of a root plus many suffixes, each modifying the pronunciation</w:t>
-      </w:r>
-      <w:r>
-        <w:rPr>
-          <w:b/>
-          <w:bCs/>
-        </w:rPr>
+        <w:t>PROSODY PREDICTION</w:t>
+      </w:r>
+      <w:r>
+        <w:t xml:space="preserve">. </w:t>
+      </w:r>
+      <w:r>
+        <w:t>Generation of the suprasegmental properties of speech: lexical stress,</w:t>
+      </w:r>
+      <w:r>
         <w:t xml:space="preserve"> </w:t>
       </w:r>
       <w:r>
-        <w:t>of the whole</w:t>
-      </w:r>
-      <w:r>
-        <w:t xml:space="preserve"> [21]*</w:t>
-      </w:r>
-    </w:p>
-    <w:p>
-      <w:r>
-        <w:rPr>
-          <w:b/>
-          <w:bCs/>
-        </w:rPr>
-        <w:t>GRAPHEME-TO-PHONEME (G2P) CONVERSION</w:t>
-      </w:r>
-      <w:r>
-        <w:rPr>
-          <w:b/>
-          <w:bCs/>
-        </w:rPr>
-        <w:t>.</w:t>
+        <w:t>phrase-level pitch accents, intonation contours (F0 trajectories over time),</w:t>
       </w:r>
       <w:r>
         <w:t xml:space="preserve"> </w:t>
       </w:r>
       <w:r>
-        <w:t>Mapping of orthographic characters to their phonemic representation, typically</w:t>
+        <w:t>phone durations, and pause locations. Recent work on prosody modeling includes</w:t>
       </w:r>
       <w:r>
         <w:t xml:space="preserve"> </w:t>
       </w:r>
       <w:r>
-        <w:t>in the International Phonetic Alphabet (IPA). This step must handle the</w:t>
-      </w:r>
+        <w:t xml:space="preserve">LSTM-based natural prosody learning and </w:t>
+      </w:r>
+      <w:proofErr w:type="spellStart"/>
+      <w:r>
+        <w:t>PitchFlow</w:t>
+      </w:r>
+      <w:proofErr w:type="spellEnd"/>
       <w:r>
         <w:t xml:space="preserve"> </w:t>
       </w:r>
       <w:r>
-        <w:t>language-specific correspondences between spelling and pronunciation, including</w:t>
-      </w:r>
+        <w:t>[</w:t>
+      </w:r>
+      <w:proofErr w:type="gramStart"/>
+      <w:r>
+        <w:t>8]*</w:t>
+      </w:r>
+      <w:proofErr w:type="gramEnd"/>
       <w:r>
         <w:t xml:space="preserve"> </w:t>
-      </w:r>
-      <w:r>
-        <w:t>context-sensitive rules and exceptions. A comprehensive 2024 survey of G2P</w:t>
-      </w:r>
-      <w:r>
-        <w:t xml:space="preserve"> </w:t>
-      </w:r>
-      <w:r>
-        <w:t>methods (Survey of G2P Methods, 2024) demonstrates that rule-based, statistical,</w:t>
-      </w:r>
-      <w:r>
-        <w:t xml:space="preserve"> </w:t>
-      </w:r>
-      <w:r>
-        <w:t>and transformer-based approaches each suit different resource contexts.</w:t>
-      </w:r>
-    </w:p>
-    <w:p>
-      <w:r>
-        <w:rPr>
-          <w:b/>
-          <w:bCs/>
-        </w:rPr>
-        <w:t>PROSODY PREDICTION</w:t>
-      </w:r>
-      <w:r>
-        <w:t xml:space="preserve">. </w:t>
-      </w:r>
-      <w:r>
-        <w:t>Generation of the suprasegmental properties of speech: lexical stress,</w:t>
-      </w:r>
-      <w:r>
-        <w:t xml:space="preserve"> </w:t>
-      </w:r>
-      <w:r>
-        <w:t>phrase-level pitch accents, intonation contours (F0 trajectories over time),</w:t>
-      </w:r>
-      <w:r>
-        <w:t xml:space="preserve"> </w:t>
-      </w:r>
-      <w:r>
-        <w:t>phone durations, and pause locations. Recent work on prosody modeling includes</w:t>
-      </w:r>
-      <w:r>
-        <w:t xml:space="preserve"> </w:t>
-      </w:r>
-      <w:r>
-        <w:t xml:space="preserve">LSTM-based natural prosody learning and </w:t>
-      </w:r>
-      <w:proofErr w:type="spellStart"/>
-      <w:r>
-        <w:t>PitchFlow</w:t>
-      </w:r>
-      <w:proofErr w:type="spellEnd"/>
-      <w:r>
-        <w:t xml:space="preserve"> </w:t>
-      </w:r>
-      <w:r>
-        <w:t xml:space="preserve">[8]* </w:t>
       </w:r>
       <w:r>
         <w:t>which adds pitch control to a flow-matching TTS model.</w:t>
@@ -4559,16 +4364,25 @@
           <w:color w:val="000000"/>
           <w:szCs w:val="28"/>
         </w:rPr>
-        <w:t xml:space="preserve">statistical systems, a parametric </w:t>
-      </w:r>
+        <w:t>statistical systems, a parametric model generates acoustic feature sequences, and a vocoder converts them to a waveform. In neural systems, the acoustic model generates a mel-</w:t>
+      </w:r>
+      <w:proofErr w:type="gramStart"/>
       <w:r>
         <w:rPr>
           <w:rFonts w:cs="Times New Roman"/>
           <w:color w:val="000000"/>
           <w:szCs w:val="28"/>
         </w:rPr>
-        <w:lastRenderedPageBreak/>
-        <w:t>model generates acoustic feature sequences, and a vocoder converts them to a waveform. In neural systems, the acoustic model generates a mel-spectrogram and a neural vocoder (</w:t>
+        <w:t>spectrogram</w:t>
+      </w:r>
+      <w:proofErr w:type="gramEnd"/>
+      <w:r>
+        <w:rPr>
+          <w:rFonts w:cs="Times New Roman"/>
+          <w:color w:val="000000"/>
+          <w:szCs w:val="28"/>
+        </w:rPr>
+        <w:t xml:space="preserve"> and a neural vocoder (</w:t>
       </w:r>
       <w:proofErr w:type="spellStart"/>
       <w:r>
@@ -4819,6 +4633,7 @@
           <w:color w:val="000000"/>
           <w:szCs w:val="28"/>
         </w:rPr>
+        <w:lastRenderedPageBreak/>
         <w:t>A third metric increasingly used in recent work is the Phoneme Error Rate (PER),</w:t>
       </w:r>
       <w:r>
@@ -5156,17 +4971,7 @@
                 <w:color w:val="000000" w:themeColor="text1"/>
                 <w:szCs w:val="28"/>
               </w:rPr>
-              <w:t xml:space="preserve">Mostly natural, minor </w:t>
-            </w:r>
-            <w:r>
-              <w:rPr>
-                <w:rFonts w:cs="Times New Roman"/>
-                <w:bCs/>
-                <w:color w:val="000000" w:themeColor="text1"/>
-                <w:szCs w:val="28"/>
-              </w:rPr>
-              <w:lastRenderedPageBreak/>
-              <w:t>synthetic quality</w:t>
+              <w:t>Mostly natural, minor synthetic quality</w:t>
             </w:r>
           </w:p>
         </w:tc>
@@ -5196,7 +5001,6 @@
                 <w:color w:val="000000" w:themeColor="text1"/>
                 <w:szCs w:val="28"/>
               </w:rPr>
-              <w:lastRenderedPageBreak/>
               <w:t>3</w:t>
             </w:r>
           </w:p>
@@ -5440,8 +5244,19 @@
           <w:color w:val="000000" w:themeColor="text1"/>
           <w:szCs w:val="28"/>
         </w:rPr>
-        <w:t>[9]*</w:t>
-      </w:r>
+        <w:t>[</w:t>
+      </w:r>
+      <w:proofErr w:type="gramStart"/>
+      <w:r>
+        <w:rPr>
+          <w:rFonts w:cs="Times New Roman"/>
+          <w:bCs/>
+          <w:color w:val="000000" w:themeColor="text1"/>
+          <w:szCs w:val="28"/>
+        </w:rPr>
+        <w:t>9]*</w:t>
+      </w:r>
+      <w:proofErr w:type="gramEnd"/>
     </w:p>
     <w:p>
       <w:r>
@@ -5504,6 +5319,7 @@
     </w:p>
     <w:p>
       <w:r>
+        <w:lastRenderedPageBreak/>
         <w:t>Attempts at creating artificial speech date to the eighteenth century. In 1779,</w:t>
       </w:r>
     </w:p>
@@ -5526,8 +5342,13 @@
         <w:t>the human vocal tract</w:t>
       </w:r>
       <w:r>
-        <w:t xml:space="preserve"> [15]*</w:t>
-      </w:r>
+        <w:t xml:space="preserve"> [</w:t>
+      </w:r>
+      <w:proofErr w:type="gramStart"/>
+      <w:r>
+        <w:t>15]*</w:t>
+      </w:r>
+      <w:proofErr w:type="gramEnd"/>
       <w:r>
         <w:t>. The first electronic</w:t>
       </w:r>
@@ -5535,7 +5356,15 @@
         <w:t xml:space="preserve"> </w:t>
       </w:r>
       <w:r>
-        <w:t>speech synthesizer was the VODER (Voice Operating Demonstrator), developed by Homer Dudley at Bell Laboratories and demonstrated at the 1939 World's Fair. A trained operator controlled formant resonances using a keyboard and</w:t>
+        <w:t xml:space="preserve">speech synthesizer was the VODER (Voice Operating Demonstrator), developed by Homer Dudley at Bell Laboratories and demonstrated at the 1939 World's Fair. A trained </w:t>
+      </w:r>
+      <w:proofErr w:type="gramStart"/>
+      <w:r>
+        <w:t>operator controlled</w:t>
+      </w:r>
+      <w:proofErr w:type="gramEnd"/>
+      <w:r>
+        <w:t xml:space="preserve"> formant resonances using a keyboard and</w:t>
       </w:r>
       <w:r>
         <w:t xml:space="preserve"> </w:t>
@@ -5558,7 +5387,6 @@
         <w:jc w:val="left"/>
       </w:pPr>
       <w:r>
-        <w:lastRenderedPageBreak/>
         <w:t>FORMANT SYNTHESIS (1960s–1990s)</w:t>
       </w:r>
     </w:p>
@@ -5573,8 +5401,13 @@
         <w:t xml:space="preserve">Formant synthesizers produce intelligible speech but carry an unmistakably synthetic, robotic quality </w:t>
       </w:r>
       <w:r>
-        <w:t>[1]*</w:t>
-      </w:r>
+        <w:t>[</w:t>
+      </w:r>
+      <w:proofErr w:type="gramStart"/>
+      <w:r>
+        <w:t>1]*</w:t>
+      </w:r>
+      <w:proofErr w:type="gramEnd"/>
       <w:r>
         <w:t>.</w:t>
       </w:r>
@@ -5585,7 +5418,15 @@
         <w:t xml:space="preserve">In the Azerbaijani context specifically, the earliest documented Azerbaijani TTS system was presented by </w:t>
       </w:r>
       <w:r>
-        <w:t xml:space="preserve">[1]* </w:t>
+        <w:t>[</w:t>
+      </w:r>
+      <w:proofErr w:type="gramStart"/>
+      <w:r>
+        <w:t>1]*</w:t>
+      </w:r>
+      <w:proofErr w:type="gramEnd"/>
+      <w:r>
+        <w:t xml:space="preserve"> </w:t>
       </w:r>
       <w:r>
         <w:t>at the Third International Conference on Problems of Cybernetics and Informatics (Baku).</w:t>
@@ -5619,8 +5460,13 @@
         <w:t xml:space="preserve">Diphone synthesis: Systems such as </w:t>
       </w:r>
       <w:r>
-        <w:t>[19]*</w:t>
-      </w:r>
+        <w:t>[</w:t>
+      </w:r>
+      <w:proofErr w:type="gramStart"/>
+      <w:r>
+        <w:t>19]*</w:t>
+      </w:r>
+      <w:proofErr w:type="gramEnd"/>
       <w:r>
         <w:t xml:space="preserve"> use databases of approximately 1,000–2,000 diphone units (transitions between phoneme midpoints).</w:t>
       </w:r>
@@ -5660,6 +5506,7 @@
         <w:jc w:val="left"/>
       </w:pPr>
       <w:r>
+        <w:lastRenderedPageBreak/>
         <w:t>STATISTICAL PARAMETRIC SYNTHESIS (2000s–2010s)</w:t>
       </w:r>
     </w:p>
@@ -5698,15 +5545,19 @@
         <w:t xml:space="preserve">phonetic contexts, but is characterized by a distinctive "muffled" quality due to over-smoothing of statistical averages </w:t>
       </w:r>
       <w:r>
-        <w:t>[10]*</w:t>
-      </w:r>
+        <w:t>[</w:t>
+      </w:r>
+      <w:proofErr w:type="gramStart"/>
+      <w:r>
+        <w:t>10]*</w:t>
+      </w:r>
+      <w:proofErr w:type="gramEnd"/>
     </w:p>
     <w:p>
       <w:pPr>
         <w:jc w:val="left"/>
       </w:pPr>
       <w:r>
-        <w:lastRenderedPageBreak/>
         <w:t>NEURAL TTS (2016–present)</w:t>
       </w:r>
     </w:p>
@@ -5746,13 +5597,21 @@
         <w:t xml:space="preserve"> </w:t>
       </w:r>
       <w:r>
-        <w:t xml:space="preserve">end-to-end sequence-to-sequence models could learn to map </w:t>
+        <w:t xml:space="preserve">end-to-end sequence-to-sequence models could learn to </w:t>
+      </w:r>
+      <w:proofErr w:type="gramStart"/>
+      <w:r>
+        <w:t xml:space="preserve">map </w:t>
       </w:r>
       <w:r>
         <w:t xml:space="preserve"> </w:t>
       </w:r>
       <w:r>
-        <w:t>character sequences</w:t>
+        <w:t>character</w:t>
+      </w:r>
+      <w:proofErr w:type="gramEnd"/>
+      <w:r>
+        <w:t xml:space="preserve"> sequences</w:t>
       </w:r>
       <w:r>
         <w:t xml:space="preserve"> </w:t>
@@ -5771,14 +5630,24 @@
       </w:r>
       <w:proofErr w:type="spellEnd"/>
       <w:r>
-        <w:t xml:space="preserve"> [8]*</w:t>
-      </w:r>
+        <w:t xml:space="preserve"> [</w:t>
+      </w:r>
+      <w:proofErr w:type="gramStart"/>
+      <w:r>
+        <w:t>8]*</w:t>
+      </w:r>
+      <w:proofErr w:type="gramEnd"/>
       <w:r>
         <w:t>, VITS</w:t>
       </w:r>
       <w:r>
-        <w:t xml:space="preserve"> [9]*</w:t>
-      </w:r>
+        <w:t xml:space="preserve"> [</w:t>
+      </w:r>
+      <w:proofErr w:type="gramStart"/>
+      <w:r>
+        <w:t>9]*</w:t>
+      </w:r>
+      <w:proofErr w:type="gramEnd"/>
       <w:r>
         <w:t>, and flow-matching models — further improved efficiency and quality. As of 2024, trends toward integrating large language models (LLMs) with</w:t>
       </w:r>
@@ -6536,6 +6405,7 @@
                 <w:color w:val="000000" w:themeColor="text1"/>
                 <w:szCs w:val="28"/>
               </w:rPr>
+              <w:lastRenderedPageBreak/>
               <w:t>Lexical flexibility</w:t>
             </w:r>
           </w:p>
@@ -6669,14 +6539,25 @@
           <w:color w:val="000000" w:themeColor="text1"/>
           <w:szCs w:val="28"/>
         </w:rPr>
-        <w:t>[11]*</w:t>
-      </w:r>
+        <w:t>[</w:t>
+      </w:r>
+      <w:proofErr w:type="gramStart"/>
+      <w:r>
+        <w:rPr>
+          <w:rFonts w:cs="Times New Roman"/>
+          <w:bCs/>
+          <w:color w:val="000000" w:themeColor="text1"/>
+          <w:szCs w:val="28"/>
+        </w:rPr>
+        <w:t>11]*</w:t>
+      </w:r>
+      <w:proofErr w:type="gramEnd"/>
     </w:p>
     <w:p>
       <w:pPr>
         <w:pStyle w:val="Heading2"/>
       </w:pPr>
-      <w:bookmarkStart w:id="12" w:name="_Toc229476120"/>
+      <w:bookmarkStart w:id="12" w:name="_Toc229477125"/>
       <w:r>
         <w:t xml:space="preserve">1.2. </w:t>
       </w:r>
@@ -6693,68 +6574,34 @@
     </w:p>
     <w:p>
       <w:r>
-        <w:t xml:space="preserve">A rule-based TTS system is one in which every decision in the conversion from text to speech is made by an explicitly programmed rule encoding human linguistic knowledge. This contrasts with data-driven approaches: statistical systems learn </w:t>
-      </w:r>
-      <w:r>
-        <w:lastRenderedPageBreak/>
-        <w:t>patterns from annotated corpora; neural systems learn from raw audio-text pairs without explicit encoding of phonological principles</w:t>
+        <w:t>A rule-based TTS system is one in which every decision in the conversion from text to speech is made by an explicitly programmed rule encoding human linguistic knowledge. This contrasts with data-driven approaches: statistical systems learn patterns from annotated corpora; neural systems learn from raw audio-text pairs without explicit encoding of phonological principles</w:t>
       </w:r>
       <w:r>
         <w:t>.</w:t>
-      </w:r>
-    </w:p>
-    <w:p/>
-    <w:p>
-      <w:r>
-        <w:t>The rule-based paradigm is historically the oldest approach to automated speech synthesis. It traces its origins to the formant synthesizers of the 1960s–1980s, in which acoustic engineers manually specified the vocal tract resonance parameters for every phoneme and phoneme transition in the target language</w:t>
-      </w:r>
-      <w:r>
-        <w:t xml:space="preserve">. </w:t>
-      </w:r>
-      <w:r>
-        <w:t xml:space="preserve">The </w:t>
-      </w:r>
-      <w:proofErr w:type="spellStart"/>
-      <w:r>
-        <w:t>DECtalk</w:t>
-      </w:r>
-      <w:proofErr w:type="spellEnd"/>
-      <w:r>
-        <w:t xml:space="preserve"> system — built on the Klatt formant synthesizer and commercialized in the early 1980s — was among the first rule-based TTS products to achieve wide deployment, most famously as the voice of physicist Stephen Hawking. Although modern rule-based systems have grown considerably more sophisticated in their linguistic rule representations, the foundational design philosophy has remained constant: all knowledge resides in explicitly stated, human-authored rules </w:t>
-      </w:r>
-      <w:r>
-        <w:t>[11]*</w:t>
       </w:r>
     </w:p>
     <w:p>
       <w:r>
-        <w:t>For TTS purposes, these rewrite rules govern three categories of linguistic mapping: (1) normalization rules, which convert written non-standard words to their spoken forms; (2) grapheme-to-phoneme rules, which map orthographic characters to IPA phonemes; and (3) prosodic rules, which assign stress, pitch accents, and durational patterns to the phoneme string.</w:t>
+        <w:t>The rule-based paradigm is historically the oldest approach to automated speech synthesis</w:t>
+      </w:r>
+      <w:r>
+        <w:t xml:space="preserve"> </w:t>
       </w:r>
     </w:p>
     <w:p>
       <w:r>
-        <w:t xml:space="preserve">For languages with a highly regular, phonemic orthography — such as Azerbaijani, Finnish, Spanish, and Turkish — this claim is substantially true. For languages with highly irregular orthographic traditions — such as English or French — it is significantly less tractable </w:t>
-      </w:r>
-      <w:r>
-        <w:t>[11]*</w:t>
-      </w:r>
-      <w:r>
-        <w:t xml:space="preserve"> This is an important reason why the first generation of neural TTS research gained its earliest traction in English: English's orthographic complexity makes rule-based G2P correspondingly difficult, while the abundance of English speech data makes data-driven approaches straightforward.</w:t>
+        <w:t>For TTS purposes, these rewrite rules govern three categories of linguistic mapping: (1) normalization rules, which convert written non-standard words to their spoken forms; (2) grapheme-to-phoneme rules, which map orthographic characters to IPA phonemes; and (3) prosodic rules, which assign stress, pitch accents, and durational patterns to the phoneme string.</w:t>
       </w:r>
     </w:p>
     <w:p>
       <w:r>
-        <w:t xml:space="preserve">The rule-based paradigm places a high burden on the system designer: every phonological regularity, every context-sensitive alternation, every prosodic pattern </w:t>
-      </w:r>
-      <w:r>
-        <w:lastRenderedPageBreak/>
-        <w:t>must be researched, documented, and implemented. For Azerbaijani, the well-documented Turkic phonological tradition</w:t>
-      </w:r>
-      <w:r>
-        <w:t xml:space="preserve"> </w:t>
-      </w:r>
-      <w:r>
-        <w:t>and the language's regular Latin-based orthography make the knowledge acquisition burden substantially tractable.</w:t>
+        <w:t xml:space="preserve">For languages with a highly regular, phonemic orthography — such as Azerbaijani, Finnish, Spanish, and Turkish — this claim is substantially true. For languages with highly irregular orthographic traditions — such as English or French — it is significantly less tractable </w:t>
+      </w:r>
+      <w:r>
+        <w:t>[11]*</w:t>
+      </w:r>
+      <w:r>
+        <w:t xml:space="preserve"> This is an important reason why the first generation of neural TTS research gained its earliest traction in English: English's orthographic complexity makes rule-based G2P correspondingly difficult, while the abundance of English speech data makes data-driven approaches straightforward.</w:t>
       </w:r>
     </w:p>
     <w:p>
@@ -6781,7 +6628,11 @@
         </w:numPr>
       </w:pPr>
       <w:r>
-        <w:t>EXPLICIT KNOWLEDGE ENCODING: The complete rule set constitutes an explicit, auditable model of the language's phonological system. This property is especially valuable in an academic dissertation context: the rule base is itself a research contribution — a documented reference that can be extended, critiqued, and built upon by subsequent researchers. In neural systems, by contrast, linguistic knowledge is encoded implicitly in hundreds of millions of learned parameters, making it inaccessible to linguistic analysis.</w:t>
+        <w:t xml:space="preserve">EXPLICIT KNOWLEDGE ENCODING: The complete rule set constitutes an explicit, auditable model of the language's phonological system. This property </w:t>
+      </w:r>
+      <w:r>
+        <w:lastRenderedPageBreak/>
+        <w:t>is especially valuable in an academic dissertation context: the rule base is itself a research contribution — a documented reference that can be extended, critiqued, and built upon by subsequent researchers.</w:t>
       </w:r>
     </w:p>
     <w:p>
@@ -6823,8 +6674,13 @@
         <w:t xml:space="preserve">MODULAR ARCHITECTURE: Each component — text normalization, G2P conversion, stress assignment, prosody prediction — can be developed, tested, and improved independently. The Festival Speech Synthesis System </w:t>
       </w:r>
       <w:r>
-        <w:t>[18]*</w:t>
-      </w:r>
+        <w:t>[</w:t>
+      </w:r>
+      <w:proofErr w:type="gramStart"/>
+      <w:r>
+        <w:t>18]*</w:t>
+      </w:r>
+      <w:proofErr w:type="gramEnd"/>
       <w:r>
         <w:t xml:space="preserve"> established the canonical modular reference architecture, which all major rule-based systems since have followed. Modularity also enables partial pipeline execution: for linguistic research purposes</w:t>
       </w:r>
@@ -6857,7 +6713,6 @@
     </w:p>
     <w:p>
       <w:r>
-        <w:lastRenderedPageBreak/>
         <w:t>Formant synthesis generates speech waveforms by mathematically modeling the resonant properties of the human vocal tract. The vocal tract is treated as a variable-length series of cylindrical sections whose cross-sectional areas determine the system's resonant frequencies (formants).</w:t>
       </w:r>
       <w:r>
@@ -6888,13 +6743,16 @@
     </w:p>
     <w:p>
       <w:r>
+        <w:lastRenderedPageBreak/>
         <w:t>An alternative rule-based approach uses a phoneme inventory — a set of pre-recorded, isolated phoneme-length speech segments — as acoustic building blocks, concatenated according to the phoneme string and durational rules produced by the front-</w:t>
       </w:r>
       <w:proofErr w:type="spellStart"/>
+      <w:proofErr w:type="gramStart"/>
       <w:r>
         <w:t>end.The</w:t>
       </w:r>
       <w:proofErr w:type="spellEnd"/>
+      <w:proofErr w:type="gramEnd"/>
       <w:r>
         <w:t xml:space="preserve"> MBROLA project (Dutoit et al., 1993) provides such inventories for dozens of languages including Turkish. </w:t>
       </w:r>
@@ -6912,8 +6770,13 @@
         <w:t xml:space="preserve">G2P conversion is the most linguistically complex component of the front-end. A comprehensive 2024 survey </w:t>
       </w:r>
       <w:r>
-        <w:t>[8]*</w:t>
-      </w:r>
+        <w:t>[</w:t>
+      </w:r>
+      <w:proofErr w:type="gramStart"/>
+      <w:r>
+        <w:t>8]*</w:t>
+      </w:r>
+      <w:proofErr w:type="gramEnd"/>
       <w:r>
         <w:t xml:space="preserve"> categorizes existing approaches into three types.</w:t>
       </w:r>
@@ -7016,15 +6879,19 @@
     </w:p>
     <w:p>
       <w:r>
-        <w:lastRenderedPageBreak/>
         <w:t>[Figure 1: G2P conversion process flow diagram — rule application sequence for context-insensitive and context-sensitive rules]</w:t>
       </w:r>
     </w:p>
     <w:bookmarkEnd w:id="13"/>
     <w:p>
       <w:r>
-        <w:t>Source: [17]*</w:t>
-      </w:r>
+        <w:t>Source: [</w:t>
+      </w:r>
+      <w:proofErr w:type="gramStart"/>
+      <w:r>
+        <w:t>17]*</w:t>
+      </w:r>
+      <w:proofErr w:type="gramEnd"/>
     </w:p>
     <w:p>
       <w:pPr>
@@ -7041,13 +6908,22 @@
     </w:p>
     <w:p>
       <w:r>
+        <w:lastRenderedPageBreak/>
         <w:t>Recent work on duration prediction for agglutinative languages</w:t>
       </w:r>
       <w:r>
         <w:t xml:space="preserve"> </w:t>
       </w:r>
       <w:r>
-        <w:t xml:space="preserve">identifies specific challenges in duration strategies for morphologically complex languages similar to Azerbaijani. </w:t>
+        <w:t xml:space="preserve">identifies specific challenges in duration strategies for morphologically complex languages </w:t>
+      </w:r>
+      <w:proofErr w:type="gramStart"/>
+      <w:r>
+        <w:t>similar to</w:t>
+      </w:r>
+      <w:proofErr w:type="gramEnd"/>
+      <w:r>
+        <w:t xml:space="preserve"> Azerbaijani. </w:t>
       </w:r>
       <w:proofErr w:type="spellStart"/>
       <w:r>
@@ -7058,7 +6934,15 @@
         <w:t xml:space="preserve"> </w:t>
       </w:r>
       <w:r>
-        <w:t xml:space="preserve">[8]* </w:t>
+        <w:t>[</w:t>
+      </w:r>
+      <w:proofErr w:type="gramStart"/>
+      <w:r>
+        <w:t>8]*</w:t>
+      </w:r>
+      <w:proofErr w:type="gramEnd"/>
+      <w:r>
+        <w:t xml:space="preserve"> </w:t>
       </w:r>
       <w:r>
         <w:t xml:space="preserve">proposes a flow-matching-based approach to pitch contour control. </w:t>
@@ -7095,6 +6979,7 @@
         <w:t xml:space="preserve">HMM-based systems, most fully realized in the HTS synthesis </w:t>
       </w:r>
       <w:proofErr w:type="spellStart"/>
+      <w:proofErr w:type="gramStart"/>
       <w:r>
         <w:t>framework</w:t>
       </w:r>
@@ -7105,12 +6990,17 @@
         <w:t>learn</w:t>
       </w:r>
       <w:proofErr w:type="spellEnd"/>
-      <w:r>
-        <w:t xml:space="preserve"> statistical models of acoustic features — mel-cepstral coefficients, fundamental frequency, and phone durations — from a labelled training corpus. At synthesis time, the trained models generate smooth acoustic feature trajectories by traversing a decision-tree-clustered HMM for each phoneme in the input sequence. Their primary advantage over rule-based systems is more consistent behavior for unseen phonetic contexts: because the model has learned statistical distributions over all training </w:t>
-      </w:r>
-      <w:r>
-        <w:lastRenderedPageBreak/>
-        <w:t xml:space="preserve">contexts, it can interpolate smoothly to novel inputs rather than falling back on a default rule. </w:t>
+      <w:proofErr w:type="gramEnd"/>
+      <w:r>
+        <w:t xml:space="preserve"> statistical models of acoustic features — mel-cepstral coefficients, fundamental frequency, and phone durations — from a labelled training corpus. At synthesis time, the trained models generate smooth acoustic feature trajectories by traversing a decision-tree-clustered HMM for each phoneme in the input sequence. Their primary advantage </w:t>
+      </w:r>
+      <w:proofErr w:type="gramStart"/>
+      <w:r>
+        <w:t>over rule</w:t>
+      </w:r>
+      <w:proofErr w:type="gramEnd"/>
+      <w:r>
+        <w:t xml:space="preserve">-based systems is more consistent behavior for unseen phonetic contexts: because the model has learned statistical distributions over all training contexts, it can interpolate smoothly to novel inputs rather than falling back on a default rule. </w:t>
       </w:r>
       <w:r>
         <w:t>G</w:t>
@@ -7119,8 +7009,13 @@
         <w:t xml:space="preserve">enerated trajectories represent statistical averages rather than the sharp, precise formant movements of natural speech </w:t>
       </w:r>
       <w:r>
-        <w:t>[10]*</w:t>
-      </w:r>
+        <w:t>[</w:t>
+      </w:r>
+      <w:proofErr w:type="gramStart"/>
+      <w:r>
+        <w:t>10]*</w:t>
+      </w:r>
+      <w:proofErr w:type="gramEnd"/>
       <w:r>
         <w:t xml:space="preserve"> HMM-based systems also require annotated training data (5–20 hours) and full forced-alignment labelling, making them infeasible for languages with no existing speech corpora.</w:t>
       </w:r>
@@ -7135,6 +7030,7 @@
     </w:p>
     <w:p>
       <w:r>
+        <w:lastRenderedPageBreak/>
         <w:t>Neural TTS systems have fundamentally transformed achievable quality by learning end-to-end mappings from text to audio without explicit phonological representation. Key architectures relevant to the Azerbaijani context include:</w:t>
       </w:r>
     </w:p>
@@ -7148,7 +7044,15 @@
         <w:t xml:space="preserve"> 2 is an encoder-decoder sequence-to-sequence model with location-sensitive attention, producing mel-spectrograms from character or phoneme sequences. For Azerbaijani, </w:t>
       </w:r>
       <w:r>
-        <w:t xml:space="preserve">[15]* </w:t>
+        <w:t>[</w:t>
+      </w:r>
+      <w:proofErr w:type="gramStart"/>
+      <w:r>
+        <w:t>15]*</w:t>
+      </w:r>
+      <w:proofErr w:type="gramEnd"/>
+      <w:r>
+        <w:t xml:space="preserve"> </w:t>
       </w:r>
       <w:r>
         <w:t xml:space="preserve">used this architecture and achieved MOS 3.3 with approximately 19 hours of training data. A comparative study in low-resource environments found </w:t>
@@ -7185,16 +7089,29 @@
     </w:p>
     <w:p>
       <w:r>
-        <w:t>HiFi-GAN vocoder is a GAN-based neural vocoder that converts mel-spectrograms to high-fidelity audio with MOS = 4.36, operating in real time on CPU. HiFi-GAN is widely used as the acoustic back-end in current neural TTS pipelines.</w:t>
+        <w:t xml:space="preserve">HiFi-GAN vocoder is a GAN-based neural vocoder that converts mel-spectrograms to high-fidelity audio with MOS = 4.36, operating in real time on CPU. HiFi-GAN is widely used as the acoustic </w:t>
+      </w:r>
+      <w:proofErr w:type="gramStart"/>
+      <w:r>
+        <w:t>back-end</w:t>
+      </w:r>
+      <w:proofErr w:type="gramEnd"/>
+      <w:r>
+        <w:t xml:space="preserve"> in current neural TTS pipelines.</w:t>
       </w:r>
     </w:p>
     <w:p>
       <w:r>
-        <w:t xml:space="preserve">For Turkish — the language most closely related to Azerbaijani with available neural TTS research </w:t>
+        <w:t xml:space="preserve">For Turkish — the language most closely related to Azerbaijani with available neural TTS </w:t>
+      </w:r>
+      <w:proofErr w:type="gramStart"/>
+      <w:r>
+        <w:t xml:space="preserve">research </w:t>
       </w:r>
       <w:r>
         <w:t xml:space="preserve"> [26]*</w:t>
       </w:r>
+      <w:proofErr w:type="gramEnd"/>
       <w:r>
         <w:t xml:space="preserve"> achieved MOS 4.49 using </w:t>
       </w:r>
@@ -7204,11 +7121,7 @@
       </w:r>
       <w:proofErr w:type="spellEnd"/>
       <w:r>
-        <w:t xml:space="preserve"> 2 + HiFi-GAN, </w:t>
-      </w:r>
-      <w:r>
-        <w:lastRenderedPageBreak/>
-        <w:t>demonstrating that Azerbaijani-adjacent Turkic phonology is amenable to neural approaches when training data is available.</w:t>
+        <w:t xml:space="preserve"> 2 + HiFi-GAN, demonstrating that Azerbaijani-adjacent Turkic phonology is amenable to neural approaches when training data is available.</w:t>
       </w:r>
     </w:p>
     <w:p>
@@ -7283,6 +7196,7 @@
           <w:color w:val="000000" w:themeColor="text1"/>
           <w:szCs w:val="28"/>
         </w:rPr>
+        <w:lastRenderedPageBreak/>
         <w:t>Table 1.3. Detailed Comparison of TTS Paradigms</w:t>
       </w:r>
     </w:p>
@@ -8309,28 +8223,30 @@
           <w:color w:val="000000" w:themeColor="text1"/>
           <w:szCs w:val="28"/>
         </w:rPr>
-        <w:t>[26]*</w:t>
-      </w:r>
-    </w:p>
-    <w:p>
-      <w:pPr>
-        <w:ind w:firstLine="709"/>
+        <w:t>[</w:t>
+      </w:r>
+      <w:proofErr w:type="gramStart"/>
+      <w:r>
         <w:rPr>
           <w:rFonts w:cs="Times New Roman"/>
           <w:bCs/>
           <w:color w:val="000000" w:themeColor="text1"/>
           <w:szCs w:val="28"/>
         </w:rPr>
-      </w:pPr>
-      <w:r>
+        <w:t>26]*</w:t>
+      </w:r>
+      <w:proofErr w:type="gramEnd"/>
+    </w:p>
+    <w:p>
+      <w:pPr>
+        <w:ind w:firstLine="709"/>
         <w:rPr>
           <w:rFonts w:cs="Times New Roman"/>
           <w:bCs/>
           <w:color w:val="000000" w:themeColor="text1"/>
           <w:szCs w:val="28"/>
         </w:rPr>
-        <w:t xml:space="preserve">Neural TTS for Azerbaijani requires a sufficiently large, high-quality, annotated speech corpus. While recent transfer learning work demonstrates that as little as 30 </w:t>
-      </w:r>
+      </w:pPr>
       <w:r>
         <w:rPr>
           <w:rFonts w:cs="Times New Roman"/>
@@ -8338,8 +8254,7 @@
           <w:color w:val="000000" w:themeColor="text1"/>
           <w:szCs w:val="28"/>
         </w:rPr>
-        <w:lastRenderedPageBreak/>
-        <w:t>minutes of target language data may suffice with pre-trained multilingual models</w:t>
+        <w:t>Neural TTS for Azerbaijani requires a sufficiently large, high-quality, annotated speech corpus. While recent transfer learning work demonstrates that as little as 30 minutes of target language data may suffice with pre-trained multilingual models</w:t>
       </w:r>
       <w:r>
         <w:rPr>
@@ -8348,8 +8263,9 @@
           <w:color w:val="000000" w:themeColor="text1"/>
           <w:szCs w:val="28"/>
         </w:rPr>
-        <w:t xml:space="preserve"> [16]*</w:t>
-      </w:r>
+        <w:t xml:space="preserve"> [</w:t>
+      </w:r>
+      <w:proofErr w:type="gramStart"/>
       <w:r>
         <w:rPr>
           <w:rFonts w:cs="Times New Roman"/>
@@ -8357,6 +8273,16 @@
           <w:color w:val="000000" w:themeColor="text1"/>
           <w:szCs w:val="28"/>
         </w:rPr>
+        <w:t>16]*</w:t>
+      </w:r>
+      <w:proofErr w:type="gramEnd"/>
+      <w:r>
+        <w:rPr>
+          <w:rFonts w:cs="Times New Roman"/>
+          <w:bCs/>
+          <w:color w:val="000000" w:themeColor="text1"/>
+          <w:szCs w:val="28"/>
+        </w:rPr>
         <w:t>, this still requires minimum data collection effort. At the current stage of Azerbaijani speech technology development, the rule-based paradigm remains the most viable approach for producing a transparent, documented, and immediately deployable system.</w:t>
       </w:r>
     </w:p>
@@ -8365,7 +8291,7 @@
         <w:pStyle w:val="Heading2"/>
       </w:pPr>
       <w:bookmarkStart w:id="14" w:name="OLE_LINK2"/>
-      <w:bookmarkStart w:id="15" w:name="_Toc229476121"/>
+      <w:bookmarkStart w:id="15" w:name="_Toc229477126"/>
       <w:r>
         <w:t xml:space="preserve">1.3. Advantages and limitations of rule-based </w:t>
       </w:r>
@@ -8390,6 +8316,7 @@
     </w:p>
     <w:p>
       <w:r>
+        <w:lastRenderedPageBreak/>
         <w:t xml:space="preserve">Neural TTS systems require 1–50+ hours of high-quality, professionally recorded, transcribed speech data in the target language. For low-resource languages like Azerbaijani, no such publicly available corpus exists. While transfer learning approaches such as </w:t>
       </w:r>
       <w:proofErr w:type="spellStart"/>
@@ -8417,22 +8344,15 @@
         <w:t xml:space="preserve">Every output of a rule-based system is the direct consequence of an explicitly stated rule. When the system mispronounces a word or generates incorrect prosody, the source of the error can be identified by examining the intermediate phonological analysis and updating the relevant rule </w:t>
       </w:r>
       <w:r>
-        <w:t>[18]*</w:t>
-      </w:r>
-      <w:r>
-        <w:t xml:space="preserve">. This property is </w:t>
-      </w:r>
-      <w:proofErr w:type="spellStart"/>
-      <w:r>
-        <w:t>recognised</w:t>
-      </w:r>
-      <w:proofErr w:type="spellEnd"/>
-      <w:r>
-        <w:t xml:space="preserve"> in the TTS literature as a defining advantage of the rule-based paradigm for research and low-resource settings. In a research context, the rule base itself constitutes a documented, </w:t>
-      </w:r>
-      <w:r>
-        <w:lastRenderedPageBreak/>
-        <w:t>auditable model of Azerbaijani phonology that can be critiqued and extended by subsequent researchers independently of the synthesized audio output — a form of contribution that is not possible with opaque neural models.</w:t>
+        <w:t>[</w:t>
+      </w:r>
+      <w:proofErr w:type="gramStart"/>
+      <w:r>
+        <w:t>18]*</w:t>
+      </w:r>
+      <w:proofErr w:type="gramEnd"/>
+      <w:r>
+        <w:t xml:space="preserve">. </w:t>
       </w:r>
     </w:p>
     <w:p>
@@ -8445,7 +8365,15 @@
     </w:p>
     <w:p>
       <w:r>
-        <w:t>Given the same input, a rule-based system always produces exactly the same output. This consistency also simplifies system evaluation: because the system's behavior is fully deterministic, evaluation results are perfectly reproducible across different evaluation runs and evaluator populations, satisfying the replicability standards required for academic dissertation research (Speech Quality Metrics, 2020–2024). In the context of the present evaluation (see Chapter III), determinism ensured that MOS and WER measurements were not confounded by synthesis-time variability.</w:t>
+        <w:t xml:space="preserve">Given the same input, a rule-based system always produces </w:t>
+      </w:r>
+      <w:proofErr w:type="gramStart"/>
+      <w:r>
+        <w:t>exactly the same</w:t>
+      </w:r>
+      <w:proofErr w:type="gramEnd"/>
+      <w:r>
+        <w:t xml:space="preserve"> output. This consistency also simplifies system evaluation: because the system's behavior is fully deterministic, evaluation results are perfectly reproducible across different evaluation runs and evaluator populations, satisfying the replicability standards required for academic dissertation research (Speech Quality Metrics, 2020–2024).</w:t>
       </w:r>
     </w:p>
     <w:p>
@@ -8458,13 +8386,19 @@
     </w:p>
     <w:p>
       <w:r>
+        <w:lastRenderedPageBreak/>
         <w:t xml:space="preserve">Linguists who study a language can directly encode their knowledge into a rule-based TTS system </w:t>
       </w:r>
       <w:r>
-        <w:t>[17]*</w:t>
-      </w:r>
-      <w:r>
-        <w:t xml:space="preserve"> The formulation of phonological rules, the identification of stress-shifting morphemes, and the specification of prosodic patterns are precisely the outputs of descriptive linguistic research — and rule-based TTS provides a direct conduit from that research into a functional system. </w:t>
+        <w:t>[</w:t>
+      </w:r>
+      <w:proofErr w:type="gramStart"/>
+      <w:r>
+        <w:t>17]*</w:t>
+      </w:r>
+      <w:proofErr w:type="gramEnd"/>
+      <w:r>
+        <w:t xml:space="preserve"> The formulation of phonological rules, the identification of stress-shifting morphemes, and the specification of prosodic patterns are precisely the outputs of descriptive linguistic research</w:t>
       </w:r>
     </w:p>
     <w:p>
@@ -8480,8 +8414,13 @@
         <w:t>Rule-based synthesis can run in real time on commodity hardware without a GPU, using only a few megabytes of memory</w:t>
       </w:r>
       <w:r>
-        <w:t xml:space="preserve"> [1]*</w:t>
-      </w:r>
+        <w:t xml:space="preserve"> [</w:t>
+      </w:r>
+      <w:proofErr w:type="gramStart"/>
+      <w:r>
+        <w:t>1]*</w:t>
+      </w:r>
+      <w:proofErr w:type="gramEnd"/>
       <w:r>
         <w:t xml:space="preserve">. The present Azerbaijani pipeline achieves an average analysis time of 0.3 </w:t>
       </w:r>
@@ -8491,7 +8430,7 @@
       </w:r>
       <w:proofErr w:type="spellEnd"/>
       <w:r>
-        <w:t xml:space="preserve"> per sentence on a standard laptop CPU — a measurement documented in the evaluation results (see Chapter III, Table 3.X). The low resource footprint contrasts sharply with modern neural TTS deployments, which may require dedicated GPU infrastructure for real-time performance</w:t>
+        <w:t xml:space="preserve"> per sentence on a standard laptop CPU — a measurement documented in the evaluation results (see Chapter III, Table 3.X).</w:t>
       </w:r>
     </w:p>
     <w:p>
@@ -8504,7 +8443,6 @@
     </w:p>
     <w:p>
       <w:r>
-        <w:lastRenderedPageBreak/>
         <w:t>Adding new words, specialized terminology, or pronunciation variants to a rule-based system requires only editing the relevant rules or exception dictionary — a task that can be performed by a linguist without software engineering skills, given a well-structured rule representation</w:t>
       </w:r>
       <w:r>
@@ -8527,7 +8465,7 @@
       </w:r>
       <w:proofErr w:type="spellEnd"/>
       <w:r>
-        <w:t>) were specifically designed with this extensibility requirement in mind: each rule is a human-readable key-value pair rather than a compiled parameter. For government and institutional deployment contexts — where new terminology, proper nouns, and domain-specific abbreviations must be continuously added — this property represents a significant long-term operational advantage (Various authors, 2024).</w:t>
+        <w:t>) were specifically designed with this extensibility requirement in mind: each rule is a human-readable key-value pair rather than a compiled parameter.</w:t>
       </w:r>
     </w:p>
     <w:p>
@@ -8540,10 +8478,7 @@
     </w:p>
     <w:p>
       <w:r>
-        <w:t>The primary internal limitation of rule-based TTS is the quality ceiling imposed by its acoustic modeling approach. Formant synthesizers produce speech by computing mathematical approximations of the vocal tract's resonant behavior; the resulting waveforms capture the broad spectral shape of phonemes but fail to reproduce the subtle micro-variations in voice quality, breathiness, and coarticulation dynamics that characterize natural speech MBROLA-style concatenative systems improve phoneme quality by using recorded segments, but introduce audible discontinuities at concatenation boundaries. Empirically, rule-based systems achieve MOS 3.0–3.8 a range that places them at the "fair" to "good" boundary on the ITU-T P.800 scale. For applications where naturalness is paramount — audiobooks, conversational agents, emotional speech — this ceiling is a significant limitation, though for accessibility and informational use cases it is generally accepted</w:t>
-      </w:r>
-      <w:r>
-        <w:t>.</w:t>
+        <w:t>The primary internal limitation of rule-based TTS is the quality ceiling imposed by its acoustic modeling approach. Formant synthesizers produce speech by computing mathematical approximations of the vocal tract's resonant behavior; the resulting waveforms capture the broad spectral shape of phonemes but fail to reproduce the subtle micro-variations in voice quality, breathiness, and coarticulation dynamics that characterize natural speech MBROLA-style concatenative systems improve phoneme quality by using recorded segments, but introduce audible discontinuities at concatenation boundaries.</w:t>
       </w:r>
     </w:p>
     <w:p>
@@ -8551,6 +8486,7 @@
         <w:jc w:val="left"/>
       </w:pPr>
       <w:r>
+        <w:lastRenderedPageBreak/>
         <w:t>W2. HIGH DEVELOPMENT EFFORT FOR COMPLEX LANGUAGES</w:t>
       </w:r>
     </w:p>
@@ -8559,22 +8495,18 @@
         <w:t xml:space="preserve">Rule-based TTS requires deep linguistic expertise to develop: every phonological regularity must be identified, documented, and implemented as an explicit rule </w:t>
       </w:r>
       <w:r>
-        <w:t>[17]*.</w:t>
-      </w:r>
-      <w:r>
-        <w:t xml:space="preserve"> While Azerbaijani has a relatively regular orthography, its agglutinative morphology </w:t>
-      </w:r>
-      <w:r>
-        <w:lastRenderedPageBreak/>
-        <w:t xml:space="preserve">and context-sensitive phonological rules impose substantial engineering effort. Phenomena such as /ğ/ </w:t>
-      </w:r>
-      <w:proofErr w:type="spellStart"/>
-      <w:r>
-        <w:t>allophony</w:t>
-      </w:r>
-      <w:proofErr w:type="spellEnd"/>
-      <w:r>
-        <w:t xml:space="preserve">, palatalization of /k/ and /g/ before front vowels, nasal assimilation, and vowel-harmony-governed ordinal suffix selection (see Chapter II) each demand dedicated rule design, test case construction, and iterative refinement. The present system required the design and testing of 156 unit tests covering 61 distinct linguistic phenomena — a scale of effort that reflects the genuine complexity of encoding Azerbaijani phonology exhaustively. </w:t>
+        <w:t>[</w:t>
+      </w:r>
+      <w:proofErr w:type="gramStart"/>
+      <w:r>
+        <w:t>17]*</w:t>
+      </w:r>
+      <w:proofErr w:type="gramEnd"/>
+      <w:r>
+        <w:t>.</w:t>
+      </w:r>
+      <w:r>
+        <w:t xml:space="preserve"> While Azerbaijani has a relatively regular orthography, its agglutinative morphology and context-sensitive phonological rules impose substantial engineering effort. </w:t>
       </w:r>
     </w:p>
     <w:p>
@@ -8587,7 +8519,10 @@
     </w:p>
     <w:p>
       <w:r>
-        <w:t xml:space="preserve">Natural language contains irregular forms, loanwords with non-native phonological patterns, and sociolinguistic variation that are difficult to capture within a finite rule set (Salimi, n.d.). The present system's evaluation confirms this as an active limitation: loanword pronunciations account for 27% of G2P errors (Phoneme Error Rate analysis, Chapter III), meaning that a measurable proportion of real-world Azerbaijani text is handled less accurately than native vocabulary. </w:t>
+        <w:t>Natural language contains irregular forms, loanwords with non-native phonological patterns, and sociolinguistic variation that are difficult to capture within a finite rule set (Salimi, n.d.). The present system's evaluation confirms this as an active limitation: loanword pronunciations account for 27% of G2P errors (Phoneme Error Rate analysis, Chapter III)</w:t>
+      </w:r>
+      <w:r>
+        <w:t>.</w:t>
       </w:r>
     </w:p>
     <w:p>
@@ -8603,13 +8538,24 @@
         <w:t xml:space="preserve">Prosody — the suprasegmental structure of speech encompassing pitch, duration, intensity, and rhythm — is the primary determinant of perceived naturalness at the sentence level </w:t>
       </w:r>
       <w:r>
-        <w:t>[8]*.</w:t>
+        <w:t>[</w:t>
+      </w:r>
+      <w:proofErr w:type="gramStart"/>
+      <w:r>
+        <w:t>8]*</w:t>
+      </w:r>
+      <w:proofErr w:type="gramEnd"/>
+      <w:r>
+        <w:t>.</w:t>
       </w:r>
       <w:r>
         <w:t xml:space="preserve"> </w:t>
       </w:r>
       <w:r>
-        <w:t>The consequence is a prosodic flatness that listeners perceive as monotonous even when individual phonemes are pronounced correctly. This gap between segmental accuracy and suprasegmental naturalness is a well-documented limitation of rule-based systems (Voice synthesis improvement, 2024) and is the primary factor underlying the MOS gap relative to neural systems.</w:t>
+        <w:t>The consequence is a prosodic flatness that listeners perceive as monotonous even when individual phonemes are pronounced correctly</w:t>
+      </w:r>
+      <w:r>
+        <w:t>.</w:t>
       </w:r>
     </w:p>
     <w:p>
@@ -8629,7 +8575,6 @@
       </w:r>
       <w:proofErr w:type="spellStart"/>
       <w:r>
-        <w:lastRenderedPageBreak/>
         <w:t>Espeak</w:t>
       </w:r>
       <w:proofErr w:type="spellEnd"/>
@@ -8642,6 +8587,7 @@
         <w:jc w:val="left"/>
       </w:pPr>
       <w:r>
+        <w:lastRenderedPageBreak/>
         <w:t>O1. AZERBAIJAN'S DIGITAL TRANSFORMATION AGENDA</w:t>
       </w:r>
     </w:p>
@@ -8679,11 +8625,7 @@
     </w:p>
     <w:p>
       <w:r>
-        <w:t xml:space="preserve">An explicitly documented rule-based TTS system provides the most valuable possible starting point for future hybrid approaches. The linguistic rule base is a research </w:t>
-      </w:r>
-      <w:r>
-        <w:lastRenderedPageBreak/>
-        <w:t>contribution that retains value regardless of which acoustic modeling approach eventually becomes standard for Azerbaijani TTS.</w:t>
+        <w:t>An explicitly documented rule-based TTS system provides the most valuable possible starting point for future hybrid approaches. The linguistic rule base is a research contribution that retains value regardless of which acoustic modeling approach eventually becomes standard for Azerbaijani TTS.</w:t>
       </w:r>
     </w:p>
     <w:p>
@@ -8716,6 +8658,7 @@
       </w:r>
       <w:proofErr w:type="spellStart"/>
       <w:r>
+        <w:lastRenderedPageBreak/>
         <w:t>AzNLP</w:t>
       </w:r>
       <w:proofErr w:type="spellEnd"/>
@@ -8736,7 +8679,15 @@
         <w:t xml:space="preserve">Recent transfer learning research </w:t>
       </w:r>
       <w:r>
-        <w:t xml:space="preserve">[16]* </w:t>
+        <w:t>[</w:t>
+      </w:r>
+      <w:proofErr w:type="gramStart"/>
+      <w:r>
+        <w:t>16]*</w:t>
+      </w:r>
+      <w:proofErr w:type="gramEnd"/>
+      <w:r>
+        <w:t xml:space="preserve"> </w:t>
       </w:r>
       <w:r>
         <w:t xml:space="preserve">demonstrates that acceptable neural TTS quality may be achievable for Azerbaijani with as little as 30 minutes of target language audio, using model weights pre-trained on Turkish or another closely related Turkic language. The phonological proximity of Azerbaijani and Turkish — shared consonant inventory, similar vowel harmony system, cognate vocabulary — makes Turkish pre-trained models a particularly strong candidate for Azerbaijani transfer learning. </w:t>
@@ -8781,8 +8732,15 @@
     </w:p>
     <w:p>
       <w:r>
-        <w:lastRenderedPageBreak/>
-        <w:t>Major technology companies — Google, Amazon, Microsoft — are expanding their multilingual TTS platforms. Azerbaijani language support already exists in some commercial offerings. The principal disadvantages of commercial systems for this research context are: lack of transparency, absence of an open-source linguistic foundation, and lack of institutionalized linguistic oversight.</w:t>
+        <w:t xml:space="preserve">Major technology companies — Google, Amazon, Microsoft — are expanding their multilingual TTS platforms. Azerbaijani language support already exists in some commercial offerings. The principal disadvantages of commercial systems for this research context </w:t>
+      </w:r>
+      <w:proofErr w:type="gramStart"/>
+      <w:r>
+        <w:t>are:</w:t>
+      </w:r>
+      <w:proofErr w:type="gramEnd"/>
+      <w:r>
+        <w:t xml:space="preserve"> lack of transparency, absence of an open-source linguistic foundation, and lack of institutionalized linguistic oversight.</w:t>
       </w:r>
     </w:p>
     <w:p>
@@ -8795,6 +8753,7 @@
     </w:p>
     <w:p>
       <w:r>
+        <w:lastRenderedPageBreak/>
         <w:t>The limited availability of open, high-quality Azerbaijani speech corpora constitutes both the core argument for choosing the rule-based approach (Strength S1) and a potential long-term threat: as data becomes available, the relative advantage of rule-based systems diminishes.</w:t>
       </w:r>
     </w:p>
@@ -8839,8 +8798,9 @@
           <w:color w:val="000000" w:themeColor="text1"/>
           <w:szCs w:val="28"/>
         </w:rPr>
-        <w:t xml:space="preserve">Chapter 2 will examine the linguistic characteristics of the Azerbaijani language in depth </w:t>
-      </w:r>
+        <w:t xml:space="preserve">Chapter 2 will examine the linguistic characteristics of the Azerbaijani language in </w:t>
+      </w:r>
+      <w:proofErr w:type="gramStart"/>
       <w:r>
         <w:rPr>
           <w:rFonts w:cs="Times New Roman"/>
@@ -8848,7 +8808,7 @@
           <w:color w:val="000000" w:themeColor="text1"/>
           <w:szCs w:val="28"/>
         </w:rPr>
-        <w:t xml:space="preserve">, </w:t>
+        <w:t xml:space="preserve">depth </w:t>
       </w:r>
       <w:r>
         <w:rPr>
@@ -8857,8 +8817,9 @@
           <w:color w:val="000000" w:themeColor="text1"/>
           <w:szCs w:val="28"/>
         </w:rPr>
-        <w:t xml:space="preserve"> phoneme inventory, vowel harmony, agglutinative morphology, and prosodic patterns </w:t>
-      </w:r>
+        <w:t>,</w:t>
+      </w:r>
+      <w:proofErr w:type="gramEnd"/>
       <w:r>
         <w:rPr>
           <w:rFonts w:cs="Times New Roman"/>
@@ -8866,7 +8827,7 @@
           <w:color w:val="000000" w:themeColor="text1"/>
           <w:szCs w:val="28"/>
         </w:rPr>
-        <w:t xml:space="preserve">, </w:t>
+        <w:t xml:space="preserve"> </w:t>
       </w:r>
       <w:r>
         <w:rPr>
@@ -8875,6 +8836,44 @@
           <w:color w:val="000000" w:themeColor="text1"/>
           <w:szCs w:val="28"/>
         </w:rPr>
+        <w:t xml:space="preserve"> phoneme inventory, vowel harmony, agglutinative morphology, and prosodic </w:t>
+      </w:r>
+      <w:proofErr w:type="gramStart"/>
+      <w:r>
+        <w:rPr>
+          <w:rFonts w:cs="Times New Roman"/>
+          <w:bCs/>
+          <w:color w:val="000000" w:themeColor="text1"/>
+          <w:szCs w:val="28"/>
+        </w:rPr>
+        <w:t xml:space="preserve">patterns </w:t>
+      </w:r>
+      <w:r>
+        <w:rPr>
+          <w:rFonts w:cs="Times New Roman"/>
+          <w:bCs/>
+          <w:color w:val="000000" w:themeColor="text1"/>
+          <w:szCs w:val="28"/>
+        </w:rPr>
+        <w:t>,</w:t>
+      </w:r>
+      <w:proofErr w:type="gramEnd"/>
+      <w:r>
+        <w:rPr>
+          <w:rFonts w:cs="Times New Roman"/>
+          <w:bCs/>
+          <w:color w:val="000000" w:themeColor="text1"/>
+          <w:szCs w:val="28"/>
+        </w:rPr>
+        <w:t xml:space="preserve"> </w:t>
+      </w:r>
+      <w:r>
+        <w:rPr>
+          <w:rFonts w:cs="Times New Roman"/>
+          <w:bCs/>
+          <w:color w:val="000000" w:themeColor="text1"/>
+          <w:szCs w:val="28"/>
+        </w:rPr>
         <w:t xml:space="preserve"> and present the architecture and linguistic rule design of the proposed system.</w:t>
       </w:r>
     </w:p>
@@ -8882,9 +8881,8 @@
       <w:pPr>
         <w:pStyle w:val="Heading1"/>
       </w:pPr>
-      <w:bookmarkStart w:id="16" w:name="_Toc229476122"/>
-      <w:r>
-        <w:lastRenderedPageBreak/>
+      <w:bookmarkStart w:id="16" w:name="_Toc229477127"/>
+      <w:r>
         <w:t xml:space="preserve">2. </w:t>
       </w:r>
       <w:r>
@@ -8899,7 +8897,7 @@
       <w:pPr>
         <w:pStyle w:val="Heading2"/>
       </w:pPr>
-      <w:bookmarkStart w:id="17" w:name="_Toc229476123"/>
+      <w:bookmarkStart w:id="17" w:name="_Toc229477128"/>
       <w:r>
         <w:t xml:space="preserve">2.1. Phonetic and morphological characteristics of </w:t>
       </w:r>
@@ -8912,10 +8910,18 @@
     </w:p>
     <w:p>
       <w:r>
-        <w:t xml:space="preserve">It is the official language of the Republic of Azerbaijan, spoken by approximately 10 million people within Azerbaijan and an estimated 25 million in northwestern Iran (South Azerbaijani). This dissertation addresses North Azerbaijani </w:t>
-      </w:r>
-      <w:r>
-        <w:t xml:space="preserve">, </w:t>
+        <w:t xml:space="preserve">It is the official language of the Republic of Azerbaijan, spoken by approximately 10 million people within Azerbaijan and an estimated 25 million in northwestern Iran (South Azerbaijani). This dissertation addresses North </w:t>
+      </w:r>
+      <w:proofErr w:type="gramStart"/>
+      <w:r>
+        <w:t xml:space="preserve">Azerbaijani </w:t>
+      </w:r>
+      <w:r>
+        <w:t>,</w:t>
+      </w:r>
+      <w:proofErr w:type="gramEnd"/>
+      <w:r>
+        <w:t xml:space="preserve"> </w:t>
       </w:r>
       <w:r>
         <w:t xml:space="preserve"> the standard variety codified in the Latin-based orthography adopted in 1992 following the dissolution of the Soviet Union (Various authors, 2024).</w:t>
@@ -8923,6 +8929,7 @@
     </w:p>
     <w:p>
       <w:r>
+        <w:lastRenderedPageBreak/>
         <w:t xml:space="preserve">As a Turkic language, Azerbaijani exhibits several typological features with direct relevance to TTS design. First, agglutinative morphology: words are formed by concatenating morphemes, each with a clearly defined phonological and grammatical function. A single verbal form may carry several suffixes encoding tense, aspect, mood, negation, and agreement. This property dramatically increases the number of distinct word forms encountered at runtime, making a lexicon-based pronunciation dictionary impractical as the primary G2P strategy. Second, vowel harmony: suffixal vowels must agree with the root vowel in </w:t>
       </w:r>
       <w:proofErr w:type="spellStart"/>
@@ -8944,13 +8951,21 @@
     </w:p>
     <w:p>
       <w:r>
-        <w:t>Since 1992, North Azerbaijani has been written in a 32-letter Latin alphabet. The orthography is broadly phonemic</w:t>
+        <w:t xml:space="preserve">Since 1992, North Azerbaijani has been written in a 32-letter Latin alphabet. The orthography is broadly </w:t>
+      </w:r>
+      <w:proofErr w:type="gramStart"/>
+      <w:r>
+        <w:t>phonemic</w:t>
       </w:r>
       <w:r>
         <w:t xml:space="preserve">, </w:t>
       </w:r>
       <w:r>
-        <w:t xml:space="preserve"> the correspondence between graphemes and</w:t>
+        <w:t xml:space="preserve"> the</w:t>
+      </w:r>
+      <w:proofErr w:type="gramEnd"/>
+      <w:r>
+        <w:t xml:space="preserve"> correspondence between graphemes and</w:t>
       </w:r>
       <w:r>
         <w:t xml:space="preserve"> </w:t>
@@ -8976,8 +8991,9 @@
           <w:color w:val="000000" w:themeColor="text1"/>
           <w:szCs w:val="28"/>
         </w:rPr>
-        <w:t xml:space="preserve">Azerbaijani has nine vowel phonemes and twenty-three consonant phonemes </w:t>
-      </w:r>
+        <w:t xml:space="preserve">Azerbaijani has nine vowel phonemes and twenty-three consonant </w:t>
+      </w:r>
+      <w:proofErr w:type="gramStart"/>
       <w:r>
         <w:rPr>
           <w:rFonts w:cs="Times New Roman"/>
@@ -8985,7 +9001,26 @@
           <w:color w:val="000000" w:themeColor="text1"/>
           <w:szCs w:val="28"/>
         </w:rPr>
-        <w:t xml:space="preserve">, </w:t>
+        <w:t xml:space="preserve">phonemes </w:t>
+      </w:r>
+      <w:r>
+        <w:rPr>
+          <w:rFonts w:cs="Times New Roman"/>
+          <w:bCs/>
+          <w:color w:val="000000" w:themeColor="text1"/>
+          <w:szCs w:val="28"/>
+        </w:rPr>
+        <w:t>,</w:t>
+      </w:r>
+      <w:proofErr w:type="gramEnd"/>
+      <w:r>
+        <w:rPr>
+          <w:rFonts w:cs="Times New Roman"/>
+          <w:bCs/>
+          <w:color w:val="000000" w:themeColor="text1"/>
+          <w:szCs w:val="28"/>
+        </w:rPr>
+        <w:t xml:space="preserve"> </w:t>
       </w:r>
       <w:r>
         <w:rPr>
@@ -9239,7 +9274,6 @@
                 <w:color w:val="000000" w:themeColor="text1"/>
                 <w:szCs w:val="28"/>
               </w:rPr>
-              <w:lastRenderedPageBreak/>
               <w:t>a</w:t>
             </w:r>
           </w:p>
@@ -9604,6 +9638,7 @@
                 <w:szCs w:val="28"/>
               </w:rPr>
             </w:pPr>
+            <w:proofErr w:type="gramStart"/>
             <w:r>
               <w:rPr>
                 <w:rFonts w:cs="Times New Roman"/>
@@ -9613,6 +9648,7 @@
               </w:rPr>
               <w:t>Near-open</w:t>
             </w:r>
+            <w:proofErr w:type="gramEnd"/>
           </w:p>
         </w:tc>
         <w:tc>
@@ -10225,6 +10261,7 @@
                 <w:color w:val="000000" w:themeColor="text1"/>
                 <w:szCs w:val="28"/>
               </w:rPr>
+              <w:lastRenderedPageBreak/>
               <w:t>ö</w:t>
             </w:r>
           </w:p>
@@ -12451,7 +12488,6 @@
                 <w:color w:val="000000" w:themeColor="text1"/>
                 <w:szCs w:val="28"/>
               </w:rPr>
-              <w:lastRenderedPageBreak/>
               <w:t>j</w:t>
             </w:r>
           </w:p>
@@ -13594,6 +13630,7 @@
                 <w:color w:val="000000" w:themeColor="text1"/>
                 <w:szCs w:val="28"/>
               </w:rPr>
+              <w:lastRenderedPageBreak/>
               <w:t>r</w:t>
             </w:r>
           </w:p>
@@ -14863,13 +14900,20 @@
         <w:jc w:val="left"/>
       </w:pPr>
       <w:r>
-        <w:lastRenderedPageBreak/>
         <w:t>THE /ğ/ ALLOPHONY</w:t>
       </w:r>
     </w:p>
     <w:p>
       <w:r>
-        <w:t xml:space="preserve">The letter ğ (soft g) does not represent a stable consonant; its phonetic realization is position-dependent. Between two vowels it is realized as the voiced velar fricative /ɣ/: </w:t>
+        <w:t xml:space="preserve">The letter ğ (soft g) does not represent a stable consonant; its phonetic realization is </w:t>
+      </w:r>
+      <w:proofErr w:type="gramStart"/>
+      <w:r>
+        <w:t>position-dependent</w:t>
+      </w:r>
+      <w:proofErr w:type="gramEnd"/>
+      <w:r>
+        <w:t xml:space="preserve">. Between two vowels it is realized as the voiced velar fricative /ɣ/: </w:t>
       </w:r>
       <w:proofErr w:type="spellStart"/>
       <w:r>
@@ -14977,6 +15021,7 @@
         <w:rPr>
           <w:rFonts w:hint="eastAsia"/>
         </w:rPr>
+        <w:lastRenderedPageBreak/>
         <w:t xml:space="preserve">Azerbaijani, like Turkish and other Turkic languages, exhibits word-final devoicing of voiced </w:t>
       </w:r>
       <w:proofErr w:type="spellStart"/>
@@ -15296,11 +15341,7 @@
       </w:r>
       <w:proofErr w:type="spellEnd"/>
       <w:r>
-        <w:t xml:space="preserve"> (takes) </w:t>
-      </w:r>
-      <w:r>
-        <w:lastRenderedPageBreak/>
-        <w:t xml:space="preserve">— root al has /a/ (back), so the suffix vowel is /ı/ (back); </w:t>
+        <w:t xml:space="preserve"> (takes) — root al has /a/ (back), so the suffix vowel is /ı/ (back); </w:t>
       </w:r>
       <w:proofErr w:type="spellStart"/>
       <w:r>
@@ -15329,6 +15370,7 @@
         <w:rPr>
           <w:noProof/>
         </w:rPr>
+        <w:lastRenderedPageBreak/>
         <w:drawing>
           <wp:inline distT="0" distB="0" distL="0" distR="0" wp14:anchorId="0BC630EA" wp14:editId="20429EE4">
             <wp:extent cx="6155690" cy="3442970"/>
@@ -15378,8 +15420,13 @@
     <w:bookmarkEnd w:id="18"/>
     <w:p>
       <w:r>
-        <w:t>Source: [25]*</w:t>
-      </w:r>
+        <w:t>Source: [</w:t>
+      </w:r>
+      <w:proofErr w:type="gramStart"/>
+      <w:r>
+        <w:t>25]*</w:t>
+      </w:r>
+      <w:proofErr w:type="gramEnd"/>
     </w:p>
     <w:p>
       <w:r>
@@ -15401,7 +15448,6 @@
     </w:p>
     <w:p>
       <w:r>
-        <w:lastRenderedPageBreak/>
         <w:t>Fourth, suffix-attached numerals in text: Azerbaijani ordinal suffixes attach to digit strings with a hyphen (e.g., 1-ci "first", 3-üncü "third"), using vowel-harmony-aware suffix selection. The text normalizer must compute the correct suffix form.</w:t>
       </w:r>
     </w:p>
@@ -15412,6 +15458,7 @@
     </w:p>
     <w:p>
       <w:r>
+        <w:lastRenderedPageBreak/>
         <w:t>The canonical syllable structure is (C)V(C)(C): every syllable has exactly one vowel nucleus; complex onsets are restricted to loanwords. Syllabification follows the onset-maximization principle.</w:t>
       </w:r>
     </w:p>
@@ -15419,7 +15466,7 @@
       <w:pPr>
         <w:pStyle w:val="Heading2"/>
       </w:pPr>
-      <w:bookmarkStart w:id="19" w:name="_Toc229476124"/>
+      <w:bookmarkStart w:id="19" w:name="_Toc229477129"/>
       <w:r>
         <w:t>2.2. Text normalization and linguistic rule design</w:t>
       </w:r>
@@ -15492,7 +15539,15 @@
     </w:p>
     <w:p>
       <w:r>
-        <w:t>[source: [6]*]</w:t>
+        <w:t>[source: [</w:t>
+      </w:r>
+      <w:proofErr w:type="gramStart"/>
+      <w:r>
+        <w:t>6]*</w:t>
+      </w:r>
+      <w:proofErr w:type="gramEnd"/>
+      <w:r>
+        <w:t>]</w:t>
       </w:r>
     </w:p>
     <w:p>
@@ -15507,7 +15562,6 @@
     </w:p>
     <w:p>
       <w:r>
-        <w:lastRenderedPageBreak/>
         <w:t>Unicode quotation marks, dashes (—, –, −), ellipses (…), and non-breaking spaces are converted to normalized ASCII equivalents. This prevents downstream encoding errors in the G2P pipeline.</w:t>
       </w:r>
     </w:p>
@@ -15518,6 +15572,7 @@
     </w:p>
     <w:p>
       <w:r>
+        <w:lastRenderedPageBreak/>
         <w:t xml:space="preserve">Currency and unit symbols are replaced with their Azerbaijani spoken forms: ₼ </w:t>
       </w:r>
       <w:r>
@@ -16040,7 +16095,6 @@
     </w:p>
     <w:p>
       <w:r>
-        <w:lastRenderedPageBreak/>
         <w:t>Roman numerals in unambiguous contexts (chapter numbers, century markers) are converted to their Arabic-digit equivalents and then expanded to words.</w:t>
       </w:r>
     </w:p>
@@ -16051,6 +16105,7 @@
     </w:p>
     <w:p>
       <w:r>
+        <w:lastRenderedPageBreak/>
         <w:t xml:space="preserve">A lookup table maps common Azerbaijani abbreviations to their full spoken forms: "AZ" </w:t>
       </w:r>
       <w:r>
@@ -16847,18 +16902,22 @@
         <w:t xml:space="preserve"> implements the onset-maximization principle. Every syllable must contain exactly one vowel nucleus. For V.CV patterns, a single consonant between two vowels goes to the right onset: al.ma (apple), </w:t>
       </w:r>
       <w:proofErr w:type="spellStart"/>
+      <w:proofErr w:type="gramStart"/>
       <w:r>
         <w:t>a.ta</w:t>
       </w:r>
       <w:proofErr w:type="spellEnd"/>
+      <w:proofErr w:type="gramEnd"/>
       <w:r>
         <w:t xml:space="preserve"> (father). For VC.CV patterns, two consonants between vowels split as coda + onset: </w:t>
       </w:r>
       <w:proofErr w:type="spellStart"/>
+      <w:proofErr w:type="gramStart"/>
       <w:r>
         <w:t>məkt.əb</w:t>
       </w:r>
       <w:proofErr w:type="spellEnd"/>
+      <w:proofErr w:type="gramEnd"/>
       <w:r>
         <w:t xml:space="preserve"> (school), </w:t>
       </w:r>
@@ -16881,7 +16940,6 @@
     </w:p>
     <w:p>
       <w:r>
-        <w:lastRenderedPageBreak/>
         <w:t>STRESS ASSIGNMENT</w:t>
       </w:r>
     </w:p>
@@ -16892,6 +16950,7 @@
     </w:p>
     <w:p>
       <w:r>
+        <w:lastRenderedPageBreak/>
         <w:t xml:space="preserve">Priority 1 — Function words and clitics are marked unstressed. Postpositions, conjunctions, and interrogative particles (mi, </w:t>
       </w:r>
       <w:proofErr w:type="spellStart"/>
@@ -17075,7 +17134,27 @@
           <w:color w:val="000000" w:themeColor="text1"/>
           <w:szCs w:val="28"/>
         </w:rPr>
-        <w:t xml:space="preserve">[8]*. </w:t>
+        <w:t>[</w:t>
+      </w:r>
+      <w:proofErr w:type="gramStart"/>
+      <w:r>
+        <w:rPr>
+          <w:rFonts w:cs="Times New Roman"/>
+          <w:bCs/>
+          <w:color w:val="000000" w:themeColor="text1"/>
+          <w:szCs w:val="28"/>
+        </w:rPr>
+        <w:t>8]*</w:t>
+      </w:r>
+      <w:proofErr w:type="gramEnd"/>
+      <w:r>
+        <w:rPr>
+          <w:rFonts w:cs="Times New Roman"/>
+          <w:bCs/>
+          <w:color w:val="000000" w:themeColor="text1"/>
+          <w:szCs w:val="28"/>
+        </w:rPr>
+        <w:t xml:space="preserve">. </w:t>
       </w:r>
       <w:r>
         <w:rPr>
@@ -17363,17 +17442,7 @@
                 <w:color w:val="000000" w:themeColor="text1"/>
                 <w:szCs w:val="28"/>
               </w:rPr>
-              <w:t xml:space="preserve">Period / no special </w:t>
-            </w:r>
-            <w:r>
-              <w:rPr>
-                <w:rFonts w:cs="Times New Roman"/>
-                <w:bCs/>
-                <w:color w:val="000000" w:themeColor="text1"/>
-                <w:szCs w:val="28"/>
-              </w:rPr>
-              <w:lastRenderedPageBreak/>
-              <w:t>marker</w:t>
+              <w:t>Period / no special marker</w:t>
             </w:r>
           </w:p>
         </w:tc>
@@ -17398,7 +17467,6 @@
                 <w:color w:val="000000" w:themeColor="text1"/>
                 <w:szCs w:val="28"/>
               </w:rPr>
-              <w:lastRenderedPageBreak/>
               <w:t>H*</w:t>
             </w:r>
           </w:p>
@@ -17479,7 +17547,17 @@
                 <w:color w:val="000000" w:themeColor="text1"/>
                 <w:szCs w:val="28"/>
               </w:rPr>
-              <w:t>Yes/No Question</w:t>
+              <w:t xml:space="preserve">Yes/No </w:t>
+            </w:r>
+            <w:r>
+              <w:rPr>
+                <w:rFonts w:cs="Times New Roman"/>
+                <w:bCs/>
+                <w:color w:val="000000" w:themeColor="text1"/>
+                <w:szCs w:val="28"/>
+              </w:rPr>
+              <w:lastRenderedPageBreak/>
+              <w:t>Question</w:t>
             </w:r>
           </w:p>
         </w:tc>
@@ -17504,6 +17582,7 @@
                 <w:color w:val="000000" w:themeColor="text1"/>
                 <w:szCs w:val="28"/>
               </w:rPr>
+              <w:lastRenderedPageBreak/>
               <w:t>mi/</w:t>
             </w:r>
             <w:proofErr w:type="spellStart"/>
@@ -17544,7 +17623,17 @@
                 <w:color w:val="000000" w:themeColor="text1"/>
                 <w:szCs w:val="28"/>
               </w:rPr>
-              <w:t xml:space="preserve"> particle</w:t>
+              <w:t xml:space="preserve"> </w:t>
+            </w:r>
+            <w:r>
+              <w:rPr>
+                <w:rFonts w:cs="Times New Roman"/>
+                <w:bCs/>
+                <w:color w:val="000000" w:themeColor="text1"/>
+                <w:szCs w:val="28"/>
+              </w:rPr>
+              <w:lastRenderedPageBreak/>
+              <w:t>particle</w:t>
             </w:r>
           </w:p>
         </w:tc>
@@ -17569,6 +17658,7 @@
                 <w:color w:val="000000" w:themeColor="text1"/>
                 <w:szCs w:val="28"/>
               </w:rPr>
+              <w:lastRenderedPageBreak/>
               <w:t>L*</w:t>
             </w:r>
           </w:p>
@@ -18175,7 +18265,7 @@
       <w:pPr>
         <w:pStyle w:val="Heading2"/>
       </w:pPr>
-      <w:bookmarkStart w:id="21" w:name="_Toc229476125"/>
+      <w:bookmarkStart w:id="21" w:name="_Toc229477130"/>
       <w:r>
         <w:t xml:space="preserve">2.3. </w:t>
       </w:r>
@@ -18208,14 +18298,19 @@
         <w:t xml:space="preserve">The proposed system follows the modular pipeline architecture established by the Festival TTS system </w:t>
       </w:r>
       <w:r>
-        <w:t>[18]*</w:t>
-      </w:r>
-      <w:r>
-        <w:t xml:space="preserve">, which decomposes the text-to-speech conversion task into a sequence of independent processing modules with well-defined input/output </w:t>
+        <w:t>[</w:t>
+      </w:r>
+      <w:proofErr w:type="gramStart"/>
+      <w:r>
+        <w:t>18]*</w:t>
+      </w:r>
+      <w:proofErr w:type="gramEnd"/>
+      <w:r>
+        <w:t xml:space="preserve">, which decomposes the text-to-speech conversion task into a sequence of independent processing modules with well-defined input/output interfaces. This architecture confers four key advantages for a rule-based system: each module can be developed, tested, and improved independently; intermediate </w:t>
       </w:r>
       <w:r>
         <w:lastRenderedPageBreak/>
-        <w:t>interfaces. This architecture confers four key advantages for a rule-based system: each module can be developed, tested, and improved independently; intermediate representations are human-readable and interpretable; new linguistic rules can be added to one module without affecting others; and the pipeline can be run partially (e.g., to produce IPA without audio) for linguistic analysis.</w:t>
+        <w:t>representations are human-readable and interpretable; new linguistic rules can be added to one module without affecting others; and the pipeline can be run partially (e.g., to produce IPA without audio) for linguistic analysis.</w:t>
       </w:r>
     </w:p>
     <w:p>
@@ -18286,9 +18381,14 @@
       </w:r>
       <w:proofErr w:type="spellStart"/>
       <w:r>
-        <w:t>text_norm_rules.json</w:t>
+        <w:t>text_norm_</w:t>
+      </w:r>
+      <w:proofErr w:type="gramStart"/>
+      <w:r>
+        <w:t>rules.json</w:t>
       </w:r>
       <w:proofErr w:type="spellEnd"/>
+      <w:proofErr w:type="gramEnd"/>
       <w:r>
         <w:t>, enabling the rule set to be inspected and extended without modifying Python code.</w:t>
       </w:r>
@@ -18298,7 +18398,21 @@
         <w:rPr>
           <w:rFonts w:hint="eastAsia"/>
         </w:rPr>
-        <w:t xml:space="preserve">Public interface: normalize(text: str) </w:t>
+        <w:t xml:space="preserve">Public interface: </w:t>
+      </w:r>
+      <w:proofErr w:type="gramStart"/>
+      <w:r>
+        <w:rPr>
+          <w:rFonts w:hint="eastAsia"/>
+        </w:rPr>
+        <w:t>normalize(</w:t>
+      </w:r>
+      <w:proofErr w:type="gramEnd"/>
+      <w:r>
+        <w:rPr>
+          <w:rFonts w:hint="eastAsia"/>
+        </w:rPr>
+        <w:t xml:space="preserve">text: str) </w:t>
       </w:r>
       <w:r>
         <w:rPr>
@@ -18400,7 +18514,23 @@
     </w:p>
     <w:p>
       <w:r>
-        <w:t xml:space="preserve">Output is a List[Word], where each Word contains: graphemes (original word string), phonemes (List[Phoneme] with symbol, </w:t>
+        <w:t xml:space="preserve">Output is a </w:t>
+      </w:r>
+      <w:proofErr w:type="gramStart"/>
+      <w:r>
+        <w:t>List[</w:t>
+      </w:r>
+      <w:proofErr w:type="gramEnd"/>
+      <w:r>
+        <w:t>Word], where each Word contains: graphemes (original word string), phonemes (</w:t>
+      </w:r>
+      <w:proofErr w:type="gramStart"/>
+      <w:r>
+        <w:t>List[</w:t>
+      </w:r>
+      <w:proofErr w:type="gramEnd"/>
+      <w:r>
+        <w:t xml:space="preserve">Phoneme] with symbol, </w:t>
       </w:r>
       <w:proofErr w:type="spellStart"/>
       <w:r>
@@ -18420,7 +18550,15 @@
       </w:r>
       <w:r>
         <w:lastRenderedPageBreak/>
-        <w:t xml:space="preserve">(List[List[Phoneme]]), and </w:t>
+        <w:t>(</w:t>
+      </w:r>
+      <w:proofErr w:type="gramStart"/>
+      <w:r>
+        <w:t>List[List[</w:t>
+      </w:r>
+      <w:proofErr w:type="gramEnd"/>
+      <w:r>
+        <w:t xml:space="preserve">Phoneme]]), and </w:t>
       </w:r>
       <w:proofErr w:type="spellStart"/>
       <w:r>
@@ -18445,9 +18583,14 @@
       </w:r>
       <w:proofErr w:type="spellStart"/>
       <w:r>
-        <w:t>stress_rules.json</w:t>
+        <w:t>stress_</w:t>
+      </w:r>
+      <w:proofErr w:type="gramStart"/>
+      <w:r>
+        <w:t>rules.json</w:t>
       </w:r>
       <w:proofErr w:type="spellEnd"/>
+      <w:proofErr w:type="gramEnd"/>
       <w:r>
         <w:t xml:space="preserve">. Additionally, it applies phrasal stress demotions and assigns </w:t>
       </w:r>
@@ -18482,9 +18625,14 @@
       </w:r>
       <w:proofErr w:type="spellStart"/>
       <w:r>
-        <w:t>prosody_rules.json</w:t>
+        <w:t>prosody_</w:t>
+      </w:r>
+      <w:proofErr w:type="gramStart"/>
+      <w:r>
+        <w:t>rules.json</w:t>
       </w:r>
       <w:proofErr w:type="spellEnd"/>
+      <w:proofErr w:type="gramEnd"/>
       <w:r>
         <w:t xml:space="preserve">, estimates phone durations and pause lengths, and produces a </w:t>
       </w:r>
@@ -18691,7 +18839,15 @@
     </w:p>
     <w:p>
       <w:r>
-        <w:t>After Module 2 (G2P): [Word("</w:t>
+        <w:t>After Module 2 (G2P): [</w:t>
+      </w:r>
+      <w:proofErr w:type="gramStart"/>
+      <w:r>
+        <w:t>Word(</w:t>
+      </w:r>
+      <w:proofErr w:type="gramEnd"/>
+      <w:r>
+        <w:t>"</w:t>
       </w:r>
       <w:proofErr w:type="spellStart"/>
       <w:r>
@@ -18702,18 +18858,62 @@
         <w:t>", phonemes=[</w:t>
       </w:r>
       <w:proofErr w:type="spellStart"/>
-      <w:r>
-        <w:t>æ,z,æ,r,b,a,j,dʒ,a,n</w:t>
+      <w:proofErr w:type="gramStart"/>
+      <w:r>
+        <w:t>æ,z</w:t>
+      </w:r>
+      <w:proofErr w:type="gramEnd"/>
+      <w:r>
+        <w:t>,</w:t>
+      </w:r>
+      <w:proofErr w:type="gramStart"/>
+      <w:r>
+        <w:t>æ,r</w:t>
+      </w:r>
+      <w:proofErr w:type="gramEnd"/>
+      <w:r>
+        <w:t>,</w:t>
+      </w:r>
+      <w:proofErr w:type="gramStart"/>
+      <w:r>
+        <w:t>b,a</w:t>
+      </w:r>
+      <w:proofErr w:type="gramEnd"/>
+      <w:r>
+        <w:t>,</w:t>
+      </w:r>
+      <w:proofErr w:type="gramStart"/>
+      <w:r>
+        <w:t>j,dʒ</w:t>
+      </w:r>
+      <w:proofErr w:type="gramEnd"/>
+      <w:r>
+        <w:t>,</w:t>
+      </w:r>
+      <w:proofErr w:type="gramStart"/>
+      <w:r>
+        <w:t>a,n</w:t>
       </w:r>
       <w:proofErr w:type="spellEnd"/>
-      <w:r>
-        <w:t>], syllables=4), Word("on", phonemes=[</w:t>
+      <w:proofErr w:type="gramEnd"/>
+      <w:r>
+        <w:t xml:space="preserve">], syllables=4), </w:t>
+      </w:r>
+      <w:proofErr w:type="gramStart"/>
+      <w:r>
+        <w:t>Word(</w:t>
+      </w:r>
+      <w:proofErr w:type="gramEnd"/>
+      <w:r>
+        <w:t>"on", phonemes=[</w:t>
       </w:r>
       <w:proofErr w:type="spellStart"/>
+      <w:proofErr w:type="gramStart"/>
       <w:r>
         <w:t>o,n</w:t>
       </w:r>
       <w:proofErr w:type="spellEnd"/>
+      <w:proofErr w:type="gramEnd"/>
       <w:r>
         <w:t>]), ...]</w:t>
       </w:r>
@@ -18752,6 +18952,7 @@
         <w:t xml:space="preserve">After Module 4 (Prosody): </w:t>
       </w:r>
       <w:proofErr w:type="spellStart"/>
+      <w:proofErr w:type="gramStart"/>
       <w:r>
         <w:t>SentenceAnnotation</w:t>
       </w:r>
@@ -18760,6 +18961,7 @@
         <w:t>(</w:t>
       </w:r>
       <w:proofErr w:type="spellStart"/>
+      <w:proofErr w:type="gramEnd"/>
       <w:r>
         <w:t>sentence_type</w:t>
       </w:r>
@@ -18808,12 +19010,26 @@
         <w:rPr>
           <w:rFonts w:hint="eastAsia"/>
         </w:rPr>
-        <w:t xml:space="preserve">. The analyze(text: str) </w:t>
-      </w:r>
+        <w:t xml:space="preserve">. The </w:t>
+      </w:r>
+      <w:proofErr w:type="gramStart"/>
       <w:r>
         <w:rPr>
           <w:rFonts w:hint="eastAsia"/>
         </w:rPr>
+        <w:t>analyze(</w:t>
+      </w:r>
+      <w:proofErr w:type="gramEnd"/>
+      <w:r>
+        <w:rPr>
+          <w:rFonts w:hint="eastAsia"/>
+        </w:rPr>
+        <w:t xml:space="preserve">text: str) </w:t>
+      </w:r>
+      <w:r>
+        <w:rPr>
+          <w:rFonts w:hint="eastAsia"/>
+        </w:rPr>
         <w:t>→</w:t>
       </w:r>
       <w:r>
@@ -18860,7 +19076,21 @@
         <w:rPr>
           <w:rFonts w:hint="eastAsia"/>
         </w:rPr>
-        <w:t xml:space="preserve"> per sentence. The synthesize(text: str, output: Path) </w:t>
+        <w:t xml:space="preserve"> per sentence. The </w:t>
+      </w:r>
+      <w:proofErr w:type="gramStart"/>
+      <w:r>
+        <w:rPr>
+          <w:rFonts w:hint="eastAsia"/>
+        </w:rPr>
+        <w:t>synthesize(</w:t>
+      </w:r>
+      <w:proofErr w:type="gramEnd"/>
+      <w:r>
+        <w:rPr>
+          <w:rFonts w:hint="eastAsia"/>
+        </w:rPr>
+        <w:t xml:space="preserve">text: str, output: Path) </w:t>
       </w:r>
       <w:r>
         <w:rPr>
@@ -19201,14 +19431,25 @@
                 <w:szCs w:val="28"/>
               </w:rPr>
             </w:pPr>
-            <w:r>
-              <w:rPr>
-                <w:rFonts w:cs="Times New Roman"/>
-                <w:bCs/>
-                <w:color w:val="000000" w:themeColor="text1"/>
-                <w:szCs w:val="28"/>
-              </w:rPr>
-              <w:t>List[Word]</w:t>
+            <w:proofErr w:type="gramStart"/>
+            <w:r>
+              <w:rPr>
+                <w:rFonts w:cs="Times New Roman"/>
+                <w:bCs/>
+                <w:color w:val="000000" w:themeColor="text1"/>
+                <w:szCs w:val="28"/>
+              </w:rPr>
+              <w:t>List[</w:t>
+            </w:r>
+            <w:proofErr w:type="gramEnd"/>
+            <w:r>
+              <w:rPr>
+                <w:rFonts w:cs="Times New Roman"/>
+                <w:bCs/>
+                <w:color w:val="000000" w:themeColor="text1"/>
+                <w:szCs w:val="28"/>
+              </w:rPr>
+              <w:t>Word]</w:t>
             </w:r>
           </w:p>
         </w:tc>
@@ -19278,14 +19519,25 @@
                 <w:szCs w:val="28"/>
               </w:rPr>
             </w:pPr>
-            <w:r>
-              <w:rPr>
-                <w:rFonts w:cs="Times New Roman"/>
-                <w:bCs/>
-                <w:color w:val="000000" w:themeColor="text1"/>
-                <w:szCs w:val="28"/>
-              </w:rPr>
-              <w:t>List[Word]</w:t>
+            <w:proofErr w:type="gramStart"/>
+            <w:r>
+              <w:rPr>
+                <w:rFonts w:cs="Times New Roman"/>
+                <w:bCs/>
+                <w:color w:val="000000" w:themeColor="text1"/>
+                <w:szCs w:val="28"/>
+              </w:rPr>
+              <w:t>List[</w:t>
+            </w:r>
+            <w:proofErr w:type="gramEnd"/>
+            <w:r>
+              <w:rPr>
+                <w:rFonts w:cs="Times New Roman"/>
+                <w:bCs/>
+                <w:color w:val="000000" w:themeColor="text1"/>
+                <w:szCs w:val="28"/>
+              </w:rPr>
+              <w:t>Word]</w:t>
             </w:r>
           </w:p>
         </w:tc>
@@ -19670,7 +19922,7 @@
       <w:pPr>
         <w:pStyle w:val="Heading1"/>
       </w:pPr>
-      <w:bookmarkStart w:id="25" w:name="_Toc229476126"/>
+      <w:bookmarkStart w:id="25" w:name="_Toc229477131"/>
       <w:r>
         <w:lastRenderedPageBreak/>
         <w:t>3.</w:t>
@@ -19690,7 +19942,7 @@
       <w:pPr>
         <w:pStyle w:val="Heading2"/>
       </w:pPr>
-      <w:bookmarkStart w:id="26" w:name="_Toc229476127"/>
+      <w:bookmarkStart w:id="26" w:name="_Toc229477132"/>
       <w:r>
         <w:t>3.1. System design and development methodology</w:t>
       </w:r>
@@ -20014,8 +20266,13 @@
         <w:t>. This approach avoids the need to write or maintain a native audio synthesis library, instead delegating acoustic generation to a mature, battle-tested engine with established Azerbaijani voice support</w:t>
       </w:r>
       <w:r>
-        <w:t xml:space="preserve"> [1]*</w:t>
-      </w:r>
+        <w:t xml:space="preserve"> [</w:t>
+      </w:r>
+      <w:proofErr w:type="gramStart"/>
+      <w:r>
+        <w:t>1]*</w:t>
+      </w:r>
+      <w:proofErr w:type="gramEnd"/>
     </w:p>
     <w:p>
       <w:pPr>
@@ -20046,29 +20303,52 @@
       </w:r>
       <w:proofErr w:type="spellEnd"/>
       <w:r>
-        <w:t xml:space="preserve"> of the rule bases stored in the Rules/ directory. The four JSON rule files — g2p_rules.json, </w:t>
+        <w:t xml:space="preserve"> of the rule bases stored in the Rules/ directory. The four JSON rule files — g2p_</w:t>
+      </w:r>
+      <w:proofErr w:type="gramStart"/>
+      <w:r>
+        <w:t>rules.json</w:t>
+      </w:r>
+      <w:proofErr w:type="gramEnd"/>
+      <w:r>
+        <w:t xml:space="preserve">, </w:t>
       </w:r>
       <w:proofErr w:type="spellStart"/>
       <w:r>
-        <w:t>stress_rules.json</w:t>
+        <w:t>stress_</w:t>
+      </w:r>
+      <w:proofErr w:type="gramStart"/>
+      <w:r>
+        <w:t>rules.json</w:t>
       </w:r>
       <w:proofErr w:type="spellEnd"/>
+      <w:proofErr w:type="gramEnd"/>
       <w:r>
         <w:t xml:space="preserve">, </w:t>
       </w:r>
       <w:proofErr w:type="spellStart"/>
       <w:r>
-        <w:t>prosody_rules.json</w:t>
+        <w:t>prosody_</w:t>
+      </w:r>
+      <w:proofErr w:type="gramStart"/>
+      <w:r>
+        <w:t>rules.json</w:t>
       </w:r>
       <w:proofErr w:type="spellEnd"/>
+      <w:proofErr w:type="gramEnd"/>
       <w:r>
         <w:t xml:space="preserve">, and </w:t>
       </w:r>
       <w:proofErr w:type="spellStart"/>
       <w:r>
-        <w:t>text_norm_rules.json</w:t>
+        <w:t>text_norm_</w:t>
+      </w:r>
+      <w:proofErr w:type="gramStart"/>
+      <w:r>
+        <w:t>rules.json</w:t>
       </w:r>
       <w:proofErr w:type="spellEnd"/>
+      <w:proofErr w:type="gramEnd"/>
       <w:r>
         <w:t xml:space="preserve"> — are loaded at module </w:t>
       </w:r>
@@ -20081,10 +20361,12 @@
         <w:t xml:space="preserve"> using </w:t>
       </w:r>
       <w:proofErr w:type="spellStart"/>
+      <w:proofErr w:type="gramStart"/>
       <w:r>
         <w:t>json.load</w:t>
       </w:r>
       <w:proofErr w:type="spellEnd"/>
+      <w:proofErr w:type="gramEnd"/>
       <w:r>
         <w:t>() and accessed as native Python dictionaries throughout processing.</w:t>
       </w:r>
@@ -21810,7 +22092,7 @@
       <w:pPr>
         <w:pStyle w:val="Heading2"/>
       </w:pPr>
-      <w:bookmarkStart w:id="32" w:name="_Toc229476128"/>
+      <w:bookmarkStart w:id="32" w:name="_Toc229477133"/>
       <w:bookmarkEnd w:id="27"/>
       <w:r>
         <w:lastRenderedPageBreak/>
@@ -21842,29 +22124,52 @@
       </w:r>
       <w:proofErr w:type="spellEnd"/>
       <w:r>
-        <w:t xml:space="preserve"> all linguistic rules into four JSON configuration files stored in the Rules/ directory: g2p_rules.json, </w:t>
+        <w:t xml:space="preserve"> all linguistic rules into four JSON configuration files stored in the Rules/ directory: g2p_</w:t>
+      </w:r>
+      <w:proofErr w:type="gramStart"/>
+      <w:r>
+        <w:t>rules.json</w:t>
+      </w:r>
+      <w:proofErr w:type="gramEnd"/>
+      <w:r>
+        <w:t xml:space="preserve">, </w:t>
       </w:r>
       <w:proofErr w:type="spellStart"/>
       <w:r>
-        <w:t>stress_rules.json</w:t>
+        <w:t>stress_</w:t>
+      </w:r>
+      <w:proofErr w:type="gramStart"/>
+      <w:r>
+        <w:t>rules.json</w:t>
       </w:r>
       <w:proofErr w:type="spellEnd"/>
+      <w:proofErr w:type="gramEnd"/>
       <w:r>
         <w:t xml:space="preserve">, </w:t>
       </w:r>
       <w:proofErr w:type="spellStart"/>
       <w:r>
-        <w:t>prosody_rules.json</w:t>
+        <w:t>prosody_</w:t>
+      </w:r>
+      <w:proofErr w:type="gramStart"/>
+      <w:r>
+        <w:t>rules.json</w:t>
       </w:r>
       <w:proofErr w:type="spellEnd"/>
+      <w:proofErr w:type="gramEnd"/>
       <w:r>
         <w:t xml:space="preserve">, and </w:t>
       </w:r>
       <w:proofErr w:type="spellStart"/>
       <w:r>
-        <w:t>text_norm_rules.json</w:t>
+        <w:t>text_norm_</w:t>
+      </w:r>
+      <w:proofErr w:type="gramStart"/>
+      <w:r>
+        <w:t>rules.json</w:t>
       </w:r>
       <w:proofErr w:type="spellEnd"/>
+      <w:proofErr w:type="gramEnd"/>
       <w:r>
         <w:t xml:space="preserve">. Each module loads its corresponding rule file at </w:t>
       </w:r>
@@ -21981,7 +22286,15 @@
         <w:t>10</w:t>
       </w:r>
       <w:r>
-        <w:t>: Screenshot of g2p_rules.json showing the vowel inventory, consonant mappings, and vowel class definitions]</w:t>
+        <w:t>: Screenshot of g2p_</w:t>
+      </w:r>
+      <w:proofErr w:type="gramStart"/>
+      <w:r>
+        <w:t>rules.json</w:t>
+      </w:r>
+      <w:proofErr w:type="gramEnd"/>
+      <w:r>
+        <w:t xml:space="preserve"> showing the vowel inventory, consonant mappings, and vowel class definitions]</w:t>
       </w:r>
     </w:p>
     <w:p>
@@ -21989,10 +22302,12 @@
         <w:t xml:space="preserve">The text normalization module implements its rule engine as a priority-ordered cascade of eight regular expression transformations applied sequentially to the input string. Each transformation step is defined as a compiled </w:t>
       </w:r>
       <w:proofErr w:type="spellStart"/>
+      <w:proofErr w:type="gramStart"/>
       <w:r>
         <w:t>re.Pattern</w:t>
       </w:r>
       <w:proofErr w:type="spellEnd"/>
+      <w:proofErr w:type="gramEnd"/>
       <w:r>
         <w:t xml:space="preserve"> object with a corresponding replacement function. The priority ordering is critical: date patterns must be matched before cardinal number patterns to prevent partial matches; ordinal </w:t>
       </w:r>
@@ -22003,52 +22318,354 @@
     </w:p>
     <w:p>
       <w:r>
-        <w:t xml:space="preserve">The stress assignment module implements a priority-ordered rule hierarchy in which higher-priority rules preempt lower-priority rules. The four priority levels — function word suppression, lexical exceptions, negation suffix rule, and default final-syllable stress — are encoded as a decision waterfall: the </w:t>
+        <w:t>The grapheme-to-phoneme conversion algorithm is implemented in the AzerbaijaniG2P class in g2p_converter.py. The algorithm processes each input word character by character using a left-to-right scan with single-character lookahead and lookbehind, implemented via index arithmetic over a Python list of characters. The central dispatch method, _</w:t>
       </w:r>
       <w:proofErr w:type="spellStart"/>
       <w:r>
-        <w:t>StressAssigner.assign_word_stress</w:t>
+        <w:t>map_</w:t>
+      </w:r>
+      <w:proofErr w:type="gramStart"/>
+      <w:r>
+        <w:t>char</w:t>
       </w:r>
       <w:proofErr w:type="spellEnd"/>
       <w:r>
-        <w:t xml:space="preserve">() method evaluates each priority level in sequence and returns as soon as a rule matches. This approach is equivalent to a rule-based classifier with ordered antecedents and guarantees that every input word receives exactly one stress assignment, with no ambiguity or rule conflict. The exception lexicon and function word lists are loaded from </w:t>
+        <w:t>(</w:t>
+      </w:r>
+      <w:proofErr w:type="gramEnd"/>
+      <w:r>
+        <w:t xml:space="preserve">), receives the current character, its left and right </w:t>
       </w:r>
       <w:proofErr w:type="spellStart"/>
       <w:r>
-        <w:t>stress_rules.json</w:t>
+        <w:t>neighbours</w:t>
       </w:r>
       <w:proofErr w:type="spellEnd"/>
       <w:r>
-        <w:t xml:space="preserve"> as Python sets and dictionaries, enabling O(1) lookup time per word.</w:t>
+        <w:t xml:space="preserve">, and the full character list, and returns the IPA phoneme string for the current position. This character-level processing with contextual access is the standard implementation pattern for rule-based G2P in languages with regular orthography. The base phoneme mapping handles the 32 letters of the Azerbaijani Latin alphabet as two disjoint sets: nine vowels and twenty-three consonants. Vowels are mapped directly from the </w:t>
+      </w:r>
+      <w:proofErr w:type="spellStart"/>
+      <w:r>
+        <w:t>vowel_map</w:t>
+      </w:r>
+      <w:proofErr w:type="spellEnd"/>
+      <w:r>
+        <w:t xml:space="preserve"> dictionary loaded from g2p_</w:t>
+      </w:r>
+      <w:proofErr w:type="gramStart"/>
+      <w:r>
+        <w:t>rules.json</w:t>
+      </w:r>
+      <w:proofErr w:type="gramEnd"/>
+      <w:r>
+        <w:t>: a</w:t>
+      </w:r>
+      <w:r>
+        <w:rPr>
+          <w:rFonts w:hint="eastAsia"/>
+        </w:rPr>
+        <w:t>→</w:t>
+      </w:r>
+      <w:r>
+        <w:t>/a/, e</w:t>
+      </w:r>
+      <w:r>
+        <w:rPr>
+          <w:rFonts w:hint="eastAsia"/>
+        </w:rPr>
+        <w:t>→</w:t>
+      </w:r>
+      <w:r>
+        <w:t>/e/, ə</w:t>
+      </w:r>
+      <w:r>
+        <w:rPr>
+          <w:rFonts w:hint="eastAsia"/>
+        </w:rPr>
+        <w:t>→</w:t>
+      </w:r>
+      <w:r>
+        <w:t>/æ/, ı</w:t>
+      </w:r>
+      <w:r>
+        <w:rPr>
+          <w:rFonts w:hint="eastAsia"/>
+        </w:rPr>
+        <w:t>→</w:t>
+      </w:r>
+      <w:r>
+        <w:t xml:space="preserve">/ɯ/, </w:t>
+      </w:r>
+      <w:proofErr w:type="spellStart"/>
+      <w:r>
+        <w:t>i</w:t>
+      </w:r>
+      <w:proofErr w:type="spellEnd"/>
+      <w:r>
+        <w:rPr>
+          <w:rFonts w:hint="eastAsia"/>
+        </w:rPr>
+        <w:t>→</w:t>
+      </w:r>
+      <w:r>
+        <w:t>/</w:t>
+      </w:r>
+      <w:proofErr w:type="spellStart"/>
+      <w:r>
+        <w:t>i</w:t>
+      </w:r>
+      <w:proofErr w:type="spellEnd"/>
+      <w:r>
+        <w:t>/, o</w:t>
+      </w:r>
+      <w:r>
+        <w:rPr>
+          <w:rFonts w:hint="eastAsia"/>
+        </w:rPr>
+        <w:t>→</w:t>
+      </w:r>
+      <w:r>
+        <w:t>/o/, ö</w:t>
+      </w:r>
+      <w:r>
+        <w:rPr>
+          <w:rFonts w:hint="eastAsia"/>
+        </w:rPr>
+        <w:t>→</w:t>
+      </w:r>
+      <w:r>
+        <w:t>/ø/, u</w:t>
+      </w:r>
+      <w:r>
+        <w:rPr>
+          <w:rFonts w:hint="eastAsia"/>
+        </w:rPr>
+        <w:t>→</w:t>
+      </w:r>
+      <w:r>
+        <w:t>/u/, ü</w:t>
+      </w:r>
+      <w:r>
+        <w:rPr>
+          <w:rFonts w:hint="eastAsia"/>
+        </w:rPr>
+        <w:t>→</w:t>
+      </w:r>
+      <w:r>
+        <w:t>/y/. The majority of consonants are also mapped directly: b</w:t>
+      </w:r>
+      <w:r>
+        <w:rPr>
+          <w:rFonts w:hint="eastAsia"/>
+        </w:rPr>
+        <w:t>→</w:t>
+      </w:r>
+      <w:r>
+        <w:t>/b/, c</w:t>
+      </w:r>
+      <w:r>
+        <w:rPr>
+          <w:rFonts w:hint="eastAsia"/>
+        </w:rPr>
+        <w:t>→</w:t>
+      </w:r>
+      <w:r>
+        <w:t>/</w:t>
+      </w:r>
+      <w:proofErr w:type="spellStart"/>
+      <w:r>
+        <w:t>dʒ</w:t>
+      </w:r>
+      <w:proofErr w:type="spellEnd"/>
+      <w:r>
+        <w:t>/, ç</w:t>
+      </w:r>
+      <w:r>
+        <w:rPr>
+          <w:rFonts w:hint="eastAsia"/>
+        </w:rPr>
+        <w:t>→</w:t>
+      </w:r>
+      <w:r>
+        <w:t>/</w:t>
+      </w:r>
+      <w:proofErr w:type="spellStart"/>
+      <w:r>
+        <w:t>tʃ</w:t>
+      </w:r>
+      <w:proofErr w:type="spellEnd"/>
+      <w:r>
+        <w:t>/, f</w:t>
+      </w:r>
+      <w:r>
+        <w:rPr>
+          <w:rFonts w:hint="eastAsia"/>
+        </w:rPr>
+        <w:t>→</w:t>
+      </w:r>
+      <w:r>
+        <w:t>/f/, h</w:t>
+      </w:r>
+      <w:r>
+        <w:rPr>
+          <w:rFonts w:hint="eastAsia"/>
+        </w:rPr>
+        <w:t>→</w:t>
+      </w:r>
+      <w:r>
+        <w:t>/h/, j</w:t>
+      </w:r>
+      <w:r>
+        <w:rPr>
+          <w:rFonts w:hint="eastAsia"/>
+        </w:rPr>
+        <w:t>→</w:t>
+      </w:r>
+      <w:r>
+        <w:t>/ʒ/, l</w:t>
+      </w:r>
+      <w:r>
+        <w:rPr>
+          <w:rFonts w:hint="eastAsia"/>
+        </w:rPr>
+        <w:t>→</w:t>
+      </w:r>
+      <w:r>
+        <w:t>/l/, m</w:t>
+      </w:r>
+      <w:r>
+        <w:rPr>
+          <w:rFonts w:hint="eastAsia"/>
+        </w:rPr>
+        <w:t>→</w:t>
+      </w:r>
+      <w:r>
+        <w:t>/m/, p</w:t>
+      </w:r>
+      <w:r>
+        <w:rPr>
+          <w:rFonts w:hint="eastAsia"/>
+        </w:rPr>
+        <w:t>→</w:t>
+      </w:r>
+      <w:r>
+        <w:t>/p/, r</w:t>
+      </w:r>
+      <w:r>
+        <w:rPr>
+          <w:rFonts w:hint="eastAsia"/>
+        </w:rPr>
+        <w:t>→</w:t>
+      </w:r>
+      <w:r>
+        <w:t>/r/, s</w:t>
+      </w:r>
+      <w:r>
+        <w:rPr>
+          <w:rFonts w:hint="eastAsia"/>
+        </w:rPr>
+        <w:t>→</w:t>
+      </w:r>
+      <w:r>
+        <w:t>/s/, ş</w:t>
+      </w:r>
+      <w:r>
+        <w:rPr>
+          <w:rFonts w:hint="eastAsia"/>
+        </w:rPr>
+        <w:t>→</w:t>
+      </w:r>
+      <w:r>
+        <w:t>/ʃ/, t</w:t>
+      </w:r>
+      <w:r>
+        <w:rPr>
+          <w:rFonts w:hint="eastAsia"/>
+        </w:rPr>
+        <w:t>→</w:t>
+      </w:r>
+      <w:r>
+        <w:t>/t/, v</w:t>
+      </w:r>
+      <w:r>
+        <w:rPr>
+          <w:rFonts w:hint="eastAsia"/>
+        </w:rPr>
+        <w:t>→</w:t>
+      </w:r>
+      <w:r>
+        <w:t>/v/, y</w:t>
+      </w:r>
+      <w:r>
+        <w:rPr>
+          <w:rFonts w:hint="eastAsia"/>
+        </w:rPr>
+        <w:t>→</w:t>
+      </w:r>
+      <w:r>
+        <w:t>/j/, z</w:t>
+      </w:r>
+      <w:r>
+        <w:rPr>
+          <w:rFonts w:hint="eastAsia"/>
+        </w:rPr>
+        <w:t>→</w:t>
+      </w:r>
+      <w:r>
+        <w:t>/z/. Four consonants — g, k, ğ, n — require context-sensitive handling and are dispatched to dedicated methods.</w:t>
       </w:r>
     </w:p>
     <w:p>
       <w:r>
-        <w:t>The grapheme-to-phoneme conversion algorithm is implemented in the AzerbaijaniG2P class in g2p_converter.py. The algorithm processes each input word character by character using a left-to-right scan with single-character lookahead and lookbehind, implemented via index arithmetic over a Python list of characters. The central dispatch method, _</w:t>
+        <w:t>The palatalization rule is implemented in _</w:t>
       </w:r>
       <w:proofErr w:type="spellStart"/>
       <w:r>
-        <w:t>map_char</w:t>
+        <w:t>map_</w:t>
+      </w:r>
+      <w:proofErr w:type="gramStart"/>
+      <w:r>
+        <w:t>g</w:t>
       </w:r>
       <w:proofErr w:type="spellEnd"/>
       <w:r>
-        <w:t xml:space="preserve">(), receives the current character, its left and right </w:t>
+        <w:t>(</w:t>
+      </w:r>
+      <w:proofErr w:type="gramEnd"/>
+      <w:r>
+        <w:t>) and _</w:t>
       </w:r>
       <w:proofErr w:type="spellStart"/>
       <w:r>
-        <w:t>neighbours</w:t>
+        <w:t>map_</w:t>
+      </w:r>
+      <w:proofErr w:type="gramStart"/>
+      <w:r>
+        <w:t>k</w:t>
       </w:r>
       <w:proofErr w:type="spellEnd"/>
       <w:r>
-        <w:t xml:space="preserve">, and the full character list, and returns the IPA phoneme string for the current position. This character-level processing with contextual access is the standard implementation pattern for rule-based G2P in languages with regular orthography. The base phoneme mapping handles the 32 letters of the Azerbaijani Latin alphabet as two disjoint sets: nine vowels and twenty-three consonants. Vowels are mapped directly from the </w:t>
+        <w:t>(</w:t>
+      </w:r>
+      <w:proofErr w:type="gramEnd"/>
+      <w:r>
+        <w:t xml:space="preserve">). Both methods check whether the immediately adjacent character (left or right </w:t>
       </w:r>
       <w:proofErr w:type="spellStart"/>
       <w:r>
-        <w:t>vowel_map</w:t>
+        <w:t>neighbour</w:t>
       </w:r>
       <w:proofErr w:type="spellEnd"/>
       <w:r>
-        <w:t xml:space="preserve"> dictionary loaded from g2p_rules.json: a</w:t>
+        <w:t xml:space="preserve">) belongs to the FRONT_VOWELS set {e, ə, </w:t>
+      </w:r>
+      <w:proofErr w:type="spellStart"/>
+      <w:r>
+        <w:t>i</w:t>
+      </w:r>
+      <w:proofErr w:type="spellEnd"/>
+      <w:r>
+        <w:t>, ö, ü}. If so, the velar stop is replaced with its palatal counterpart: g</w:t>
       </w:r>
       <w:r>
         <w:rPr>
@@ -22057,7 +22674,7 @@
         <w:t>→</w:t>
       </w:r>
       <w:r>
-        <w:t>/a/, e</w:t>
+        <w:t>/ɟ/ and k</w:t>
       </w:r>
       <w:r>
         <w:rPr>
@@ -22066,547 +22683,315 @@
         <w:t>→</w:t>
       </w:r>
       <w:r>
-        <w:t>/e/, ə</w:t>
+        <w:t>/c/.</w:t>
+      </w:r>
+      <w:r>
+        <w:t xml:space="preserve"> </w:t>
+      </w:r>
+      <w:r>
+        <w:t xml:space="preserve">The ğ </w:t>
+      </w:r>
+      <w:proofErr w:type="spellStart"/>
+      <w:r>
+        <w:t>allophony</w:t>
+      </w:r>
+      <w:proofErr w:type="spellEnd"/>
+      <w:r>
+        <w:t xml:space="preserve"> rule is implemented in _</w:t>
+      </w:r>
+      <w:proofErr w:type="spellStart"/>
+      <w:r>
+        <w:t>map_</w:t>
+      </w:r>
+      <w:proofErr w:type="gramStart"/>
+      <w:r>
+        <w:t>gh</w:t>
+      </w:r>
+      <w:proofErr w:type="spellEnd"/>
+      <w:r>
+        <w:t>(</w:t>
+      </w:r>
+      <w:proofErr w:type="gramEnd"/>
+      <w:r>
+        <w:t xml:space="preserve">). This method classifies the phonological context of each ğ occurrence into three cases: (1) if both the preceding and following characters are vowels, ğ is </w:t>
+      </w:r>
+      <w:proofErr w:type="spellStart"/>
+      <w:r>
+        <w:t>realised</w:t>
+      </w:r>
+      <w:proofErr w:type="spellEnd"/>
+      <w:r>
+        <w:t xml:space="preserve"> </w:t>
+      </w:r>
+      <w:r>
+        <w:lastRenderedPageBreak/>
+        <w:t xml:space="preserve">as the voiced velar fricative /ɣ/, as in </w:t>
+      </w:r>
+      <w:proofErr w:type="spellStart"/>
+      <w:r>
+        <w:t>a</w:t>
       </w:r>
       <w:r>
         <w:rPr>
           <w:rFonts w:hint="eastAsia"/>
         </w:rPr>
-        <w:lastRenderedPageBreak/>
-        <w:t>→</w:t>
-      </w:r>
-      <w:r>
-        <w:t>/æ/, ı</w:t>
-      </w:r>
-      <w:r>
-        <w:rPr>
-          <w:rFonts w:hint="eastAsia"/>
-        </w:rPr>
-        <w:t>→</w:t>
-      </w:r>
-      <w:r>
-        <w:t xml:space="preserve">/ɯ/, </w:t>
+        <w:t>ğı</w:t>
+      </w:r>
+      <w:r>
+        <w:t>l</w:t>
+      </w:r>
+      <w:proofErr w:type="spellEnd"/>
+      <w:r>
+        <w:t xml:space="preserve"> (/</w:t>
       </w:r>
       <w:proofErr w:type="spellStart"/>
       <w:r>
-        <w:t>i</w:t>
+        <w:t>aɣɯl</w:t>
       </w:r>
       <w:proofErr w:type="spellEnd"/>
       <w:r>
-        <w:rPr>
-          <w:rFonts w:hint="eastAsia"/>
-        </w:rPr>
-        <w:t>→</w:t>
-      </w:r>
-      <w:r>
-        <w:t>/</w:t>
+        <w:t xml:space="preserve">/, reason); (2) if ğ is word-final or followed by a consonant, it is </w:t>
       </w:r>
       <w:proofErr w:type="spellStart"/>
       <w:r>
-        <w:t>i</w:t>
+        <w:t>realised</w:t>
       </w:r>
       <w:proofErr w:type="spellEnd"/>
       <w:r>
-        <w:t>/, o</w:t>
-      </w:r>
-      <w:r>
-        <w:rPr>
-          <w:rFonts w:hint="eastAsia"/>
-        </w:rPr>
-        <w:t>→</w:t>
-      </w:r>
-      <w:r>
-        <w:t>/o/, ö</w:t>
-      </w:r>
-      <w:r>
-        <w:rPr>
-          <w:rFonts w:hint="eastAsia"/>
-        </w:rPr>
-        <w:t>→</w:t>
-      </w:r>
-      <w:r>
-        <w:t>/ø/, u</w:t>
-      </w:r>
-      <w:r>
-        <w:rPr>
-          <w:rFonts w:hint="eastAsia"/>
-        </w:rPr>
-        <w:t>→</w:t>
-      </w:r>
-      <w:r>
-        <w:t>/u/, ü</w:t>
-      </w:r>
-      <w:r>
-        <w:rPr>
-          <w:rFonts w:hint="eastAsia"/>
-        </w:rPr>
-        <w:t>→</w:t>
-      </w:r>
-      <w:r>
-        <w:t>/y/. The majority of consonants are also mapped directly: b</w:t>
-      </w:r>
-      <w:r>
-        <w:rPr>
-          <w:rFonts w:hint="eastAsia"/>
-        </w:rPr>
-        <w:t>→</w:t>
-      </w:r>
-      <w:r>
-        <w:t>/b/, c</w:t>
-      </w:r>
-      <w:r>
-        <w:rPr>
-          <w:rFonts w:hint="eastAsia"/>
-        </w:rPr>
-        <w:t>→</w:t>
-      </w:r>
-      <w:r>
-        <w:t>/</w:t>
+        <w:t xml:space="preserve"> as the vowel length marker /ː/, producing compensatory lengthening of the preceding vowel, as in </w:t>
       </w:r>
       <w:proofErr w:type="spellStart"/>
       <w:r>
-        <w:t>dʒ</w:t>
+        <w:t>dağ</w:t>
       </w:r>
       <w:proofErr w:type="spellEnd"/>
       <w:r>
-        <w:t>/, ç</w:t>
-      </w:r>
-      <w:r>
-        <w:rPr>
-          <w:rFonts w:hint="eastAsia"/>
-        </w:rPr>
-        <w:t>→</w:t>
-      </w:r>
-      <w:r>
-        <w:t>/</w:t>
-      </w:r>
-      <w:proofErr w:type="spellStart"/>
-      <w:r>
-        <w:t>tʃ</w:t>
-      </w:r>
-      <w:proofErr w:type="spellEnd"/>
-      <w:r>
-        <w:t>/, f</w:t>
-      </w:r>
-      <w:r>
-        <w:rPr>
-          <w:rFonts w:hint="eastAsia"/>
-        </w:rPr>
-        <w:t>→</w:t>
-      </w:r>
-      <w:r>
-        <w:t>/f/, h</w:t>
-      </w:r>
-      <w:r>
-        <w:rPr>
-          <w:rFonts w:hint="eastAsia"/>
-        </w:rPr>
-        <w:t>→</w:t>
-      </w:r>
-      <w:r>
-        <w:t>/h/, j</w:t>
-      </w:r>
-      <w:r>
-        <w:rPr>
-          <w:rFonts w:hint="eastAsia"/>
-        </w:rPr>
-        <w:t>→</w:t>
-      </w:r>
-      <w:r>
-        <w:t>/ʒ/, l</w:t>
-      </w:r>
-      <w:r>
-        <w:rPr>
-          <w:rFonts w:hint="eastAsia"/>
-        </w:rPr>
-        <w:t>→</w:t>
-      </w:r>
-      <w:r>
-        <w:t>/l/, m</w:t>
-      </w:r>
-      <w:r>
-        <w:rPr>
-          <w:rFonts w:hint="eastAsia"/>
-        </w:rPr>
-        <w:t>→</w:t>
-      </w:r>
-      <w:r>
-        <w:t>/m/, p</w:t>
-      </w:r>
-      <w:r>
-        <w:rPr>
-          <w:rFonts w:hint="eastAsia"/>
-        </w:rPr>
-        <w:t>→</w:t>
-      </w:r>
-      <w:r>
-        <w:t>/p/, r</w:t>
-      </w:r>
-      <w:r>
-        <w:rPr>
-          <w:rFonts w:hint="eastAsia"/>
-        </w:rPr>
-        <w:t>→</w:t>
-      </w:r>
-      <w:r>
-        <w:t>/r/, s</w:t>
-      </w:r>
-      <w:r>
-        <w:rPr>
-          <w:rFonts w:hint="eastAsia"/>
-        </w:rPr>
-        <w:t>→</w:t>
-      </w:r>
-      <w:r>
-        <w:t>/s/, ş</w:t>
-      </w:r>
-      <w:r>
-        <w:rPr>
-          <w:rFonts w:hint="eastAsia"/>
-        </w:rPr>
-        <w:t>→</w:t>
-      </w:r>
-      <w:r>
-        <w:t>/ʃ/, t</w:t>
-      </w:r>
-      <w:r>
-        <w:rPr>
-          <w:rFonts w:hint="eastAsia"/>
-        </w:rPr>
-        <w:t>→</w:t>
-      </w:r>
-      <w:r>
-        <w:t>/t/, v</w:t>
-      </w:r>
-      <w:r>
-        <w:rPr>
-          <w:rFonts w:hint="eastAsia"/>
-        </w:rPr>
-        <w:t>→</w:t>
-      </w:r>
-      <w:r>
-        <w:t>/v/, y</w:t>
-      </w:r>
-      <w:r>
-        <w:rPr>
-          <w:rFonts w:hint="eastAsia"/>
-        </w:rPr>
-        <w:t>→</w:t>
-      </w:r>
-      <w:r>
-        <w:t>/j/, z</w:t>
-      </w:r>
-      <w:r>
-        <w:rPr>
-          <w:rFonts w:hint="eastAsia"/>
-        </w:rPr>
-        <w:t>→</w:t>
-      </w:r>
-      <w:r>
-        <w:t>/z/. Four consonants — g, k, ğ, n — require context-sensitive handling and are dispatched to dedicated methods.</w:t>
+        <w:t xml:space="preserve"> (/daː/, mountain); (3) all other positions default to /ɣ/. </w:t>
       </w:r>
     </w:p>
     <w:p>
       <w:r>
-        <w:t>The palatalization rule is implemented in _</w:t>
+        <w:t>The nasal assimilation rule is implemented in _</w:t>
       </w:r>
       <w:proofErr w:type="spellStart"/>
       <w:r>
-        <w:t>map_g</w:t>
+        <w:t>map_</w:t>
+      </w:r>
+      <w:proofErr w:type="gramStart"/>
+      <w:r>
+        <w:t>n</w:t>
       </w:r>
       <w:proofErr w:type="spellEnd"/>
       <w:r>
-        <w:t>() and _</w:t>
+        <w:t>(</w:t>
+      </w:r>
+      <w:proofErr w:type="gramEnd"/>
+      <w:r>
+        <w:t xml:space="preserve">), which checks whether the immediately following character belongs to the VELAR_CONSONANTS set {k, q, g, ğ}. If so, /n/ is </w:t>
       </w:r>
       <w:proofErr w:type="spellStart"/>
       <w:r>
-        <w:t>map_k</w:t>
+        <w:t>realised</w:t>
       </w:r>
       <w:proofErr w:type="spellEnd"/>
       <w:r>
-        <w:t xml:space="preserve">(). Both methods check whether the immediately adjacent character (left or right </w:t>
+        <w:t xml:space="preserve"> as the velar nasal /ŋ/, as in </w:t>
       </w:r>
       <w:proofErr w:type="spellStart"/>
       <w:r>
-        <w:t>neighbour</w:t>
+        <w:t>rəng</w:t>
       </w:r>
       <w:proofErr w:type="spellEnd"/>
       <w:r>
-        <w:t xml:space="preserve">) belongs to the FRONT_VOWELS set {e, ə, </w:t>
+        <w:t xml:space="preserve"> (/</w:t>
       </w:r>
       <w:proofErr w:type="spellStart"/>
       <w:r>
-        <w:t>i</w:t>
+        <w:t>ræŋ</w:t>
       </w:r>
       <w:proofErr w:type="spellEnd"/>
       <w:r>
-        <w:t>, ö, ü}. If so, the velar stop is replaced with its palatal counterpart: g</w:t>
-      </w:r>
-      <w:r>
-        <w:rPr>
-          <w:rFonts w:hint="eastAsia"/>
-        </w:rPr>
-        <w:t>→</w:t>
-      </w:r>
-      <w:r>
-        <w:t>/ɟ/ and k</w:t>
-      </w:r>
-      <w:r>
-        <w:rPr>
-          <w:rFonts w:hint="eastAsia"/>
-        </w:rPr>
-        <w:t>→</w:t>
-      </w:r>
-      <w:r>
-        <w:t>/c/.</w:t>
-      </w:r>
-      <w:r>
-        <w:t xml:space="preserve"> </w:t>
-      </w:r>
-      <w:r>
-        <w:t xml:space="preserve">The ğ </w:t>
+        <w:t xml:space="preserve">/, </w:t>
       </w:r>
       <w:proofErr w:type="spellStart"/>
       <w:r>
-        <w:t>allophony</w:t>
+        <w:t>colour</w:t>
       </w:r>
       <w:proofErr w:type="spellEnd"/>
       <w:r>
-        <w:t xml:space="preserve"> rule is implemented in _</w:t>
+        <w:t>). An additional bilabial assimilation rule in _</w:t>
       </w:r>
       <w:proofErr w:type="spellStart"/>
       <w:r>
-        <w:t>map_gh</w:t>
+        <w:t>apply_nasal_</w:t>
+      </w:r>
+      <w:proofErr w:type="gramStart"/>
+      <w:r>
+        <w:t>assimilation</w:t>
       </w:r>
       <w:proofErr w:type="spellEnd"/>
       <w:r>
-        <w:t xml:space="preserve">(). This method classifies the phonological context of each ğ occurrence into three cases: (1) if both the preceding and following characters are vowels, ğ is </w:t>
-      </w:r>
-      <w:proofErr w:type="spellStart"/>
-      <w:r>
-        <w:t>realised</w:t>
-      </w:r>
-      <w:proofErr w:type="spellEnd"/>
-      <w:r>
-        <w:t xml:space="preserve"> as the voiced velar fricative /ɣ/, as in </w:t>
-      </w:r>
-      <w:proofErr w:type="spellStart"/>
-      <w:r>
-        <w:t>a</w:t>
-      </w:r>
-      <w:r>
-        <w:rPr>
-          <w:rFonts w:hint="eastAsia"/>
-        </w:rPr>
-        <w:t>ğı</w:t>
-      </w:r>
-      <w:r>
-        <w:t>l</w:t>
-      </w:r>
-      <w:proofErr w:type="spellEnd"/>
-      <w:r>
-        <w:t xml:space="preserve"> (/</w:t>
-      </w:r>
-      <w:proofErr w:type="spellStart"/>
-      <w:r>
-        <w:t>aɣɯl</w:t>
-      </w:r>
-      <w:proofErr w:type="spellEnd"/>
-      <w:r>
-        <w:t xml:space="preserve">/, reason); (2) if ğ is word-final or followed by a consonant, it is </w:t>
-      </w:r>
-      <w:proofErr w:type="spellStart"/>
-      <w:r>
-        <w:t>realised</w:t>
-      </w:r>
-      <w:proofErr w:type="spellEnd"/>
-      <w:r>
-        <w:t xml:space="preserve"> as the vowel length marker /ː/, producing compensatory lengthening of the preceding vowel, as in </w:t>
-      </w:r>
-      <w:proofErr w:type="spellStart"/>
-      <w:r>
-        <w:t>dağ</w:t>
-      </w:r>
-      <w:proofErr w:type="spellEnd"/>
-      <w:r>
-        <w:t xml:space="preserve"> (/daː/, mountain); (3) all other positions default to /ɣ/. </w:t>
+        <w:t>(</w:t>
+      </w:r>
+      <w:proofErr w:type="gramEnd"/>
+      <w:r>
+        <w:t>) converts /n/ to /m/ before bilabial stops /b/ and /p/ at morpheme boundaries.</w:t>
       </w:r>
     </w:p>
     <w:p>
       <w:r>
-        <w:t>The nasal assimilation rule is implemented in _</w:t>
+        <w:t>Following character-level mapping, three post-processing algorithms are applied sequentially to the phoneme list. First, _</w:t>
       </w:r>
       <w:proofErr w:type="spellStart"/>
       <w:r>
-        <w:t>map_n</w:t>
+        <w:t>apply_geminate_</w:t>
+      </w:r>
+      <w:proofErr w:type="gramStart"/>
+      <w:r>
+        <w:t>reduction</w:t>
       </w:r>
       <w:proofErr w:type="spellEnd"/>
       <w:r>
-        <w:t xml:space="preserve">(), which checks whether the immediately following character belongs to the VELAR_CONSONANTS set {k, q, g, ğ}. If so, /n/ is </w:t>
+        <w:t>(</w:t>
+      </w:r>
+      <w:proofErr w:type="gramEnd"/>
+      <w:r>
+        <w:t>) scans the phoneme list for adjacent identical consonant symbols and merges them into a single geminate phoneme with the IPA length marker appended: /</w:t>
       </w:r>
       <w:proofErr w:type="spellStart"/>
       <w:r>
-        <w:t>realised</w:t>
+        <w:t>tt</w:t>
       </w:r>
       <w:proofErr w:type="spellEnd"/>
       <w:r>
-        <w:t xml:space="preserve"> as the velar nasal /ŋ/, as in </w:t>
+        <w:t>/</w:t>
+      </w:r>
+      <w:r>
+        <w:rPr>
+          <w:rFonts w:hint="eastAsia"/>
+        </w:rPr>
+        <w:t>→</w:t>
+      </w:r>
+      <w:r>
+        <w:t>/tː/, /mm/</w:t>
+      </w:r>
+      <w:r>
+        <w:rPr>
+          <w:rFonts w:hint="eastAsia"/>
+        </w:rPr>
+        <w:t>→</w:t>
+      </w:r>
+      <w:r>
+        <w:t>/mː/. Second, _</w:t>
       </w:r>
       <w:proofErr w:type="spellStart"/>
       <w:r>
-        <w:t>rəng</w:t>
+        <w:t>apply_final_</w:t>
+      </w:r>
+      <w:proofErr w:type="gramStart"/>
+      <w:r>
+        <w:t>devoicing</w:t>
       </w:r>
       <w:proofErr w:type="spellEnd"/>
       <w:r>
-        <w:t xml:space="preserve"> (/</w:t>
+        <w:t>(</w:t>
+      </w:r>
+      <w:proofErr w:type="gramEnd"/>
+      <w:r>
+        <w:t>) examines the word-final phoneme and, if it belongs to the VOICED_OBSTRUENTS dictionary {</w:t>
       </w:r>
       <w:proofErr w:type="spellStart"/>
-      <w:r>
-        <w:t>ræŋ</w:t>
+      <w:proofErr w:type="gramStart"/>
+      <w:r>
+        <w:t>b:p</w:t>
       </w:r>
       <w:proofErr w:type="spellEnd"/>
-      <w:r>
-        <w:t xml:space="preserve">/, </w:t>
+      <w:proofErr w:type="gramEnd"/>
+      <w:r>
+        <w:t xml:space="preserve">, </w:t>
       </w:r>
       <w:proofErr w:type="spellStart"/>
       <w:r>
-        <w:t>colour</w:t>
+        <w:t>d:t</w:t>
       </w:r>
       <w:proofErr w:type="spellEnd"/>
       <w:r>
-        <w:t>). An additional bilabial assimilation rule in _</w:t>
+        <w:t xml:space="preserve">, </w:t>
       </w:r>
       <w:proofErr w:type="spellStart"/>
-      <w:r>
-        <w:t>apply_nasal_assimilation</w:t>
+      <w:proofErr w:type="gramStart"/>
+      <w:r>
+        <w:t>ɡ:k</w:t>
       </w:r>
       <w:proofErr w:type="spellEnd"/>
-      <w:r>
-        <w:t>() converts /n/ to /m/ before bilabial stops /b/ and /p/ at morpheme boundaries.</w:t>
+      <w:proofErr w:type="gramEnd"/>
+      <w:r>
+        <w:t xml:space="preserve">, </w:t>
+      </w:r>
+      <w:proofErr w:type="spellStart"/>
+      <w:r>
+        <w:t>ɟ:c</w:t>
+      </w:r>
+      <w:proofErr w:type="spellEnd"/>
+      <w:r>
+        <w:t xml:space="preserve">, </w:t>
+      </w:r>
+      <w:proofErr w:type="spellStart"/>
+      <w:proofErr w:type="gramStart"/>
+      <w:r>
+        <w:t>z:s</w:t>
+      </w:r>
+      <w:proofErr w:type="spellEnd"/>
+      <w:proofErr w:type="gramEnd"/>
+      <w:r>
+        <w:t>}, replaces it with its voiceless counterpart. Third, _</w:t>
+      </w:r>
+      <w:proofErr w:type="spellStart"/>
+      <w:r>
+        <w:t>apply_nasal_</w:t>
+      </w:r>
+      <w:proofErr w:type="gramStart"/>
+      <w:r>
+        <w:t>assimilation</w:t>
+      </w:r>
+      <w:proofErr w:type="spellEnd"/>
+      <w:r>
+        <w:t>(</w:t>
+      </w:r>
+      <w:proofErr w:type="gramEnd"/>
+      <w:r>
+        <w:t>) performs the bilabial nasal assimilation scan described above.</w:t>
       </w:r>
     </w:p>
     <w:p>
       <w:r>
-        <w:t>Following character-level mapping, three post-processing algorithms are applied sequentially to the phoneme list. First, _</w:t>
+        <w:t xml:space="preserve">Syllabification is performed by _syllabify() using the onset-maximization principle: each syllable must contain exactly one vowel nucleus; a single intervocalic consonant is assigned to the onset of the following syllable; in consonant clusters between vowels, all consonants except the last are assigned to the coda of the preceding syllable and the last consonant becomes the onset of the following syllable. This algorithm correctly produces syllable boundaries for standard Azerbaijani words: al.ma (apple), </w:t>
       </w:r>
       <w:proofErr w:type="spellStart"/>
-      <w:r>
-        <w:t>apply_geminate_reduction</w:t>
+      <w:proofErr w:type="gramStart"/>
+      <w:r>
+        <w:t>məkt.əb</w:t>
       </w:r>
       <w:proofErr w:type="spellEnd"/>
-      <w:r>
-        <w:t>() scans the phoneme list for adjacent identical consonant symbols and merges them into a single geminate phoneme with the IPA length marker appended: /</w:t>
+      <w:proofErr w:type="gramEnd"/>
+      <w:r>
+        <w:t xml:space="preserve"> (school), </w:t>
       </w:r>
       <w:proofErr w:type="spellStart"/>
       <w:r>
-        <w:t>tt</w:t>
+        <w:t>Azər.bay.can</w:t>
       </w:r>
       <w:proofErr w:type="spellEnd"/>
       <w:r>
-        <w:t>/</w:t>
-      </w:r>
-      <w:r>
-        <w:rPr>
-          <w:rFonts w:hint="eastAsia"/>
-        </w:rPr>
-        <w:t>→</w:t>
-      </w:r>
-      <w:r>
-        <w:t>/tː/, /mm/</w:t>
-      </w:r>
-      <w:r>
-        <w:rPr>
-          <w:rFonts w:hint="eastAsia"/>
-        </w:rPr>
-        <w:t>→</w:t>
-      </w:r>
-      <w:r>
-        <w:t>/mː/. Second, _</w:t>
-      </w:r>
-      <w:proofErr w:type="spellStart"/>
-      <w:r>
-        <w:t>apply_final_devoicing</w:t>
-      </w:r>
-      <w:proofErr w:type="spellEnd"/>
-      <w:r>
-        <w:t>() examines the word-final phoneme and, if it belongs to the VOICED_OBSTRUENTS dictionary {</w:t>
-      </w:r>
-      <w:proofErr w:type="spellStart"/>
-      <w:r>
-        <w:t>b:p</w:t>
-      </w:r>
-      <w:proofErr w:type="spellEnd"/>
-      <w:r>
-        <w:t xml:space="preserve">, </w:t>
-      </w:r>
-      <w:proofErr w:type="spellStart"/>
-      <w:r>
-        <w:t>d:t</w:t>
-      </w:r>
-      <w:proofErr w:type="spellEnd"/>
-      <w:r>
-        <w:t xml:space="preserve">, </w:t>
-      </w:r>
-      <w:proofErr w:type="spellStart"/>
-      <w:r>
-        <w:t>ɡ:k</w:t>
-      </w:r>
-      <w:proofErr w:type="spellEnd"/>
-      <w:r>
-        <w:t xml:space="preserve">, </w:t>
-      </w:r>
-      <w:proofErr w:type="spellStart"/>
-      <w:r>
-        <w:t>ɟ:c</w:t>
-      </w:r>
-      <w:proofErr w:type="spellEnd"/>
-      <w:r>
-        <w:t xml:space="preserve">, </w:t>
-      </w:r>
-      <w:proofErr w:type="spellStart"/>
-      <w:r>
-        <w:t>z:s</w:t>
-      </w:r>
-      <w:proofErr w:type="spellEnd"/>
-      <w:r>
-        <w:t>}, replaces it with its voiceless counterpart. Third, _</w:t>
-      </w:r>
-      <w:proofErr w:type="spellStart"/>
-      <w:r>
-        <w:t>apply_nasal_assimilation</w:t>
-      </w:r>
-      <w:proofErr w:type="spellEnd"/>
-      <w:r>
-        <w:t>() performs the bilabial nasal assimilation scan described above.</w:t>
+        <w:t xml:space="preserve"> (Azerbaijan).</w:t>
       </w:r>
     </w:p>
     <w:p>
       <w:r>
+        <w:rPr>
+          <w:noProof/>
+        </w:rPr>
         <w:lastRenderedPageBreak/>
-        <w:t xml:space="preserve">Syllabification is performed by _syllabify() using the onset-maximization principle: each syllable must contain exactly one vowel nucleus; a single intervocalic consonant is assigned to the onset of the following syllable; in consonant clusters between vowels, all consonants except the last are assigned to the coda of the preceding syllable and the last consonant becomes the onset of the following syllable. This algorithm correctly produces syllable boundaries for standard Azerbaijani words: al.ma (apple), </w:t>
-      </w:r>
-      <w:proofErr w:type="spellStart"/>
-      <w:r>
-        <w:t>məkt.əb</w:t>
-      </w:r>
-      <w:proofErr w:type="spellEnd"/>
-      <w:r>
-        <w:t xml:space="preserve"> (school), </w:t>
-      </w:r>
-      <w:proofErr w:type="spellStart"/>
-      <w:r>
-        <w:t>Azər.bay.can</w:t>
-      </w:r>
-      <w:proofErr w:type="spellEnd"/>
-      <w:r>
-        <w:t xml:space="preserve"> (Azerbaijan).</w:t>
-      </w:r>
-    </w:p>
-    <w:p>
-      <w:r>
-        <w:rPr>
-          <w:noProof/>
-        </w:rPr>
         <w:drawing>
           <wp:inline distT="0" distB="0" distL="0" distR="0" wp14:anchorId="4142D851" wp14:editId="6ACEC577">
             <wp:extent cx="6155690" cy="2157095"/>
@@ -22726,11 +23111,7 @@
       </w:r>
       <w:proofErr w:type="spellEnd"/>
       <w:r>
-        <w:t xml:space="preserve">-ng command-line binary. The module does not implement any signal processing algorithms internally; instead, it constructs and </w:t>
-      </w:r>
-      <w:r>
-        <w:lastRenderedPageBreak/>
-        <w:t xml:space="preserve">executes </w:t>
+        <w:t xml:space="preserve">-ng command-line binary. The module does not implement any signal processing algorithms internally; instead, it constructs and executes </w:t>
       </w:r>
       <w:proofErr w:type="spellStart"/>
       <w:r>
@@ -22791,7 +23172,11 @@
       </w:r>
       <w:proofErr w:type="spellEnd"/>
       <w:r>
-        <w:t xml:space="preserve">" for Azerbaijani), output sample rate (22,050 Hz), amplitude (0–200 scale), speech rate in words per minute (default: 140), pitch baseline (0–99 scale), and a </w:t>
+        <w:t xml:space="preserve">" for Azerbaijani), output sample </w:t>
+      </w:r>
+      <w:r>
+        <w:lastRenderedPageBreak/>
+        <w:t xml:space="preserve">rate (22,050 Hz), amplitude (0–200 scale), speech rate in words per minute (default: 140), pitch baseline (0–99 scale), and a </w:t>
       </w:r>
       <w:proofErr w:type="spellStart"/>
       <w:r>
@@ -22832,11 +23217,19 @@
       </w:r>
       <w:proofErr w:type="spellStart"/>
       <w:r>
-        <w:t>to_espeak_markup</w:t>
+        <w:t>to_espeak_</w:t>
+      </w:r>
+      <w:proofErr w:type="gramStart"/>
+      <w:r>
+        <w:t>markup</w:t>
       </w:r>
       <w:proofErr w:type="spellEnd"/>
       <w:r>
-        <w:t xml:space="preserve">() function, which converts the </w:t>
+        <w:t>(</w:t>
+      </w:r>
+      <w:proofErr w:type="gramEnd"/>
+      <w:r>
+        <w:t xml:space="preserve">) function, which converts the </w:t>
       </w:r>
       <w:proofErr w:type="spellStart"/>
       <w:r>
@@ -22908,12 +23301,17 @@
         <w:t xml:space="preserve">The subprocess invocation is constructed as a list of command-line arguments passed to Python's </w:t>
       </w:r>
       <w:proofErr w:type="spellStart"/>
+      <w:proofErr w:type="gramStart"/>
       <w:r>
         <w:t>subprocess.run</w:t>
       </w:r>
       <w:proofErr w:type="spellEnd"/>
       <w:r>
-        <w:t xml:space="preserve">() function with </w:t>
+        <w:t>(</w:t>
+      </w:r>
+      <w:proofErr w:type="gramEnd"/>
+      <w:r>
+        <w:t xml:space="preserve">) function with </w:t>
       </w:r>
       <w:proofErr w:type="spellStart"/>
       <w:r>
@@ -22924,10 +23322,12 @@
         <w:t>=</w:t>
       </w:r>
       <w:proofErr w:type="spellStart"/>
+      <w:proofErr w:type="gramStart"/>
       <w:r>
         <w:t>subprocess.PIPE</w:t>
       </w:r>
       <w:proofErr w:type="spellEnd"/>
+      <w:proofErr w:type="gramEnd"/>
       <w:r>
         <w:t xml:space="preserve"> to capture the WAV bytes. The </w:t>
       </w:r>
@@ -22966,7 +23366,6 @@
     </w:p>
     <w:p>
       <w:r>
-        <w:lastRenderedPageBreak/>
         <w:t xml:space="preserve">The WAV output produced by </w:t>
       </w:r>
       <w:proofErr w:type="spellStart"/>
@@ -22978,12 +23377,33 @@
         <w:t xml:space="preserve">-ng is 22,050 Hz, 16-bit, mono PCM audio encapsulated in the standard WAV container format. The raw bytes returned by the subprocess call are written directly to the output file path using Python's </w:t>
       </w:r>
       <w:proofErr w:type="spellStart"/>
-      <w:r>
-        <w:t>pathlib.Path.write_bytes</w:t>
+      <w:proofErr w:type="gramStart"/>
+      <w:r>
+        <w:t>pathlib.Path.write</w:t>
+      </w:r>
+      <w:proofErr w:type="gramEnd"/>
+      <w:r>
+        <w:t>_</w:t>
+      </w:r>
+      <w:proofErr w:type="gramStart"/>
+      <w:r>
+        <w:t>bytes</w:t>
       </w:r>
       <w:proofErr w:type="spellEnd"/>
       <w:r>
-        <w:t xml:space="preserve">() method, requiring no additional audio processing or format conversion. The synthesize() method of </w:t>
+        <w:t>(</w:t>
+      </w:r>
+      <w:proofErr w:type="gramEnd"/>
+      <w:r>
+        <w:t xml:space="preserve">) method, requiring no additional audio processing or format conversion. The </w:t>
+      </w:r>
+      <w:proofErr w:type="gramStart"/>
+      <w:r>
+        <w:t>synthesize(</w:t>
+      </w:r>
+      <w:proofErr w:type="gramEnd"/>
+      <w:r>
+        <w:t xml:space="preserve">) method of </w:t>
       </w:r>
       <w:proofErr w:type="spellStart"/>
       <w:r>
@@ -22991,23 +23411,47 @@
       </w:r>
       <w:proofErr w:type="spellEnd"/>
       <w:r>
-        <w:t xml:space="preserve"> assembles the complete pipeline — normalize(), </w:t>
+        <w:t xml:space="preserve"> assembles the complete pipeline — </w:t>
+      </w:r>
+      <w:proofErr w:type="gramStart"/>
+      <w:r>
+        <w:t>normalize(</w:t>
+      </w:r>
+      <w:proofErr w:type="gramEnd"/>
+      <w:r>
+        <w:t xml:space="preserve">), </w:t>
       </w:r>
       <w:proofErr w:type="spellStart"/>
       <w:r>
-        <w:t>text_to_words</w:t>
+        <w:t>text_to_</w:t>
+      </w:r>
+      <w:proofErr w:type="gramStart"/>
+      <w:r>
+        <w:t>words</w:t>
       </w:r>
       <w:proofErr w:type="spellEnd"/>
       <w:r>
-        <w:t xml:space="preserve">(), </w:t>
+        <w:t>(</w:t>
+      </w:r>
+      <w:proofErr w:type="gramEnd"/>
+      <w:r>
+        <w:t xml:space="preserve">), </w:t>
       </w:r>
       <w:proofErr w:type="spellStart"/>
       <w:r>
-        <w:t>assign_stress</w:t>
+        <w:t>assign_</w:t>
+      </w:r>
+      <w:proofErr w:type="gramStart"/>
+      <w:r>
+        <w:t>stress</w:t>
       </w:r>
       <w:proofErr w:type="spellEnd"/>
       <w:r>
-        <w:t xml:space="preserve">(), </w:t>
+        <w:t>(</w:t>
+      </w:r>
+      <w:proofErr w:type="gramEnd"/>
+      <w:r>
+        <w:t xml:space="preserve">), </w:t>
       </w:r>
       <w:proofErr w:type="spellStart"/>
       <w:r>
@@ -23023,6 +23467,7 @@
         <w:rPr>
           <w:noProof/>
         </w:rPr>
+        <w:lastRenderedPageBreak/>
         <w:drawing>
           <wp:inline distT="0" distB="0" distL="0" distR="0" wp14:anchorId="25BDBCF7" wp14:editId="5A1B6598">
             <wp:extent cx="6155690" cy="1689100"/>
@@ -23124,9 +23569,8 @@
       <w:pPr>
         <w:pStyle w:val="Heading2"/>
       </w:pPr>
-      <w:bookmarkStart w:id="33" w:name="_Toc229476129"/>
-      <w:r>
-        <w:lastRenderedPageBreak/>
+      <w:bookmarkStart w:id="33" w:name="_Toc229477134"/>
+      <w:r>
         <w:t xml:space="preserve">3.3. Experimental evaluation and </w:t>
       </w:r>
       <w:r>
@@ -23139,23 +23583,24 @@
     </w:p>
     <w:p>
       <w:r>
-        <w:t xml:space="preserve">The evaluation of the Azerbaijani TTS system was conducted across two complementary dimensions: automated unit testing of individual linguistic modules, and human perceptual evaluation of the audio output produced by the full pipeline. These two evaluation dimensions address distinct quality aspects of the system: unit tests verify the correctness of individual rules against ground-truth linguistic targets, while human evaluation assesses the intelligibility and naturalness of the synthesized speech as perceived by native Azerbaijani listeners. Both dimensions are necessary for a complete assessment of a rule-based TTS system, since correct rule execution does not automatically guarantee perceptually adequate speech, and perceptual adequacy alone does not diagnose which specific rules require correction </w:t>
-      </w:r>
-      <w:r>
-        <w:t>[17]*</w:t>
-      </w:r>
+        <w:t xml:space="preserve">The evaluation of the Azerbaijani TTS system was conducted across two complementary dimensions: automated unit testing of individual linguistic modules, and human perceptual evaluation of the audio output produced by the full pipeline. These two evaluation dimensions address distinct quality aspects of the system: unit tests verify the correctness of individual rules against ground-truth linguistic targets, while human evaluation assesses the intelligibility and naturalness of the synthesized </w:t>
+      </w:r>
+      <w:r>
+        <w:lastRenderedPageBreak/>
+        <w:t xml:space="preserve">speech as perceived by native Azerbaijani listeners. Both dimensions are necessary for a complete assessment of a rule-based TTS system, since correct rule execution does not automatically guarantee perceptually adequate speech, and perceptual adequacy alone does not diagnose which specific rules require correction </w:t>
+      </w:r>
+      <w:r>
+        <w:t>[</w:t>
+      </w:r>
+      <w:proofErr w:type="gramStart"/>
+      <w:r>
+        <w:t>17]*</w:t>
+      </w:r>
+      <w:proofErr w:type="gramEnd"/>
     </w:p>
     <w:p>
       <w:r>
-        <w:t xml:space="preserve">The automated test suite consists of 156 unit tests distributed across four test modules, one per core processing module. Each test case targets one specific linguistic phenomenon: the G2P test module covers palatalization, ğ </w:t>
-      </w:r>
-      <w:proofErr w:type="spellStart"/>
-      <w:r>
-        <w:t>allophony</w:t>
-      </w:r>
-      <w:proofErr w:type="spellEnd"/>
-      <w:r>
-        <w:t xml:space="preserve">, final devoicing, nasal assimilation, geminate reduction, and syllabification; the stress test module covers function word suppression, the negation suffix rule, lexical exceptions, and default final-syllable stress; the prosody test module covers sentence type detection for all five sentence types, pause duration insertion, and intonation contour selection; the normalization test module covers date, time, ordinal, cardinal, currency, unit, abbreviation, and Roman numeral transformations. In total, 61 distinct linguistic phenomena are exercised by the test suite, including phenomena such as ğ intervocalic fricative </w:t>
+        <w:t xml:space="preserve">In total, 61 distinct linguistic phenomena are exercised by the test suite, including phenomena such as ğ intervocalic fricative </w:t>
       </w:r>
       <w:proofErr w:type="spellStart"/>
       <w:r>
@@ -23187,7 +23632,6 @@
         <w:rPr>
           <w:noProof/>
         </w:rPr>
-        <w:lastRenderedPageBreak/>
         <w:drawing>
           <wp:inline distT="0" distB="0" distL="0" distR="0" wp14:anchorId="07B96FD4" wp14:editId="5E2D2143">
             <wp:extent cx="6155690" cy="3773170"/>
@@ -23243,6 +23687,7 @@
     </w:p>
     <w:p>
       <w:r>
+        <w:lastRenderedPageBreak/>
         <w:t xml:space="preserve">The phonetically balanced evaluation set consists of 50 Azerbaijani sentences spanning all five sentence types — declarative (20 sentences), yes/no interrogative (10), </w:t>
       </w:r>
       <w:proofErr w:type="spellStart"/>
@@ -23259,7 +23704,7 @@
       </w:r>
       <w:proofErr w:type="spellEnd"/>
       <w:r>
-        <w:t xml:space="preserve"> in three phonological environments, nasal assimilation before velar and bilabial stops, final obstruent devoicing); agglutinative morphology with up to four suffix layers; sentence lengths ranging from two to six words; and a controlled proportion of loanword vocabulary. The sentence selection followed the principle of maximum phoneme coverage per sentence, consistent with the methodology applied in the design of the Harvard sentence lists and related evaluation corpora for low-resource languages</w:t>
+        <w:t xml:space="preserve"> in three phonological environments, nasal assimilation before velar and bilabial stops, final obstruent devoicing); The sentence selection followed the principle of maximum phoneme coverage per sentence, consistent with the methodology applied in the design of the Harvard sentence lists and related evaluation corpora for low-resource languages</w:t>
       </w:r>
       <w:r>
         <w:t xml:space="preserve"> [17]*</w:t>
@@ -23267,8 +23712,15 @@
     </w:p>
     <w:p>
       <w:r>
-        <w:lastRenderedPageBreak/>
-        <w:t>The pipeline report, generated by running all 50 sentences through the analyze() method and saved to evaluation/</w:t>
+        <w:t xml:space="preserve">The pipeline report, generated by running all 50 sentences through the </w:t>
+      </w:r>
+      <w:proofErr w:type="gramStart"/>
+      <w:r>
+        <w:t>analyze(</w:t>
+      </w:r>
+      <w:proofErr w:type="gramEnd"/>
+      <w:r>
+        <w:t>) method and saved to evaluation/</w:t>
       </w:r>
       <w:proofErr w:type="spellStart"/>
       <w:r>
@@ -23292,26 +23744,13 @@
       </w:r>
       <w:proofErr w:type="spellEnd"/>
       <w:r>
-        <w:t xml:space="preserve">). Sentence type detection achieved 100% accuracy across all 50 evaluation sentences, with every declarative, interrogative, </w:t>
-      </w:r>
-      <w:proofErr w:type="spellStart"/>
-      <w:r>
-        <w:t>wh</w:t>
-      </w:r>
-      <w:proofErr w:type="spellEnd"/>
-      <w:r>
-        <w:t xml:space="preserve">-question, imperative, and exclamatory sentence correctly classified by the surface-feature detection algorithm implemented in the prosody engine's </w:t>
-      </w:r>
-      <w:proofErr w:type="spellStart"/>
-      <w:r>
-        <w:t>detect_sentence_type</w:t>
-      </w:r>
-      <w:proofErr w:type="spellEnd"/>
-      <w:r>
-        <w:t>() function.</w:t>
+        <w:t xml:space="preserve">). </w:t>
       </w:r>
     </w:p>
     <w:p>
+      <w:pPr>
+        <w:jc w:val="center"/>
+      </w:pPr>
       <w:r>
         <w:rPr>
           <w:noProof/>
@@ -23355,6 +23794,7 @@
     </w:p>
     <w:p>
       <w:r>
+        <w:lastRenderedPageBreak/>
         <w:t>[Figure 13: Screenshot of the evaluation/</w:t>
       </w:r>
       <w:proofErr w:type="spellStart"/>
@@ -23382,11 +23822,7 @@
       </w:r>
       <w:proofErr w:type="spellEnd"/>
       <w:r>
-        <w:t xml:space="preserve"> the evaluator profiles. The evaluators span a range of ages (22–35), educational backgrounds (BSc Linguistics, MA Philology, BSc Computer Science, BA Education, MSc Engineering), and genders (three male, two female), providing a diverse listener panel </w:t>
-      </w:r>
-      <w:r>
-        <w:lastRenderedPageBreak/>
-        <w:t>that is representative of the adult educated Azerbaijani speaker population and appropriate for an initial system evaluation in a low-resource language context.</w:t>
+        <w:t xml:space="preserve"> the evaluator profiles. The evaluators span a range of ages (22–35), educational backgrounds (BSc Linguistics, MA Philology, BSc Computer Science, BA Education, MSc Engineering), and genders (three male, two female), providing a diverse listener panel that is representative of the adult educated Azerbaijani speaker population and appropriate for an initial system evaluation in a low-resource language context.</w:t>
       </w:r>
     </w:p>
     <w:p>
@@ -24069,16 +24505,16 @@
       </w:r>
       <w:proofErr w:type="spellEnd"/>
       <w:r>
-        <w:t>-ng Azerbaijani voice — presented in a blind, counterbalanced order without identification of the condition. Evaluators assigned a naturalness rating on the five-point integer scale: 1 (Bad), 2 (Poor), 3 (Fair), 4 (Good), 5 (Excellent). A total of 180 ratings were collected per condition (5 evaluators × 36 sentences per evaluator). The MOS of 3.2 is consistent with the expected performance of a formant synthesis system with a rule-based front-end: well above the "Poor" threshold, falling short of the "Good" threshold, but perceptually acceptable for functional accessibility applications.</w:t>
+        <w:t xml:space="preserve">-ng Azerbaijani voice — presented in a blind, counterbalanced order without identification of the condition. Evaluators assigned a naturalness rating on the five-point integer scale: 1 (Bad), 2 (Poor), 3 (Fair), 4 (Good), 5 (Excellent). A total of 180 ratings were collected per condition (5 evaluators × 36 sentences per evaluator). The MOS of 3.2 is consistent with the expected performance of a formant synthesis system with a rule-based front-end: well above the "Poor" </w:t>
+      </w:r>
+      <w:r>
+        <w:lastRenderedPageBreak/>
+        <w:t>threshold, falling short of the "Good" threshold, but perceptually acceptable for functional accessibility applications.</w:t>
       </w:r>
     </w:p>
     <w:p>
       <w:r>
-        <w:t xml:space="preserve">Per-evaluator MOS scores for the proposed system showed high consistency across all five listeners: E1 = 3.22, E2 = 3.14, E3 = 3.19, E4 = 3.19, E5 = 3.17. The maximum inter-rater range of 0.08 points confirms that the ratings are stable and not dominated by individual listener preference or educational background. The baseline scores also showed strong inter-rater consistency (E1 = 2.81, E2 = 2.81, E3 = 2.78, E4 = 2.75, E5 = 2.83), with a range of 0.08 points. The score distribution for the </w:t>
-      </w:r>
-      <w:r>
-        <w:lastRenderedPageBreak/>
-        <w:t>proposed system was: 1 (Bad): 0 ratings (0%), 2 (Poor): 10 ratings (5.6%), 3 (Fair): 127 ratings (70.6%), 4 (Good): 43 ratings (23.9%), 5 (Excellent): 0 ratings (0%). No evaluator assigned a score of 1 to any sentence, and 23.9% of all ratings reached the "Good" level, indicating that the proposed system achieves perceptually adequate speech for a substantial proportion of sentences. The baseline system received no ratings of 4 or 5 from any evaluator under any condition, confirming that the custom front-end preprocessing produces a measurable and consistent improvement in perceived naturalness.</w:t>
+        <w:t>Per-evaluator MOS scores for the proposed system showed high consistency across all five listeners: E1 = 3.22, E2 = 3.14, E3 = 3.19, E4 = 3.19, E5 = 3.17. The maximum inter-rater range of 0.08 points confirms that the ratings are stable and not dominated by individual listener preference or educational background. The baseline scores also showed strong inter-rater consistency (E1 = 2.81, E2 = 2.81, E3 = 2.78, E4 = 2.75, E5 = 2.83), with a range of 0.08 points. The score distribution for the proposed system was: 1 (Bad): 0 ratings (0%), 2 (Poor): 10 ratings (5.6%), 3 (Fair): 127 ratings (70.6%), 4 (Good): 43 ratings (23.9%), 5 (Excellent): 0 ratings (0%). No evaluator assigned a score of 1 to any sentence, and 23.9% of all ratings reached the "Good" level, indicating that the proposed system achieves perceptually adequate speech for a substantial proportion of sentences. The baseline system received no ratings of 4 or 5 from any evaluator under any condition, confirming that the custom front-end preprocessing produces a measurable and consistent improvement in perceived naturalness.</w:t>
       </w:r>
     </w:p>
     <w:p>
@@ -24539,12 +24975,15 @@
       </w:r>
       <w:proofErr w:type="spellEnd"/>
       <w:r>
-        <w:t xml:space="preserve"> word-level edit distance to the total number of reference words, averaged across all 250 listener–sentence pairs. Five sentences achieved WER = 0% across all listeners, representing 10% of the evaluation set. The remaining 45 sentences produced at least one transcription error in at least one listener's response. Per-listener WER ranged from 7.4% (L2) to 18.0% (L3), with individual scores of L1 = 10.4%, L2 = 7.4%, L3 = 18.0%, L4 = 15.2%, and L5 = 10.9%. The L3 outlier's higher WER reflects consistently greater difficulty with word-final consonant clusters rather than a systematic pattern attributable to sentence type</w:t>
+        <w:t xml:space="preserve"> word-level edit distance to the total number of reference words, averaged </w:t>
+      </w:r>
+      <w:r>
+        <w:lastRenderedPageBreak/>
+        <w:t>across all 250 listener–sentence pairs. Five sentences achieved WER = 0% across all listeners, representing 10% of the evaluation set. The remaining 45 sentences produced at least one transcription error in at least one listener's response. Per-listener WER ranged from 7.4% (L2) to 18.0% (L3), with individual scores of L1 = 10.4%, L2 = 7.4%, L3 = 18.0%, L4 = 15.2%, and L5 = 10.9%. The L3 outlier's higher WER reflects consistently greater difficulty with word-final consonant clusters rather than a systematic pattern attributable to sentence type</w:t>
       </w:r>
     </w:p>
     <w:p>
       <w:r>
-        <w:lastRenderedPageBreak/>
         <w:t>Sentence-level WER ranged from 0.0% to 44.0%, with the highest-error sentence (sentence 38) containing a loanword with an irregular consonant cluster that the G2P module assigned to the nearest native phoneme rather than the loanword-specific pronunciation. Error analysis of the transcription data identified three dominant error categories. The first and most frequent category was final-segment truncation, in which listeners omitted or replaced the final phoneme of the word-final morphological suffix — for example, "</w:t>
       </w:r>
       <w:proofErr w:type="spellStart"/>
@@ -24649,6 +25088,7 @@
         <w:rPr>
           <w:rFonts w:hint="eastAsia"/>
         </w:rPr>
+        <w:lastRenderedPageBreak/>
         <w:t xml:space="preserve">Text normalization accuracy was evaluated separately over 250 test cases covering eight transformation categories. (e.g., "15 </w:t>
       </w:r>
       <w:proofErr w:type="spellStart"/>
@@ -24839,11 +25279,7 @@
       </w:r>
       <w:proofErr w:type="spellEnd"/>
       <w:r>
-        <w:t xml:space="preserve">"). The overall weighted normalization accuracy across all categories was 97.2%. The 2.8% error rate was concentrated in ordinal suffix </w:t>
-      </w:r>
-      <w:r>
-        <w:lastRenderedPageBreak/>
-        <w:t>construction for irregular cardinal stems in loanword numerals, where the vowel harmony classifier selects an incorrect suffix class due to the absence of native Azerbaijani vowel harmony in the loanword stem.</w:t>
+        <w:t>"). The overall weighted normalization accuracy across all categories was 97.2%. The 2.8% error rate was concentrated in ordinal suffix construction for irregular cardinal stems in loanword numerals, where the vowel harmony classifier selects an incorrect suffix class due to the absence of native Azerbaijani vowel harmony in the loanword stem.</w:t>
       </w:r>
     </w:p>
     <w:p>
@@ -24911,27 +25347,7 @@
       </w:r>
       <w:proofErr w:type="spellEnd"/>
       <w:r>
-        <w:t xml:space="preserve">-ng Azerbaijani voice (direct baseline), the commercial Azerbaijani TTS system developed by Rustamov, and the IS2AI multilingual Turkic TTS reported by </w:t>
-      </w:r>
-      <w:r>
-        <w:t>[1]* -</w:t>
-      </w:r>
-      <w:r>
-        <w:t xml:space="preserve"> provides a longitudinal perspective on Azerbaijani speech technology development over the preceding decade. The comparison is </w:t>
-      </w:r>
-      <w:proofErr w:type="spellStart"/>
-      <w:r>
-        <w:t>summarised</w:t>
-      </w:r>
-      <w:proofErr w:type="spellEnd"/>
-      <w:r>
-        <w:t xml:space="preserve"> in</w:t>
-      </w:r>
-      <w:r>
-        <w:t xml:space="preserve"> Table 12</w:t>
-      </w:r>
-      <w:r>
-        <w:t>.</w:t>
+        <w:t xml:space="preserve">-ng Azerbaijani voice (direct baseline), the commercial Azerbaijani TTS system developed by Rustamov, </w:t>
       </w:r>
     </w:p>
     <w:p>
@@ -25092,7 +25508,17 @@
                 <w:color w:val="000000" w:themeColor="text1"/>
                 <w:szCs w:val="28"/>
               </w:rPr>
-              <w:t>Proposed (rule-based, 2026)</w:t>
+              <w:t xml:space="preserve">Proposed (rule-based, </w:t>
+            </w:r>
+            <w:r>
+              <w:rPr>
+                <w:rFonts w:cs="Times New Roman"/>
+                <w:bCs/>
+                <w:color w:val="000000" w:themeColor="text1"/>
+                <w:szCs w:val="28"/>
+              </w:rPr>
+              <w:lastRenderedPageBreak/>
+              <w:t>2026)</w:t>
             </w:r>
           </w:p>
         </w:tc>
@@ -25117,6 +25543,7 @@
                 <w:color w:val="000000" w:themeColor="text1"/>
                 <w:szCs w:val="28"/>
               </w:rPr>
+              <w:lastRenderedPageBreak/>
               <w:t>3.2</w:t>
             </w:r>
           </w:p>
@@ -25187,7 +25614,17 @@
                 <w:color w:val="000000" w:themeColor="text1"/>
                 <w:szCs w:val="28"/>
               </w:rPr>
-              <w:t>-ng</w:t>
+              <w:t>-</w:t>
+            </w:r>
+            <w:r>
+              <w:rPr>
+                <w:rFonts w:cs="Times New Roman"/>
+                <w:bCs/>
+                <w:color w:val="000000" w:themeColor="text1"/>
+                <w:szCs w:val="28"/>
+              </w:rPr>
+              <w:lastRenderedPageBreak/>
+              <w:t>ng</w:t>
             </w:r>
           </w:p>
         </w:tc>
@@ -25373,7 +25810,6 @@
                 <w:color w:val="000000" w:themeColor="text1"/>
                 <w:szCs w:val="28"/>
               </w:rPr>
-              <w:lastRenderedPageBreak/>
               <w:t xml:space="preserve"> (commercial, ~2018)</w:t>
             </w:r>
           </w:p>
@@ -25602,8 +26038,19 @@
                 <w:color w:val="000000" w:themeColor="text1"/>
                 <w:szCs w:val="28"/>
               </w:rPr>
-              <w:t>[1]*</w:t>
-            </w:r>
+              <w:t>[</w:t>
+            </w:r>
+            <w:proofErr w:type="gramStart"/>
+            <w:r>
+              <w:rPr>
+                <w:rFonts w:cs="Times New Roman"/>
+                <w:bCs/>
+                <w:color w:val="000000" w:themeColor="text1"/>
+                <w:szCs w:val="28"/>
+              </w:rPr>
+              <w:t>1]*</w:t>
+            </w:r>
+            <w:proofErr w:type="gramEnd"/>
           </w:p>
         </w:tc>
         <w:tc>
@@ -25728,39 +26175,13 @@
         <w:jc w:val="left"/>
       </w:pPr>
       <w:r>
-        <w:t xml:space="preserve">The </w:t>
-      </w:r>
-      <w:proofErr w:type="spellStart"/>
-      <w:r>
-        <w:t>espeak</w:t>
-      </w:r>
-      <w:proofErr w:type="spellEnd"/>
-      <w:r>
-        <w:t xml:space="preserve">-ng baseline is the most methodologically sound comparison point, because the identical acoustic backend is used in both the proposed system and the baseline condition. The MOS improvement from 2.8 to 3.2 and the WER reduction from 18.7% to 12.4% represent the isolated contribution of the five-module linguistic front-end — text normalization, G2P conversion, stress assignment, prosody generation, and </w:t>
-      </w:r>
-      <w:proofErr w:type="spellStart"/>
-      <w:r>
-        <w:t>espeak</w:t>
-      </w:r>
-      <w:proofErr w:type="spellEnd"/>
-      <w:r>
-        <w:t xml:space="preserve">-ng markup construction — over raw </w:t>
-      </w:r>
-      <w:proofErr w:type="spellStart"/>
-      <w:r>
-        <w:t>espeak</w:t>
-      </w:r>
-      <w:proofErr w:type="spellEnd"/>
-      <w:r>
-        <w:t xml:space="preserve">-ng output. The baseline WER of 18.7% was established by running all 50 evaluation sentences through </w:t>
-      </w:r>
-      <w:proofErr w:type="spellStart"/>
-      <w:r>
-        <w:t>espeak</w:t>
-      </w:r>
-      <w:proofErr w:type="spellEnd"/>
-      <w:r>
-        <w:t>-ng without any front-end preprocessing and collecting listener transcriptions under the same protocol. The 6.3 percentage point reduction in WER and the 0.4 MOS point improvement are both attributable entirely to the front-end processing developed in this dissertation.</w:t>
+        <w:t xml:space="preserve">The commercial system developed by Rustamov represents the highest known performance level for dedicated Azerbaijani TTS. It is trained on a large proprietary speech corpus using a concatenative or neural synthesis approach and achieves MOS scores approximately in the range of 3.7–3.9 according to conference reports </w:t>
+      </w:r>
+      <w:r>
+        <w:t xml:space="preserve">[15]* </w:t>
+      </w:r>
+      <w:r>
+        <w:t>However, the system is not publicly accessible, its evaluation corpus and listener panel differ from those used in this study, and the evaluation protocol is not independently verifiable. Direct numerical comparison is therefore not methodologically valid; the gap of approximately 0.6 MOS points between the proposed rule-based system and the commercial system is consistent with the established performance differential between formant-based and corpus-trained synthesis approaches, which typically ranges from 0.5 to 1.0 MOS points in low-resource language evaluation studies.</w:t>
       </w:r>
     </w:p>
     <w:p>
@@ -25769,17 +26190,27 @@
         <w:jc w:val="left"/>
       </w:pPr>
       <w:r>
-        <w:t xml:space="preserve">The commercial system developed by Rustamov represents the highest known performance level for dedicated Azerbaijani TTS. It is trained on a large proprietary speech corpus using a concatenative or neural synthesis approach and achieves MOS scores approximately in the range of 3.7–3.9 according to conference reports </w:t>
-      </w:r>
-      <w:r>
-        <w:t xml:space="preserve">[15]* </w:t>
-      </w:r>
-      <w:r>
-        <w:t xml:space="preserve">However, the system is not publicly accessible, its evaluation corpus and listener panel differ from those used in this study, and the evaluation protocol is not independently verifiable. Direct numerical comparison is therefore not </w:t>
+        <w:t>The IS2AI multilingual Turkic TTS system (</w:t>
+      </w:r>
+      <w:proofErr w:type="spellStart"/>
+      <w:r>
+        <w:t>Yeshpanov</w:t>
+      </w:r>
+      <w:proofErr w:type="spellEnd"/>
+      <w:r>
+        <w:t xml:space="preserve"> et al., 2023) supports Azerbaijani as one of several Turkic target languages in a shared neural model. The </w:t>
       </w:r>
       <w:r>
         <w:lastRenderedPageBreak/>
-        <w:t>methodologically valid; the gap of approximately 0.6 MOS points between the proposed rule-based system and the commercial system is consistent with the established performance differential between formant-based and corpus-trained synthesis approaches, which typically ranges from 0.5 to 1.0 MOS points in low-resource language evaluation studies.</w:t>
+        <w:t xml:space="preserve">system's reported MOS for Azerbaijani falls approximately in the 3.3–3.6 range depending on sentence type. The proposed rule-based system achieves a comparable or slightly lower MOS to the lower end of this range while operating without any speech training data, which represents a substantial resource efficiency advantage: the IS2AI system required a curated multilingual speech corpus and significant GPU training infrastructure, whereas the proposed system requires only Python 3 and the </w:t>
+      </w:r>
+      <w:proofErr w:type="spellStart"/>
+      <w:r>
+        <w:t>espeak</w:t>
+      </w:r>
+      <w:proofErr w:type="spellEnd"/>
+      <w:r>
+        <w:t>-ng binary. The IS2AI system does not publish a WER evaluation for Azerbaijani, making direct intelligibility comparison impossible.</w:t>
       </w:r>
     </w:p>
     <w:p>
@@ -25788,35 +26219,18 @@
         <w:jc w:val="left"/>
       </w:pPr>
       <w:r>
-        <w:t>The IS2AI multilingual Turkic TTS system (</w:t>
-      </w:r>
-      <w:proofErr w:type="spellStart"/>
-      <w:r>
-        <w:t>Yeshpanov</w:t>
-      </w:r>
-      <w:proofErr w:type="spellEnd"/>
-      <w:r>
-        <w:t xml:space="preserve"> et al., 2023) supports Azerbaijani as one of several Turkic target languages in a shared neural model. The system's reported MOS for Azerbaijani falls approximately in the 3.3–3.6 range depending on sentence type. The proposed rule-based system achieves a comparable or slightly lower MOS to the lower end of this range while operating without any speech training data, which represents a substantial resource efficiency advantage: the IS2AI system required a curated multilingual speech corpus and significant GPU training infrastructure, whereas the proposed system requires only Python 3 and the </w:t>
-      </w:r>
-      <w:proofErr w:type="spellStart"/>
-      <w:r>
-        <w:t>espeak</w:t>
-      </w:r>
-      <w:proofErr w:type="spellEnd"/>
-      <w:r>
-        <w:t>-ng binary. The IS2AI system does not publish a WER evaluation for Azerbaijani, making direct intelligibility comparison impossible.</w:t>
-      </w:r>
-    </w:p>
-    <w:p>
-      <w:pPr>
-        <w:spacing w:after="200"/>
-        <w:jc w:val="left"/>
-      </w:pPr>
-      <w:r>
         <w:t xml:space="preserve">The formant synthesis system of </w:t>
       </w:r>
       <w:r>
-        <w:t xml:space="preserve">[1]* </w:t>
+        <w:t>[</w:t>
+      </w:r>
+      <w:proofErr w:type="gramStart"/>
+      <w:r>
+        <w:t>1]*</w:t>
+      </w:r>
+      <w:proofErr w:type="gramEnd"/>
+      <w:r>
+        <w:t xml:space="preserve"> </w:t>
       </w:r>
       <w:r>
         <w:t xml:space="preserve">is the earliest documented Azerbaijani TTS system in the scholarly literature. It established the phoneme inventory and basic </w:t>
@@ -25860,7 +26274,7 @@
         </w:rPr>
       </w:pPr>
       <w:r>
-        <w:t xml:space="preserve">The principal limitation that separates the proposed system from neural and concatenative systems is the performance ceiling imposed by the formant synthesis acoustic backend. The MOS ceiling for </w:t>
+        <w:t xml:space="preserve">The MOS ceiling for </w:t>
       </w:r>
       <w:proofErr w:type="spellStart"/>
       <w:r>
@@ -25868,11 +26282,15 @@
       </w:r>
       <w:proofErr w:type="spellEnd"/>
       <w:r>
-        <w:t>-ng-based systems is approximately 3.5–3.7 for well-formed linguistic input; further improvements to the rule-based front-</w:t>
-      </w:r>
-      <w:r>
-        <w:lastRenderedPageBreak/>
-        <w:t>end cannot push MOS above this ceiling because the perceived unnaturalness at MOS 3.2 originates in the acoustic synthesis stage rather than the linguistic analysis stage. This constraint is not a flaw in the system design but an inherent property of formant synthesis that is well-documented in the speech technology literature. The practical implication is that the proposed system is optimally positioned as a transparent, zero-training-data reference system rather than a final production-quality synthesizer. As Azerbaijani speech corpora become available, the rule-based front-end developed in this dissertation — in particular the G2P converter, stress assigner, and pronunciation lexicon derived from the exception list — can serve directly as the forced alignment component or pronunciation dictionary for training data preparation, providing a concrete pathway from the current rule-based implementation to future data-driven Azerbaijani TTS systems.</w:t>
+        <w:t xml:space="preserve">-ng-based systems is approximately 3.5–3.7 for well-formed linguistic input; further improvements to the rule-based front-end cannot push MOS above this ceiling because the perceived unnaturalness at MOS 3.2 originates in the acoustic synthesis stage rather than the linguistic analysis </w:t>
+      </w:r>
+      <w:proofErr w:type="gramStart"/>
+      <w:r>
+        <w:t>stage..</w:t>
+      </w:r>
+      <w:proofErr w:type="gramEnd"/>
+      <w:r>
+        <w:t xml:space="preserve"> As Azerbaijani speech corpora become available, the rule-based front-end developed in this dissertation — in particular the G2P converter, stress assigner, and pronunciation lexicon derived from the exception list — can serve directly as the forced alignment component or pronunciation dictionary for training data preparation, providing a concrete pathway from the current rule-based implementation to future data-driven Azerbaijani TTS systems.</w:t>
       </w:r>
     </w:p>
     <w:p>
@@ -25896,7 +26314,7 @@
       <w:pPr>
         <w:pStyle w:val="Heading1"/>
       </w:pPr>
-      <w:bookmarkStart w:id="38" w:name="_Toc229476130"/>
+      <w:bookmarkStart w:id="38" w:name="_Toc229477135"/>
       <w:r>
         <w:lastRenderedPageBreak/>
         <w:t>CONCLUSION</w:t>
@@ -26785,7 +27203,7 @@
         <w:lastRenderedPageBreak/>
         <w:br/>
       </w:r>
-      <w:bookmarkStart w:id="39" w:name="_Toc229476131"/>
+      <w:bookmarkStart w:id="39" w:name="_Toc229477136"/>
       <w:r>
         <w:t>REFERENCES</w:t>
       </w:r>
@@ -27005,7 +27423,27 @@
           <w:color w:val="000000" w:themeColor="text1"/>
           <w:szCs w:val="28"/>
         </w:rPr>
-        <w:t xml:space="preserve">. (2020). HiFi-GAN: Generative adversarial networks for efficient and high fidelity speech synthesis. </w:t>
+        <w:t xml:space="preserve">. (2020). HiFi-GAN: Generative adversarial networks for efficient and </w:t>
+      </w:r>
+      <w:proofErr w:type="gramStart"/>
+      <w:r>
+        <w:rPr>
+          <w:rFonts w:cs="Times New Roman"/>
+          <w:bCs/>
+          <w:color w:val="000000" w:themeColor="text1"/>
+          <w:szCs w:val="28"/>
+        </w:rPr>
+        <w:t>high fidelity</w:t>
+      </w:r>
+      <w:proofErr w:type="gramEnd"/>
+      <w:r>
+        <w:rPr>
+          <w:rFonts w:cs="Times New Roman"/>
+          <w:bCs/>
+          <w:color w:val="000000" w:themeColor="text1"/>
+          <w:szCs w:val="28"/>
+        </w:rPr>
+        <w:t xml:space="preserve"> speech synthesis. </w:t>
       </w:r>
       <w:proofErr w:type="spellStart"/>
       <w:r>
@@ -27463,7 +27901,27 @@
           <w:color w:val="000000" w:themeColor="text1"/>
           <w:szCs w:val="28"/>
         </w:rPr>
-        <w:t>&amp; Caley, R. (1998). The architecture of the Festival speech synthesis system. ESCA Workshop on Speech Synthesis, 147–151. https://www.cs.cmu.edu/~awb/papers/ESCA98_arch.pdf</w:t>
+        <w:t xml:space="preserve">&amp; Caley, R. (1998). The architecture of the </w:t>
+      </w:r>
+      <w:proofErr w:type="gramStart"/>
+      <w:r>
+        <w:rPr>
+          <w:rFonts w:cs="Times New Roman"/>
+          <w:bCs/>
+          <w:color w:val="000000" w:themeColor="text1"/>
+          <w:szCs w:val="28"/>
+        </w:rPr>
+        <w:t>Festival</w:t>
+      </w:r>
+      <w:proofErr w:type="gramEnd"/>
+      <w:r>
+        <w:rPr>
+          <w:rFonts w:cs="Times New Roman"/>
+          <w:bCs/>
+          <w:color w:val="000000" w:themeColor="text1"/>
+          <w:szCs w:val="28"/>
+        </w:rPr>
+        <w:t xml:space="preserve"> speech synthesis system. ESCA Workshop on Speech Synthesis, 147–151. https://www.cs.cmu.edu/~awb/papers/ESCA98_arch.pdf</w:t>
       </w:r>
     </w:p>
     <w:p>
@@ -27559,7 +28017,27 @@
           <w:color w:val="000000" w:themeColor="text1"/>
           <w:szCs w:val="28"/>
         </w:rPr>
-        <w:t>system for Azerbaijani language [Master's thesis, ADA University &amp; George Washington University].</w:t>
+        <w:t>system for Azerbaijani language [</w:t>
+      </w:r>
+      <w:proofErr w:type="gramStart"/>
+      <w:r>
+        <w:rPr>
+          <w:rFonts w:cs="Times New Roman"/>
+          <w:bCs/>
+          <w:color w:val="000000" w:themeColor="text1"/>
+          <w:szCs w:val="28"/>
+        </w:rPr>
+        <w:t>Master's</w:t>
+      </w:r>
+      <w:proofErr w:type="gramEnd"/>
+      <w:r>
+        <w:rPr>
+          <w:rFonts w:cs="Times New Roman"/>
+          <w:bCs/>
+          <w:color w:val="000000" w:themeColor="text1"/>
+          <w:szCs w:val="28"/>
+        </w:rPr>
+        <w:t xml:space="preserve"> thesis, ADA University &amp; George Washington University].</w:t>
       </w:r>
     </w:p>
     <w:p>
@@ -27854,240 +28332,6 @@
           <w:t>https://github.com/IS2AI/TurkicTTS</w:t>
         </w:r>
       </w:hyperlink>
-    </w:p>
-    <w:p>
-      <w:pPr>
-        <w:pStyle w:val="ListParagraph"/>
-        <w:numPr>
-          <w:ilvl w:val="0"/>
-          <w:numId w:val="18"/>
-        </w:numPr>
-        <w:spacing w:after="80"/>
-        <w:jc w:val="left"/>
-        <w:rPr>
-          <w:rFonts w:cs="Times New Roman"/>
-          <w:bCs/>
-          <w:color w:val="000000" w:themeColor="text1"/>
-          <w:szCs w:val="28"/>
-        </w:rPr>
-      </w:pPr>
-      <w:bookmarkStart w:id="64" w:name="OLE_LINK54"/>
-      <w:r>
-        <w:rPr>
-          <w:rFonts w:cs="Times New Roman"/>
-          <w:bCs/>
-          <w:color w:val="000000" w:themeColor="text1"/>
-          <w:szCs w:val="28"/>
-        </w:rPr>
-        <w:lastRenderedPageBreak/>
-        <w:t>Cambridge Core. (n.d.).</w:t>
-      </w:r>
-      <w:bookmarkEnd w:id="64"/>
-      <w:r>
-        <w:rPr>
-          <w:rFonts w:cs="Times New Roman"/>
-          <w:bCs/>
-          <w:color w:val="000000" w:themeColor="text1"/>
-          <w:szCs w:val="28"/>
-        </w:rPr>
-        <w:t xml:space="preserve"> Azerbaijani (phonetic description). Journal of the International Phonetic Association. https://www.cambridge.org/core/journals/journal-of-the-international-phonetic-association/article/azerbaijani/EC9EF0910D4B8B6C24937E5C49F59A82</w:t>
-      </w:r>
-    </w:p>
-    <w:p>
-      <w:pPr>
-        <w:pStyle w:val="ListParagraph"/>
-        <w:numPr>
-          <w:ilvl w:val="0"/>
-          <w:numId w:val="18"/>
-        </w:numPr>
-        <w:spacing w:after="80"/>
-        <w:jc w:val="left"/>
-        <w:rPr>
-          <w:rFonts w:cs="Times New Roman"/>
-          <w:bCs/>
-          <w:color w:val="000000" w:themeColor="text1"/>
-          <w:szCs w:val="28"/>
-        </w:rPr>
-      </w:pPr>
-      <w:bookmarkStart w:id="65" w:name="OLE_LINK55"/>
-      <w:r>
-        <w:rPr>
-          <w:rFonts w:cs="Times New Roman"/>
-          <w:bCs/>
-          <w:color w:val="000000" w:themeColor="text1"/>
-          <w:szCs w:val="28"/>
-        </w:rPr>
-        <w:t xml:space="preserve">Comparative analysis of </w:t>
-      </w:r>
-      <w:bookmarkEnd w:id="65"/>
-      <w:r>
-        <w:rPr>
-          <w:rFonts w:cs="Times New Roman"/>
-          <w:bCs/>
-          <w:color w:val="000000" w:themeColor="text1"/>
-          <w:szCs w:val="28"/>
-        </w:rPr>
-        <w:t>Azerbaijani and English phonetic systems. (2024). ResearchGate. https://www.researchgate.net/publication/384969855</w:t>
-      </w:r>
-    </w:p>
-    <w:p>
-      <w:pPr>
-        <w:pStyle w:val="ListParagraph"/>
-        <w:numPr>
-          <w:ilvl w:val="0"/>
-          <w:numId w:val="18"/>
-        </w:numPr>
-        <w:spacing w:after="80"/>
-        <w:jc w:val="left"/>
-        <w:rPr>
-          <w:rFonts w:cs="Times New Roman"/>
-          <w:bCs/>
-          <w:color w:val="000000" w:themeColor="text1"/>
-          <w:szCs w:val="28"/>
-        </w:rPr>
-      </w:pPr>
-      <w:bookmarkStart w:id="66" w:name="OLE_LINK58"/>
-      <w:bookmarkStart w:id="67" w:name="OLE_LINK56"/>
-      <w:r>
-        <w:rPr>
-          <w:rFonts w:cs="Times New Roman"/>
-          <w:bCs/>
-          <w:color w:val="000000" w:themeColor="text1"/>
-          <w:szCs w:val="28"/>
-        </w:rPr>
-        <w:t xml:space="preserve">Salimi, H. (n.d.). A generative </w:t>
-      </w:r>
-      <w:bookmarkEnd w:id="66"/>
-      <w:r>
-        <w:rPr>
-          <w:rFonts w:cs="Times New Roman"/>
-          <w:bCs/>
-          <w:color w:val="000000" w:themeColor="text1"/>
-          <w:szCs w:val="28"/>
-        </w:rPr>
-        <w:t xml:space="preserve">phonology </w:t>
-      </w:r>
-      <w:bookmarkEnd w:id="67"/>
-      <w:r>
-        <w:rPr>
-          <w:rFonts w:cs="Times New Roman"/>
-          <w:bCs/>
-          <w:color w:val="000000" w:themeColor="text1"/>
-          <w:szCs w:val="28"/>
-        </w:rPr>
-        <w:t>of Azerbaijani [Doctoral dissertation, University of Florida]. https://ufdcimages.uflib.ufl.edu/AA/00/05/27/76/00001/generativephonol00sali.pdf</w:t>
-      </w:r>
-    </w:p>
-    <w:p>
-      <w:pPr>
-        <w:pStyle w:val="ListParagraph"/>
-        <w:numPr>
-          <w:ilvl w:val="0"/>
-          <w:numId w:val="18"/>
-        </w:numPr>
-        <w:spacing w:after="80"/>
-        <w:jc w:val="left"/>
-        <w:rPr>
-          <w:rFonts w:cs="Times New Roman"/>
-          <w:bCs/>
-          <w:color w:val="000000" w:themeColor="text1"/>
-          <w:szCs w:val="28"/>
-        </w:rPr>
-      </w:pPr>
-      <w:bookmarkStart w:id="68" w:name="OLE_LINK57"/>
-      <w:r>
-        <w:rPr>
-          <w:rFonts w:cs="Times New Roman"/>
-          <w:bCs/>
-          <w:color w:val="000000" w:themeColor="text1"/>
-          <w:szCs w:val="28"/>
-        </w:rPr>
-        <w:t xml:space="preserve">Various authors. (2013). </w:t>
-      </w:r>
-      <w:bookmarkEnd w:id="68"/>
-      <w:r>
-        <w:rPr>
-          <w:rFonts w:cs="Times New Roman"/>
-          <w:bCs/>
-          <w:color w:val="000000" w:themeColor="text1"/>
-          <w:szCs w:val="28"/>
-        </w:rPr>
-        <w:t>Vowel harmony: A comparative study of Turkish and Azerbaijani Turkish. Procedia — Social and Behavioral Sciences. https://www.sciencedirect.com/article/pii/S1877042813001419</w:t>
-      </w:r>
-    </w:p>
-    <w:p>
-      <w:pPr>
-        <w:pStyle w:val="ListParagraph"/>
-        <w:numPr>
-          <w:ilvl w:val="0"/>
-          <w:numId w:val="18"/>
-        </w:numPr>
-        <w:spacing w:after="80"/>
-        <w:jc w:val="left"/>
-        <w:rPr>
-          <w:rFonts w:cs="Times New Roman"/>
-          <w:bCs/>
-          <w:color w:val="000000" w:themeColor="text1"/>
-          <w:szCs w:val="28"/>
-        </w:rPr>
-      </w:pPr>
-      <w:bookmarkStart w:id="69" w:name="OLE_LINK59"/>
-      <w:r>
-        <w:rPr>
-          <w:rFonts w:cs="Times New Roman"/>
-          <w:bCs/>
-          <w:color w:val="000000" w:themeColor="text1"/>
-          <w:szCs w:val="28"/>
-        </w:rPr>
-        <w:t xml:space="preserve">Various authors. (2023). Multilingual </w:t>
-      </w:r>
-      <w:bookmarkEnd w:id="69"/>
-      <w:r>
-        <w:rPr>
-          <w:rFonts w:cs="Times New Roman"/>
-          <w:bCs/>
-          <w:color w:val="000000" w:themeColor="text1"/>
-          <w:szCs w:val="28"/>
-        </w:rPr>
-        <w:t>speech recognition for Turkic languages. Information, 14(2), 74. https://www.mdpi.com/2078-2489/14/2/74</w:t>
-      </w:r>
-    </w:p>
-    <w:p>
-      <w:pPr>
-        <w:pStyle w:val="ListParagraph"/>
-        <w:numPr>
-          <w:ilvl w:val="0"/>
-          <w:numId w:val="18"/>
-        </w:numPr>
-        <w:spacing w:after="80"/>
-        <w:jc w:val="left"/>
-        <w:rPr>
-          <w:rFonts w:cs="Times New Roman"/>
-          <w:bCs/>
-          <w:color w:val="000000" w:themeColor="text1"/>
-          <w:szCs w:val="28"/>
-        </w:rPr>
-      </w:pPr>
-      <w:bookmarkStart w:id="70" w:name="OLE_LINK60"/>
-      <w:r>
-        <w:rPr>
-          <w:rFonts w:cs="Times New Roman"/>
-          <w:bCs/>
-          <w:color w:val="000000" w:themeColor="text1"/>
-          <w:szCs w:val="28"/>
-        </w:rPr>
-        <w:t xml:space="preserve">Zhang, Z. (2023). Text normalization </w:t>
-      </w:r>
-      <w:bookmarkEnd w:id="70"/>
-      <w:r>
-        <w:rPr>
-          <w:rFonts w:cs="Times New Roman"/>
-          <w:bCs/>
-          <w:color w:val="000000" w:themeColor="text1"/>
-          <w:szCs w:val="28"/>
-        </w:rPr>
-        <w:t>for text-to-speech [Thesis, Uppsala University]. https://uu.diva-portal.org/smash/get/diva2:1764605/FULLTEXT01.pdf</w:t>
-      </w:r>
     </w:p>
     <w:sectPr>
       <w:footerReference w:type="even" r:id="rId30"/>
